--- a/documentation/Documentation.docx
+++ b/documentation/Documentation.docx
@@ -397,7 +397,7 @@
                 <w:noProof/>
                 <w:webHidden/>
               </w:rPr>
-              <w:t>5</w:t>
+              <w:t>4</w:t>
             </w:r>
             <w:r>
               <w:rPr>
@@ -466,7 +466,7 @@
                 <w:noProof/>
                 <w:webHidden/>
               </w:rPr>
-              <w:t>5</w:t>
+              <w:t>4</w:t>
             </w:r>
             <w:r>
               <w:rPr>
@@ -535,7 +535,7 @@
                 <w:noProof/>
                 <w:webHidden/>
               </w:rPr>
-              <w:t>6</w:t>
+              <w:t>5</w:t>
             </w:r>
             <w:r>
               <w:rPr>
@@ -604,7 +604,7 @@
                 <w:noProof/>
                 <w:webHidden/>
               </w:rPr>
-              <w:t>7</w:t>
+              <w:t>6</w:t>
             </w:r>
             <w:r>
               <w:rPr>
@@ -673,7 +673,7 @@
                 <w:noProof/>
                 <w:webHidden/>
               </w:rPr>
-              <w:t>9</w:t>
+              <w:t>8</w:t>
             </w:r>
             <w:r>
               <w:rPr>
@@ -742,7 +742,7 @@
                 <w:noProof/>
                 <w:webHidden/>
               </w:rPr>
-              <w:t>10</w:t>
+              <w:t>9</w:t>
             </w:r>
             <w:r>
               <w:rPr>
@@ -811,7 +811,7 @@
                 <w:noProof/>
                 <w:webHidden/>
               </w:rPr>
-              <w:t>11</w:t>
+              <w:t>10</w:t>
             </w:r>
             <w:r>
               <w:rPr>
@@ -880,7 +880,7 @@
                 <w:noProof/>
                 <w:webHidden/>
               </w:rPr>
-              <w:t>12</w:t>
+              <w:t>11</w:t>
             </w:r>
             <w:r>
               <w:rPr>
@@ -949,7 +949,7 @@
                 <w:noProof/>
                 <w:webHidden/>
               </w:rPr>
-              <w:t>12</w:t>
+              <w:t>11</w:t>
             </w:r>
             <w:r>
               <w:rPr>
@@ -1018,7 +1018,7 @@
                 <w:noProof/>
                 <w:webHidden/>
               </w:rPr>
-              <w:t>13</w:t>
+              <w:t>12</w:t>
             </w:r>
             <w:r>
               <w:rPr>
@@ -1087,7 +1087,7 @@
                 <w:noProof/>
                 <w:webHidden/>
               </w:rPr>
-              <w:t>14</w:t>
+              <w:t>13</w:t>
             </w:r>
             <w:r>
               <w:rPr>
@@ -1156,7 +1156,7 @@
                 <w:noProof/>
                 <w:webHidden/>
               </w:rPr>
-              <w:t>17</w:t>
+              <w:t>16</w:t>
             </w:r>
             <w:r>
               <w:rPr>
@@ -1225,7 +1225,7 @@
                 <w:noProof/>
                 <w:webHidden/>
               </w:rPr>
-              <w:t>17</w:t>
+              <w:t>16</w:t>
             </w:r>
             <w:r>
               <w:rPr>
@@ -1294,7 +1294,7 @@
                 <w:noProof/>
                 <w:webHidden/>
               </w:rPr>
-              <w:t>17</w:t>
+              <w:t>16</w:t>
             </w:r>
             <w:r>
               <w:rPr>
@@ -1363,7 +1363,7 @@
                 <w:noProof/>
                 <w:webHidden/>
               </w:rPr>
-              <w:t>18</w:t>
+              <w:t>17</w:t>
             </w:r>
             <w:r>
               <w:rPr>
@@ -1432,7 +1432,7 @@
                 <w:noProof/>
                 <w:webHidden/>
               </w:rPr>
-              <w:t>18</w:t>
+              <w:t>17</w:t>
             </w:r>
             <w:r>
               <w:rPr>
@@ -1501,7 +1501,7 @@
                 <w:noProof/>
                 <w:webHidden/>
               </w:rPr>
-              <w:t>19</w:t>
+              <w:t>18</w:t>
             </w:r>
             <w:r>
               <w:rPr>
@@ -1570,7 +1570,7 @@
                 <w:noProof/>
                 <w:webHidden/>
               </w:rPr>
-              <w:t>20</w:t>
+              <w:t>19</w:t>
             </w:r>
             <w:r>
               <w:rPr>
@@ -1639,7 +1639,7 @@
                 <w:noProof/>
                 <w:webHidden/>
               </w:rPr>
-              <w:t>21</w:t>
+              <w:t>20</w:t>
             </w:r>
             <w:r>
               <w:rPr>
@@ -1708,7 +1708,7 @@
                 <w:noProof/>
                 <w:webHidden/>
               </w:rPr>
-              <w:t>22</w:t>
+              <w:t>21</w:t>
             </w:r>
             <w:r>
               <w:rPr>
@@ -1777,7 +1777,7 @@
                 <w:noProof/>
                 <w:webHidden/>
               </w:rPr>
-              <w:t>23</w:t>
+              <w:t>22</w:t>
             </w:r>
             <w:r>
               <w:rPr>
@@ -1846,7 +1846,7 @@
                 <w:noProof/>
                 <w:webHidden/>
               </w:rPr>
-              <w:t>23</w:t>
+              <w:t>22</w:t>
             </w:r>
             <w:r>
               <w:rPr>
@@ -1915,7 +1915,7 @@
                 <w:noProof/>
                 <w:webHidden/>
               </w:rPr>
-              <w:t>24</w:t>
+              <w:t>23</w:t>
             </w:r>
             <w:r>
               <w:rPr>
@@ -1984,7 +1984,7 @@
                 <w:noProof/>
                 <w:webHidden/>
               </w:rPr>
-              <w:t>25</w:t>
+              <w:t>24</w:t>
             </w:r>
             <w:r>
               <w:rPr>
@@ -2053,7 +2053,7 @@
                 <w:noProof/>
                 <w:webHidden/>
               </w:rPr>
-              <w:t>27</w:t>
+              <w:t>26</w:t>
             </w:r>
             <w:r>
               <w:rPr>
@@ -2103,7 +2103,10 @@
       </w:pPr>
       <w:r>
         <w:lastRenderedPageBreak/>
-        <w:t>Table of Figures</w:t>
+        <w:t>List</w:t>
+      </w:r>
+      <w:r>
+        <w:t xml:space="preserve"> of Figures</w:t>
       </w:r>
     </w:p>
     <w:p>
@@ -3349,6 +3352,437 @@
     </w:p>
     <w:p>
       <w:pPr>
+        <w:pStyle w:val="TOCHeading"/>
+      </w:pPr>
+      <w:r>
+        <w:rPr>
+          <w:rFonts w:ascii="Times New Roman" w:hAnsi="Times New Roman" w:cs="Times New Roman"/>
+          <w:b/>
+          <w:bCs/>
+        </w:rPr>
+        <w:lastRenderedPageBreak/>
+        <w:fldChar w:fldCharType="end"/>
+      </w:r>
+      <w:bookmarkStart w:id="4" w:name="_Toc197577455"/>
+      <w:r>
+        <w:t xml:space="preserve"> </w:t>
+      </w:r>
+      <w:r>
+        <w:t>List of Tables</w:t>
+      </w:r>
+      <w:r>
+        <w:rPr>
+          <w:rFonts w:ascii="Times New Roman" w:hAnsi="Times New Roman" w:cs="Times New Roman"/>
+          <w:b/>
+          <w:bCs/>
+        </w:rPr>
+        <w:fldChar w:fldCharType="begin"/>
+      </w:r>
+      <w:r>
+        <w:rPr>
+          <w:rFonts w:ascii="Times New Roman" w:hAnsi="Times New Roman" w:cs="Times New Roman"/>
+          <w:b/>
+          <w:bCs/>
+        </w:rPr>
+        <w:instrText xml:space="preserve"> TOC \h \z \c "Table" </w:instrText>
+      </w:r>
+      <w:r>
+        <w:rPr>
+          <w:rFonts w:ascii="Times New Roman" w:hAnsi="Times New Roman" w:cs="Times New Roman"/>
+          <w:b/>
+          <w:bCs/>
+        </w:rPr>
+        <w:fldChar w:fldCharType="separate"/>
+      </w:r>
+    </w:p>
+    <w:p>
+      <w:pPr>
+        <w:pStyle w:val="TableofFigures"/>
+        <w:tabs>
+          <w:tab w:val="right" w:leader="dot" w:pos="9396"/>
+        </w:tabs>
+        <w:spacing w:line="480" w:lineRule="auto"/>
+        <w:rPr>
+          <w:rFonts w:eastAsiaTheme="minorEastAsia"/>
+          <w:smallCaps w:val="0"/>
+          <w:noProof/>
+          <w:sz w:val="24"/>
+          <w:szCs w:val="24"/>
+        </w:rPr>
+      </w:pPr>
+      <w:hyperlink w:anchor="_Toc197578573" w:history="1">
+        <w:r>
+          <w:rPr>
+            <w:rStyle w:val="Hyperlink"/>
+            <w:rFonts w:ascii="Times New Roman" w:hAnsi="Times New Roman" w:cs="Times New Roman"/>
+            <w:noProof/>
+          </w:rPr>
+          <w:t>Table 1:  Table describing the reason for selection of the t</w:t>
+        </w:r>
+        <w:r>
+          <w:rPr>
+            <w:rStyle w:val="Hyperlink"/>
+            <w:rFonts w:ascii="Times New Roman" w:hAnsi="Times New Roman" w:cs="Times New Roman"/>
+            <w:noProof/>
+          </w:rPr>
+          <w:t>e</w:t>
+        </w:r>
+        <w:r>
+          <w:rPr>
+            <w:rStyle w:val="Hyperlink"/>
+            <w:rFonts w:ascii="Times New Roman" w:hAnsi="Times New Roman" w:cs="Times New Roman"/>
+            <w:noProof/>
+          </w:rPr>
+          <w:t>chniques and parameters for the</w:t>
+        </w:r>
+        <w:r>
+          <w:rPr>
+            <w:noProof/>
+            <w:webHidden/>
+          </w:rPr>
+          <w:tab/>
+        </w:r>
+        <w:r>
+          <w:rPr>
+            <w:noProof/>
+            <w:webHidden/>
+          </w:rPr>
+          <w:fldChar w:fldCharType="begin"/>
+        </w:r>
+        <w:r>
+          <w:rPr>
+            <w:noProof/>
+            <w:webHidden/>
+          </w:rPr>
+          <w:instrText xml:space="preserve"> PAGEREF _Toc197578573 \h </w:instrText>
+        </w:r>
+        <w:r>
+          <w:rPr>
+            <w:noProof/>
+            <w:webHidden/>
+          </w:rPr>
+        </w:r>
+        <w:r>
+          <w:rPr>
+            <w:noProof/>
+            <w:webHidden/>
+          </w:rPr>
+          <w:fldChar w:fldCharType="separate"/>
+        </w:r>
+        <w:r>
+          <w:rPr>
+            <w:noProof/>
+            <w:webHidden/>
+          </w:rPr>
+          <w:t>8</w:t>
+        </w:r>
+        <w:r>
+          <w:rPr>
+            <w:noProof/>
+            <w:webHidden/>
+          </w:rPr>
+          <w:fldChar w:fldCharType="end"/>
+        </w:r>
+      </w:hyperlink>
+    </w:p>
+    <w:p>
+      <w:pPr>
+        <w:pStyle w:val="TableofFigures"/>
+        <w:tabs>
+          <w:tab w:val="right" w:leader="dot" w:pos="9396"/>
+        </w:tabs>
+        <w:spacing w:line="480" w:lineRule="auto"/>
+        <w:rPr>
+          <w:rFonts w:eastAsiaTheme="minorEastAsia"/>
+          <w:smallCaps w:val="0"/>
+          <w:noProof/>
+          <w:sz w:val="24"/>
+          <w:szCs w:val="24"/>
+        </w:rPr>
+      </w:pPr>
+      <w:hyperlink w:anchor="_Toc197578574" w:history="1">
+        <w:r>
+          <w:rPr>
+            <w:rStyle w:val="Hyperlink"/>
+            <w:rFonts w:ascii="Times New Roman" w:hAnsi="Times New Roman" w:cs="Times New Roman"/>
+            <w:noProof/>
+          </w:rPr>
+          <w:t>Table 2: Summary of Image dataset statistics before and after augmentation</w:t>
+        </w:r>
+        <w:r>
+          <w:rPr>
+            <w:noProof/>
+            <w:webHidden/>
+          </w:rPr>
+          <w:tab/>
+        </w:r>
+        <w:r>
+          <w:rPr>
+            <w:noProof/>
+            <w:webHidden/>
+          </w:rPr>
+          <w:fldChar w:fldCharType="begin"/>
+        </w:r>
+        <w:r>
+          <w:rPr>
+            <w:noProof/>
+            <w:webHidden/>
+          </w:rPr>
+          <w:instrText xml:space="preserve"> PAGEREF _Toc197578574 \h </w:instrText>
+        </w:r>
+        <w:r>
+          <w:rPr>
+            <w:noProof/>
+            <w:webHidden/>
+          </w:rPr>
+        </w:r>
+        <w:r>
+          <w:rPr>
+            <w:noProof/>
+            <w:webHidden/>
+          </w:rPr>
+          <w:fldChar w:fldCharType="separate"/>
+        </w:r>
+        <w:r>
+          <w:rPr>
+            <w:noProof/>
+            <w:webHidden/>
+          </w:rPr>
+          <w:t>9</w:t>
+        </w:r>
+        <w:r>
+          <w:rPr>
+            <w:noProof/>
+            <w:webHidden/>
+          </w:rPr>
+          <w:fldChar w:fldCharType="end"/>
+        </w:r>
+      </w:hyperlink>
+    </w:p>
+    <w:p>
+      <w:pPr>
+        <w:pStyle w:val="TableofFigures"/>
+        <w:tabs>
+          <w:tab w:val="right" w:leader="dot" w:pos="9396"/>
+        </w:tabs>
+        <w:spacing w:line="480" w:lineRule="auto"/>
+        <w:rPr>
+          <w:rFonts w:eastAsiaTheme="minorEastAsia"/>
+          <w:smallCaps w:val="0"/>
+          <w:noProof/>
+          <w:sz w:val="24"/>
+          <w:szCs w:val="24"/>
+        </w:rPr>
+      </w:pPr>
+      <w:hyperlink w:anchor="_Toc197578575" w:history="1">
+        <w:r>
+          <w:rPr>
+            <w:rStyle w:val="Hyperlink"/>
+            <w:rFonts w:ascii="Times New Roman" w:hAnsi="Times New Roman" w:cs="Times New Roman"/>
+            <w:noProof/>
+          </w:rPr>
+          <w:t>Table 3:Table illustrating feature size transformation in all 4 residual layers of Resnet-50.</w:t>
+        </w:r>
+        <w:r>
+          <w:rPr>
+            <w:noProof/>
+            <w:webHidden/>
+          </w:rPr>
+          <w:tab/>
+        </w:r>
+        <w:r>
+          <w:rPr>
+            <w:noProof/>
+            <w:webHidden/>
+          </w:rPr>
+          <w:fldChar w:fldCharType="begin"/>
+        </w:r>
+        <w:r>
+          <w:rPr>
+            <w:noProof/>
+            <w:webHidden/>
+          </w:rPr>
+          <w:instrText xml:space="preserve"> PAGEREF _Toc197578575 \h </w:instrText>
+        </w:r>
+        <w:r>
+          <w:rPr>
+            <w:noProof/>
+            <w:webHidden/>
+          </w:rPr>
+        </w:r>
+        <w:r>
+          <w:rPr>
+            <w:noProof/>
+            <w:webHidden/>
+          </w:rPr>
+          <w:fldChar w:fldCharType="separate"/>
+        </w:r>
+        <w:r>
+          <w:rPr>
+            <w:noProof/>
+            <w:webHidden/>
+          </w:rPr>
+          <w:t>15</w:t>
+        </w:r>
+        <w:r>
+          <w:rPr>
+            <w:noProof/>
+            <w:webHidden/>
+          </w:rPr>
+          <w:fldChar w:fldCharType="end"/>
+        </w:r>
+      </w:hyperlink>
+    </w:p>
+    <w:p>
+      <w:pPr>
+        <w:pStyle w:val="TableofFigures"/>
+        <w:tabs>
+          <w:tab w:val="right" w:leader="dot" w:pos="9396"/>
+        </w:tabs>
+        <w:spacing w:line="480" w:lineRule="auto"/>
+        <w:rPr>
+          <w:rFonts w:eastAsiaTheme="minorEastAsia"/>
+          <w:smallCaps w:val="0"/>
+          <w:noProof/>
+          <w:sz w:val="24"/>
+          <w:szCs w:val="24"/>
+        </w:rPr>
+      </w:pPr>
+      <w:hyperlink w:anchor="_Toc197578576" w:history="1">
+        <w:r>
+          <w:rPr>
+            <w:rStyle w:val="Hyperlink"/>
+            <w:rFonts w:ascii="Times New Roman" w:hAnsi="Times New Roman" w:cs="Times New Roman"/>
+            <w:noProof/>
+          </w:rPr>
+          <w:t>Table 4: Considered parameters for hyperparameter tuning.</w:t>
+        </w:r>
+        <w:r>
+          <w:rPr>
+            <w:noProof/>
+            <w:webHidden/>
+          </w:rPr>
+          <w:tab/>
+        </w:r>
+        <w:r>
+          <w:rPr>
+            <w:noProof/>
+            <w:webHidden/>
+          </w:rPr>
+          <w:fldChar w:fldCharType="begin"/>
+        </w:r>
+        <w:r>
+          <w:rPr>
+            <w:noProof/>
+            <w:webHidden/>
+          </w:rPr>
+          <w:instrText xml:space="preserve"> PAGEREF _Toc197578576 \h </w:instrText>
+        </w:r>
+        <w:r>
+          <w:rPr>
+            <w:noProof/>
+            <w:webHidden/>
+          </w:rPr>
+        </w:r>
+        <w:r>
+          <w:rPr>
+            <w:noProof/>
+            <w:webHidden/>
+          </w:rPr>
+          <w:fldChar w:fldCharType="separate"/>
+        </w:r>
+        <w:r>
+          <w:rPr>
+            <w:noProof/>
+            <w:webHidden/>
+          </w:rPr>
+          <w:t>20</w:t>
+        </w:r>
+        <w:r>
+          <w:rPr>
+            <w:noProof/>
+            <w:webHidden/>
+          </w:rPr>
+          <w:fldChar w:fldCharType="end"/>
+        </w:r>
+      </w:hyperlink>
+    </w:p>
+    <w:p>
+      <w:pPr>
+        <w:pStyle w:val="TableofFigures"/>
+        <w:tabs>
+          <w:tab w:val="right" w:leader="dot" w:pos="9396"/>
+        </w:tabs>
+        <w:spacing w:line="480" w:lineRule="auto"/>
+        <w:rPr>
+          <w:rFonts w:eastAsiaTheme="minorEastAsia"/>
+          <w:smallCaps w:val="0"/>
+          <w:noProof/>
+          <w:sz w:val="24"/>
+          <w:szCs w:val="24"/>
+        </w:rPr>
+      </w:pPr>
+      <w:hyperlink w:anchor="_Toc197578577" w:history="1">
+        <w:r>
+          <w:rPr>
+            <w:rStyle w:val="Hyperlink"/>
+            <w:rFonts w:ascii="Times New Roman" w:hAnsi="Times New Roman" w:cs="Times New Roman"/>
+            <w:noProof/>
+          </w:rPr>
+          <w:t>Table 5: Overview of the average validation accuracy and average loss during hyperparameter tuning for all 16 combinations.</w:t>
+        </w:r>
+        <w:r>
+          <w:rPr>
+            <w:noProof/>
+            <w:webHidden/>
+          </w:rPr>
+          <w:tab/>
+        </w:r>
+        <w:r>
+          <w:rPr>
+            <w:noProof/>
+            <w:webHidden/>
+          </w:rPr>
+          <w:fldChar w:fldCharType="begin"/>
+        </w:r>
+        <w:r>
+          <w:rPr>
+            <w:noProof/>
+            <w:webHidden/>
+          </w:rPr>
+          <w:instrText xml:space="preserve"> PAGEREF _Toc197578577 \h </w:instrText>
+        </w:r>
+        <w:r>
+          <w:rPr>
+            <w:noProof/>
+            <w:webHidden/>
+          </w:rPr>
+        </w:r>
+        <w:r>
+          <w:rPr>
+            <w:noProof/>
+            <w:webHidden/>
+          </w:rPr>
+          <w:fldChar w:fldCharType="separate"/>
+        </w:r>
+        <w:r>
+          <w:rPr>
+            <w:noProof/>
+            <w:webHidden/>
+          </w:rPr>
+          <w:t>24</w:t>
+        </w:r>
+        <w:r>
+          <w:rPr>
+            <w:noProof/>
+            <w:webHidden/>
+          </w:rPr>
+          <w:fldChar w:fldCharType="end"/>
+        </w:r>
+      </w:hyperlink>
+    </w:p>
+    <w:p>
+      <w:pPr>
         <w:pStyle w:val="Heading1"/>
         <w:spacing w:line="480" w:lineRule="auto"/>
         <w:rPr>
@@ -3366,8 +3800,118 @@
         <w:lastRenderedPageBreak/>
         <w:fldChar w:fldCharType="end"/>
       </w:r>
-      <w:bookmarkStart w:id="4" w:name="_Toc197577455"/>
-      <w:r>
+    </w:p>
+    <w:p>
+      <w:pPr>
+        <w:pStyle w:val="Heading1"/>
+        <w:spacing w:line="480" w:lineRule="auto"/>
+        <w:rPr>
+          <w:rFonts w:ascii="Times New Roman" w:hAnsi="Times New Roman" w:cs="Times New Roman"/>
+          <w:b/>
+          <w:bCs/>
+        </w:rPr>
+      </w:pPr>
+    </w:p>
+    <w:p>
+      <w:pPr>
+        <w:pStyle w:val="Heading1"/>
+        <w:spacing w:line="480" w:lineRule="auto"/>
+        <w:rPr>
+          <w:rFonts w:ascii="Times New Roman" w:hAnsi="Times New Roman" w:cs="Times New Roman"/>
+          <w:b/>
+          <w:bCs/>
+        </w:rPr>
+      </w:pPr>
+    </w:p>
+    <w:p>
+      <w:pPr>
+        <w:pStyle w:val="Heading1"/>
+        <w:spacing w:line="480" w:lineRule="auto"/>
+        <w:rPr>
+          <w:rFonts w:ascii="Times New Roman" w:hAnsi="Times New Roman" w:cs="Times New Roman"/>
+          <w:b/>
+          <w:bCs/>
+        </w:rPr>
+      </w:pPr>
+    </w:p>
+    <w:p>
+      <w:pPr>
+        <w:pStyle w:val="Heading1"/>
+        <w:spacing w:line="480" w:lineRule="auto"/>
+        <w:rPr>
+          <w:rFonts w:ascii="Times New Roman" w:hAnsi="Times New Roman" w:cs="Times New Roman"/>
+          <w:b/>
+          <w:bCs/>
+        </w:rPr>
+      </w:pPr>
+    </w:p>
+    <w:p>
+      <w:pPr>
+        <w:pStyle w:val="Heading1"/>
+        <w:spacing w:line="480" w:lineRule="auto"/>
+        <w:rPr>
+          <w:rFonts w:ascii="Times New Roman" w:hAnsi="Times New Roman" w:cs="Times New Roman"/>
+          <w:b/>
+          <w:bCs/>
+        </w:rPr>
+      </w:pPr>
+    </w:p>
+    <w:p>
+      <w:pPr>
+        <w:pStyle w:val="Heading1"/>
+        <w:spacing w:line="480" w:lineRule="auto"/>
+        <w:rPr>
+          <w:rFonts w:ascii="Times New Roman" w:hAnsi="Times New Roman" w:cs="Times New Roman"/>
+          <w:b/>
+          <w:bCs/>
+        </w:rPr>
+      </w:pPr>
+    </w:p>
+    <w:p>
+      <w:pPr>
+        <w:pStyle w:val="Heading1"/>
+        <w:spacing w:line="480" w:lineRule="auto"/>
+        <w:rPr>
+          <w:rFonts w:ascii="Times New Roman" w:hAnsi="Times New Roman" w:cs="Times New Roman"/>
+          <w:b/>
+          <w:bCs/>
+        </w:rPr>
+      </w:pPr>
+    </w:p>
+    <w:p>
+      <w:pPr>
+        <w:pStyle w:val="Heading1"/>
+        <w:spacing w:line="480" w:lineRule="auto"/>
+        <w:rPr>
+          <w:rFonts w:ascii="Times New Roman" w:hAnsi="Times New Roman" w:cs="Times New Roman"/>
+          <w:b/>
+          <w:bCs/>
+        </w:rPr>
+      </w:pPr>
+    </w:p>
+    <w:p>
+      <w:pPr>
+        <w:pStyle w:val="Heading1"/>
+        <w:spacing w:line="480" w:lineRule="auto"/>
+        <w:rPr>
+          <w:rFonts w:ascii="Times New Roman" w:hAnsi="Times New Roman" w:cs="Times New Roman"/>
+          <w:b/>
+          <w:bCs/>
+        </w:rPr>
+      </w:pPr>
+    </w:p>
+    <w:p>
+      <w:pPr>
+        <w:pStyle w:val="Heading1"/>
+        <w:spacing w:line="480" w:lineRule="auto"/>
+        <w:rPr>
+          <w:rFonts w:ascii="Times New Roman" w:hAnsi="Times New Roman" w:cs="Times New Roman"/>
+          <w:b/>
+          <w:bCs/>
+        </w:rPr>
+      </w:pPr>
+      <w:r>
+        <w:lastRenderedPageBreak/>
         <w:t xml:space="preserve">1. </w:t>
       </w:r>
       <w:r>
@@ -3377,7 +3921,6 @@
     </w:p>
     <w:p>
       <w:pPr>
-        <w:ind w:left="360"/>
         <w:jc w:val="both"/>
         <w:rPr>
           <w:rFonts w:ascii="Times New Roman" w:hAnsi="Times New Roman" w:cs="Times New Roman"/>
@@ -3463,21 +4006,7 @@
         <w:rPr>
           <w:rFonts w:ascii="Times New Roman" w:hAnsi="Times New Roman" w:cs="Times New Roman"/>
         </w:rPr>
-        <w:t xml:space="preserve"> supporting the principles of independent and identically distributed (</w:t>
-      </w:r>
-      <w:proofErr w:type="spellStart"/>
-      <w:r>
-        <w:rPr>
-          <w:rFonts w:ascii="Times New Roman" w:hAnsi="Times New Roman" w:cs="Times New Roman"/>
-        </w:rPr>
-        <w:t>i.i.d.</w:t>
-      </w:r>
-      <w:proofErr w:type="spellEnd"/>
-      <w:r>
-        <w:rPr>
-          <w:rFonts w:ascii="Times New Roman" w:hAnsi="Times New Roman" w:cs="Times New Roman"/>
-        </w:rPr>
-        <w:t>)  data for robust model training and evaluation in machine learning.</w:t>
+        <w:t xml:space="preserve"> supporting the principles of independent and identically distributed (i.i.d.)  data for robust model training and evaluation in machine learning.</w:t>
       </w:r>
     </w:p>
     <w:p>
@@ -3837,38 +4366,26 @@
     </w:p>
     <w:p>
       <w:pPr>
-        <w:ind w:firstLine="360"/>
         <w:rPr>
           <w:rFonts w:ascii="Times New Roman" w:hAnsi="Times New Roman" w:cs="Times New Roman"/>
           <w:b/>
           <w:bCs/>
         </w:rPr>
       </w:pPr>
-    </w:p>
-    <w:p>
-      <w:pPr>
-        <w:ind w:firstLine="360"/>
-        <w:rPr>
-          <w:rFonts w:ascii="Times New Roman" w:hAnsi="Times New Roman" w:cs="Times New Roman"/>
-          <w:b/>
-          <w:bCs/>
-        </w:rPr>
-      </w:pPr>
       <w:r>
         <w:rPr>
           <w:noProof/>
         </w:rPr>
-        <w:lastRenderedPageBreak/>
         <mc:AlternateContent>
           <mc:Choice Requires="wps">
             <w:drawing>
-              <wp:anchor distT="0" distB="0" distL="114300" distR="114300" simplePos="0" relativeHeight="251698176" behindDoc="1" locked="0" layoutInCell="1" allowOverlap="1" wp14:anchorId="65EABDA8" wp14:editId="7A441178">
+              <wp:anchor distT="0" distB="0" distL="114300" distR="114300" simplePos="0" relativeHeight="251698176" behindDoc="1" locked="0" layoutInCell="1" allowOverlap="1" wp14:anchorId="65EABDA8" wp14:editId="4BA0B99B">
                 <wp:simplePos x="0" y="0"/>
                 <wp:positionH relativeFrom="margin">
-                  <wp:posOffset>848687</wp:posOffset>
+                  <wp:posOffset>1024206</wp:posOffset>
                 </wp:positionH>
                 <wp:positionV relativeFrom="paragraph">
-                  <wp:posOffset>2921</wp:posOffset>
+                  <wp:posOffset>295031</wp:posOffset>
                 </wp:positionV>
                 <wp:extent cx="4654550" cy="635"/>
                 <wp:effectExtent l="0" t="0" r="0" b="0"/>
@@ -3962,7 +4479,7 @@
                 <v:stroke joinstyle="miter"/>
                 <v:path gradientshapeok="t" o:connecttype="rect"/>
               </v:shapetype>
-              <v:shape id="Text Box 1" o:spid="_x0000_s1026" type="#_x0000_t202" style="position:absolute;left:0;text-align:left;margin-left:66.85pt;margin-top:.25pt;width:366.5pt;height:.05pt;z-index:-251618304;visibility:visible;mso-wrap-style:square;mso-wrap-distance-left:9pt;mso-wrap-distance-top:0;mso-wrap-distance-right:9pt;mso-wrap-distance-bottom:0;mso-position-horizontal:absolute;mso-position-horizontal-relative:margin;mso-position-vertical:absolute;mso-position-vertical-relative:text;v-text-anchor:top" o:gfxdata="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" stroked="f">
+              <v:shape id="Text Box 1" o:spid="_x0000_s1026" type="#_x0000_t202" style="position:absolute;margin-left:80.65pt;margin-top:23.25pt;width:366.5pt;height:.05pt;z-index:-251618304;visibility:visible;mso-wrap-style:square;mso-wrap-distance-left:9pt;mso-wrap-distance-top:0;mso-wrap-distance-right:9pt;mso-wrap-distance-bottom:0;mso-position-horizontal:absolute;mso-position-horizontal-relative:margin;mso-position-vertical:absolute;mso-position-vertical-relative:text;v-text-anchor:top" o:gfxdata="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" stroked="f">
                 <v:textbox style="mso-fit-shape-to-text:t" inset="0,0,0,0">
                   <w:txbxContent>
                     <w:p>
@@ -4026,6 +4543,7 @@
       </w:pPr>
       <w:bookmarkStart w:id="10" w:name="_Toc197577457"/>
       <w:r>
+        <w:lastRenderedPageBreak/>
         <w:t xml:space="preserve">1.2 </w:t>
       </w:r>
       <w:r>
@@ -4502,21 +5020,7 @@
         <w:rPr>
           <w:rFonts w:ascii="Times New Roman" w:hAnsi="Times New Roman" w:cs="Times New Roman"/>
         </w:rPr>
-        <w:t xml:space="preserve">would improve the generalization of the model. </w:t>
-      </w:r>
-      <w:proofErr w:type="spellStart"/>
-      <w:r>
-        <w:rPr>
-          <w:rFonts w:ascii="Times New Roman" w:hAnsi="Times New Roman" w:cs="Times New Roman"/>
-        </w:rPr>
-        <w:t>Inorder</w:t>
-      </w:r>
-      <w:proofErr w:type="spellEnd"/>
-      <w:r>
-        <w:rPr>
-          <w:rFonts w:ascii="Times New Roman" w:hAnsi="Times New Roman" w:cs="Times New Roman"/>
-        </w:rPr>
-        <w:t xml:space="preserve"> to introduce randomness, various techniques are considered and applied in each class</w:t>
+        <w:t>would improve the generalization of the model. Inorder to introduce randomness, various techniques are considered and applied in each class</w:t>
       </w:r>
       <w:r>
         <w:rPr>
@@ -5202,14 +5706,12 @@
                 <w:rFonts w:ascii="Times New Roman" w:hAnsi="Times New Roman" w:cs="Times New Roman"/>
               </w:rPr>
             </w:pPr>
-            <w:proofErr w:type="spellStart"/>
             <w:r>
               <w:rPr>
                 <w:rFonts w:ascii="Times New Roman" w:hAnsi="Times New Roman" w:cs="Times New Roman"/>
               </w:rPr>
               <w:t>ToTensor</w:t>
             </w:r>
-            <w:proofErr w:type="spellEnd"/>
           </w:p>
         </w:tc>
         <w:tc>
@@ -5267,16 +5769,8 @@
               <w:rPr>
                 <w:rFonts w:ascii="Times New Roman" w:hAnsi="Times New Roman" w:cs="Times New Roman"/>
               </w:rPr>
-              <w:t xml:space="preserve"> with </w:t>
-            </w:r>
-            <w:proofErr w:type="spellStart"/>
-            <w:r>
-              <w:rPr>
-                <w:rFonts w:ascii="Times New Roman" w:hAnsi="Times New Roman" w:cs="Times New Roman"/>
-              </w:rPr>
-              <w:t>PyTorch</w:t>
-            </w:r>
-            <w:proofErr w:type="spellEnd"/>
+              <w:t xml:space="preserve"> with PyTorch</w:t>
+            </w:r>
           </w:p>
         </w:tc>
       </w:tr>
@@ -5300,6 +5794,7 @@
           <w:szCs w:val="24"/>
         </w:rPr>
       </w:pPr>
+      <w:bookmarkStart w:id="12" w:name="_Toc197578573"/>
       <w:r>
         <w:rPr>
           <w:rFonts w:ascii="Times New Roman" w:hAnsi="Times New Roman" w:cs="Times New Roman"/>
@@ -5389,6 +5884,7 @@
         </w:rPr>
         <w:t xml:space="preserve"> the</w:t>
       </w:r>
+      <w:bookmarkEnd w:id="12"/>
       <w:r>
         <w:rPr>
           <w:rFonts w:ascii="Times New Roman" w:hAnsi="Times New Roman" w:cs="Times New Roman"/>
@@ -5439,7 +5935,7 @@
       <w:pPr>
         <w:pStyle w:val="Heading2"/>
       </w:pPr>
-      <w:bookmarkStart w:id="12" w:name="_Toc197577458"/>
+      <w:bookmarkStart w:id="13" w:name="_Toc197577458"/>
       <w:r>
         <w:t>1.3 Dataflow</w:t>
       </w:r>
@@ -5452,7 +5948,7 @@
       <w:r>
         <w:t>Learning</w:t>
       </w:r>
-      <w:bookmarkEnd w:id="12"/>
+      <w:bookmarkEnd w:id="13"/>
     </w:p>
     <w:p>
       <w:pPr>
@@ -5465,21 +5961,7 @@
         <w:rPr>
           <w:rFonts w:ascii="Times New Roman" w:hAnsi="Times New Roman" w:cs="Times New Roman"/>
         </w:rPr>
-        <w:t xml:space="preserve">The augmentation was performed by </w:t>
-      </w:r>
-      <w:proofErr w:type="spellStart"/>
-      <w:r>
-        <w:rPr>
-          <w:rFonts w:ascii="Times New Roman" w:hAnsi="Times New Roman" w:cs="Times New Roman"/>
-        </w:rPr>
-        <w:t>ImageTransformer</w:t>
-      </w:r>
-      <w:proofErr w:type="spellEnd"/>
-      <w:r>
-        <w:rPr>
-          <w:rFonts w:ascii="Times New Roman" w:hAnsi="Times New Roman" w:cs="Times New Roman"/>
-        </w:rPr>
-        <w:t xml:space="preserve"> class primarily designed to transform (rotations, flip, color </w:t>
+        <w:t xml:space="preserve">The augmentation was performed by ImageTransformer class primarily designed to transform (rotations, flip, color </w:t>
       </w:r>
       <w:r>
         <w:rPr>
@@ -5521,21 +6003,7 @@
         <w:rPr>
           <w:rFonts w:ascii="Times New Roman" w:hAnsi="Times New Roman" w:cs="Times New Roman"/>
         </w:rPr>
-        <w:t xml:space="preserve"> a batch in the </w:t>
-      </w:r>
-      <w:proofErr w:type="spellStart"/>
-      <w:r>
-        <w:rPr>
-          <w:rFonts w:ascii="Times New Roman" w:hAnsi="Times New Roman" w:cs="Times New Roman"/>
-        </w:rPr>
-        <w:t>ImageTransformer</w:t>
-      </w:r>
-      <w:proofErr w:type="spellEnd"/>
-      <w:r>
-        <w:rPr>
-          <w:rFonts w:ascii="Times New Roman" w:hAnsi="Times New Roman" w:cs="Times New Roman"/>
-        </w:rPr>
-        <w:t xml:space="preserve">, rather than loading all the 3,804 images at once, which </w:t>
+        <w:t xml:space="preserve"> a batch in the ImageTransformer, rather than loading all the 3,804 images at once, which </w:t>
       </w:r>
       <w:r>
         <w:rPr>
@@ -5565,58 +6033,44 @@
         <w:rPr>
           <w:rFonts w:ascii="Times New Roman" w:hAnsi="Times New Roman" w:cs="Times New Roman"/>
         </w:rPr>
+        <w:t xml:space="preserve"> ImageTransformer read</w:t>
+      </w:r>
+      <w:r>
+        <w:rPr>
+          <w:rFonts w:ascii="Times New Roman" w:hAnsi="Times New Roman" w:cs="Times New Roman"/>
+        </w:rPr>
+        <w:t xml:space="preserve">s </w:t>
+      </w:r>
+      <w:r>
+        <w:rPr>
+          <w:rFonts w:ascii="Times New Roman" w:hAnsi="Times New Roman" w:cs="Times New Roman"/>
+        </w:rPr>
+        <w:t>all-image paths and the respective class indices</w:t>
+      </w:r>
+      <w:r>
+        <w:rPr>
+          <w:rFonts w:ascii="Times New Roman" w:hAnsi="Times New Roman" w:cs="Times New Roman"/>
+        </w:rPr>
+        <w:t xml:space="preserve"> as a tuple and saves the indices of the tuple, </w:t>
+      </w:r>
+      <w:r>
+        <w:rPr>
+          <w:rFonts w:ascii="Times New Roman" w:hAnsi="Times New Roman" w:cs="Times New Roman"/>
+        </w:rPr>
+        <w:t xml:space="preserve">as soon as </w:t>
+      </w:r>
+      <w:r>
+        <w:rPr>
+          <w:rFonts w:ascii="Times New Roman" w:hAnsi="Times New Roman" w:cs="Times New Roman"/>
+        </w:rPr>
+        <w:t>it’s</w:t>
+      </w:r>
+      <w:r>
+        <w:rPr>
+          <w:rFonts w:ascii="Times New Roman" w:hAnsi="Times New Roman" w:cs="Times New Roman"/>
+        </w:rPr>
         <w:t xml:space="preserve"> </w:t>
       </w:r>
-      <w:proofErr w:type="spellStart"/>
-      <w:r>
-        <w:rPr>
-          <w:rFonts w:ascii="Times New Roman" w:hAnsi="Times New Roman" w:cs="Times New Roman"/>
-        </w:rPr>
-        <w:t>ImageTransformer</w:t>
-      </w:r>
-      <w:proofErr w:type="spellEnd"/>
-      <w:r>
-        <w:rPr>
-          <w:rFonts w:ascii="Times New Roman" w:hAnsi="Times New Roman" w:cs="Times New Roman"/>
-        </w:rPr>
-        <w:t xml:space="preserve"> read</w:t>
-      </w:r>
-      <w:r>
-        <w:rPr>
-          <w:rFonts w:ascii="Times New Roman" w:hAnsi="Times New Roman" w:cs="Times New Roman"/>
-        </w:rPr>
-        <w:t xml:space="preserve">s </w:t>
-      </w:r>
-      <w:r>
-        <w:rPr>
-          <w:rFonts w:ascii="Times New Roman" w:hAnsi="Times New Roman" w:cs="Times New Roman"/>
-        </w:rPr>
-        <w:t>all-image paths and the respective class indices</w:t>
-      </w:r>
-      <w:r>
-        <w:rPr>
-          <w:rFonts w:ascii="Times New Roman" w:hAnsi="Times New Roman" w:cs="Times New Roman"/>
-        </w:rPr>
-        <w:t xml:space="preserve"> as a tuple and saves the indices of the tuple, </w:t>
-      </w:r>
-      <w:r>
-        <w:rPr>
-          <w:rFonts w:ascii="Times New Roman" w:hAnsi="Times New Roman" w:cs="Times New Roman"/>
-        </w:rPr>
-        <w:t xml:space="preserve">as soon as </w:t>
-      </w:r>
-      <w:r>
-        <w:rPr>
-          <w:rFonts w:ascii="Times New Roman" w:hAnsi="Times New Roman" w:cs="Times New Roman"/>
-        </w:rPr>
-        <w:t>it’s</w:t>
-      </w:r>
-      <w:r>
-        <w:rPr>
-          <w:rFonts w:ascii="Times New Roman" w:hAnsi="Times New Roman" w:cs="Times New Roman"/>
-        </w:rPr>
-        <w:t xml:space="preserve"> </w:t>
-      </w:r>
       <w:r>
         <w:rPr>
           <w:rFonts w:ascii="Times New Roman" w:hAnsi="Times New Roman" w:cs="Times New Roman"/>
@@ -5657,21 +6111,7 @@
         <w:rPr>
           <w:rFonts w:ascii="Times New Roman" w:hAnsi="Times New Roman" w:cs="Times New Roman"/>
         </w:rPr>
-        <w:t xml:space="preserve"> loads the batch images during iteration by passing the tuple indices as a batch, which get transformed and saved at the mentioned </w:t>
-      </w:r>
-      <w:proofErr w:type="spellStart"/>
-      <w:r>
-        <w:rPr>
-          <w:rFonts w:ascii="Times New Roman" w:hAnsi="Times New Roman" w:cs="Times New Roman"/>
-        </w:rPr>
-        <w:t>save_dir</w:t>
-      </w:r>
-      <w:proofErr w:type="spellEnd"/>
-      <w:r>
-        <w:rPr>
-          <w:rFonts w:ascii="Times New Roman" w:hAnsi="Times New Roman" w:cs="Times New Roman"/>
-        </w:rPr>
-        <w:t xml:space="preserve"> directory</w:t>
+        <w:t xml:space="preserve"> loads the batch images during iteration by passing the tuple indices as a batch, which get transformed and saved at the mentioned save_dir directory</w:t>
       </w:r>
       <w:r>
         <w:rPr>
@@ -5746,21 +6186,7 @@
         <w:rPr>
           <w:rFonts w:ascii="Times New Roman" w:hAnsi="Times New Roman" w:cs="Times New Roman"/>
         </w:rPr>
-        <w:t xml:space="preserve"> were calculated by </w:t>
-      </w:r>
-      <w:proofErr w:type="spellStart"/>
-      <w:r>
-        <w:rPr>
-          <w:rFonts w:ascii="Times New Roman" w:hAnsi="Times New Roman" w:cs="Times New Roman"/>
-        </w:rPr>
-        <w:t>compute_class_stats</w:t>
-      </w:r>
-      <w:proofErr w:type="spellEnd"/>
-      <w:r>
-        <w:rPr>
-          <w:rFonts w:ascii="Times New Roman" w:hAnsi="Times New Roman" w:cs="Times New Roman"/>
-        </w:rPr>
-        <w:t xml:space="preserve"> function, which is primarily designed to </w:t>
+        <w:t xml:space="preserve"> were calculated by compute_class_stats function, which is primarily designed to </w:t>
       </w:r>
       <w:r>
         <w:rPr>
@@ -5806,19 +6232,11 @@
           <w:rFonts w:ascii="Times New Roman" w:hAnsi="Times New Roman" w:cs="Times New Roman"/>
         </w:rPr>
       </w:pPr>
-      <w:proofErr w:type="spellStart"/>
-      <w:r>
-        <w:rPr>
-          <w:rFonts w:ascii="Times New Roman" w:hAnsi="Times New Roman" w:cs="Times New Roman"/>
-        </w:rPr>
-        <w:t>Inorder</w:t>
-      </w:r>
-      <w:proofErr w:type="spellEnd"/>
-      <w:r>
-        <w:rPr>
-          <w:rFonts w:ascii="Times New Roman" w:hAnsi="Times New Roman" w:cs="Times New Roman"/>
-        </w:rPr>
-        <w:t xml:space="preserve"> to save the save computational time while </w:t>
+      <w:r>
+        <w:rPr>
+          <w:rFonts w:ascii="Times New Roman" w:hAnsi="Times New Roman" w:cs="Times New Roman"/>
+        </w:rPr>
+        <w:t xml:space="preserve">Inorder to save the save computational time while </w:t>
       </w:r>
       <w:r>
         <w:rPr>
@@ -6028,12 +6446,12 @@
                             <w:pPr>
                               <w:pStyle w:val="Caption"/>
                             </w:pPr>
-                            <w:bookmarkStart w:id="13" w:name="_Toc197574870"/>
-                            <w:bookmarkStart w:id="14" w:name="_Toc197574965"/>
-                            <w:bookmarkStart w:id="15" w:name="_Toc197575010"/>
-                            <w:bookmarkStart w:id="16" w:name="_Toc197575031"/>
-                            <w:bookmarkStart w:id="17" w:name="_Toc197575267"/>
-                            <w:bookmarkStart w:id="18" w:name="_Toc197578197"/>
+                            <w:bookmarkStart w:id="14" w:name="_Toc197574870"/>
+                            <w:bookmarkStart w:id="15" w:name="_Toc197574965"/>
+                            <w:bookmarkStart w:id="16" w:name="_Toc197575010"/>
+                            <w:bookmarkStart w:id="17" w:name="_Toc197575031"/>
+                            <w:bookmarkStart w:id="18" w:name="_Toc197575267"/>
+                            <w:bookmarkStart w:id="19" w:name="_Toc197578197"/>
                             <w:r>
                               <w:t xml:space="preserve">Figure </w:t>
                             </w:r>
@@ -6073,12 +6491,12 @@
                             <w:r>
                               <w:t>ning and test data.</w:t>
                             </w:r>
-                            <w:bookmarkEnd w:id="13"/>
                             <w:bookmarkEnd w:id="14"/>
                             <w:bookmarkEnd w:id="15"/>
                             <w:bookmarkEnd w:id="16"/>
                             <w:bookmarkEnd w:id="17"/>
                             <w:bookmarkEnd w:id="18"/>
+                            <w:bookmarkEnd w:id="19"/>
                           </w:p>
                         </w:txbxContent>
                       </wps:txbx>
@@ -6106,12 +6524,12 @@
                       <w:pPr>
                         <w:pStyle w:val="Caption"/>
                       </w:pPr>
-                      <w:bookmarkStart w:id="19" w:name="_Toc197574870"/>
-                      <w:bookmarkStart w:id="20" w:name="_Toc197574965"/>
-                      <w:bookmarkStart w:id="21" w:name="_Toc197575010"/>
-                      <w:bookmarkStart w:id="22" w:name="_Toc197575031"/>
-                      <w:bookmarkStart w:id="23" w:name="_Toc197575267"/>
-                      <w:bookmarkStart w:id="24" w:name="_Toc197578197"/>
+                      <w:bookmarkStart w:id="20" w:name="_Toc197574870"/>
+                      <w:bookmarkStart w:id="21" w:name="_Toc197574965"/>
+                      <w:bookmarkStart w:id="22" w:name="_Toc197575010"/>
+                      <w:bookmarkStart w:id="23" w:name="_Toc197575031"/>
+                      <w:bookmarkStart w:id="24" w:name="_Toc197575267"/>
+                      <w:bookmarkStart w:id="25" w:name="_Toc197578197"/>
                       <w:r>
                         <w:t xml:space="preserve">Figure </w:t>
                       </w:r>
@@ -6151,12 +6569,12 @@
                       <w:r>
                         <w:t>ning and test data.</w:t>
                       </w:r>
-                      <w:bookmarkEnd w:id="19"/>
                       <w:bookmarkEnd w:id="20"/>
                       <w:bookmarkEnd w:id="21"/>
                       <w:bookmarkEnd w:id="22"/>
                       <w:bookmarkEnd w:id="23"/>
                       <w:bookmarkEnd w:id="24"/>
+                      <w:bookmarkEnd w:id="25"/>
                     </w:p>
                   </w:txbxContent>
                 </v:textbox>
@@ -6918,6 +7336,7 @@
           <w:szCs w:val="24"/>
         </w:rPr>
       </w:pPr>
+      <w:bookmarkStart w:id="26" w:name="_Toc197578574"/>
       <w:r>
         <w:rPr>
           <w:rFonts w:ascii="Times New Roman" w:hAnsi="Times New Roman" w:cs="Times New Roman"/>
@@ -6975,6 +7394,7 @@
         </w:rPr>
         <w:t>: Summary of Image dataset statistics before and after augmentation</w:t>
       </w:r>
+      <w:bookmarkEnd w:id="26"/>
     </w:p>
     <w:p>
       <w:r>
@@ -7111,12 +7531,12 @@
                                 <w:szCs w:val="24"/>
                               </w:rPr>
                             </w:pPr>
-                            <w:bookmarkStart w:id="25" w:name="_Toc197574871"/>
-                            <w:bookmarkStart w:id="26" w:name="_Toc197574966"/>
-                            <w:bookmarkStart w:id="27" w:name="_Toc197575011"/>
-                            <w:bookmarkStart w:id="28" w:name="_Toc197575032"/>
-                            <w:bookmarkStart w:id="29" w:name="_Toc197575269"/>
-                            <w:bookmarkStart w:id="30" w:name="_Toc197578198"/>
+                            <w:bookmarkStart w:id="27" w:name="_Toc197574871"/>
+                            <w:bookmarkStart w:id="28" w:name="_Toc197574966"/>
+                            <w:bookmarkStart w:id="29" w:name="_Toc197575011"/>
+                            <w:bookmarkStart w:id="30" w:name="_Toc197575032"/>
+                            <w:bookmarkStart w:id="31" w:name="_Toc197575269"/>
+                            <w:bookmarkStart w:id="32" w:name="_Toc197578198"/>
                             <w:r>
                               <w:rPr>
                                 <w:rFonts w:ascii="Times New Roman" w:hAnsi="Times New Roman" w:cs="Times New Roman"/>
@@ -7270,12 +7690,12 @@
                               </w:rPr>
                               <w:t xml:space="preserve"> augmentation</w:t>
                             </w:r>
-                            <w:bookmarkEnd w:id="25"/>
-                            <w:bookmarkEnd w:id="26"/>
                             <w:bookmarkEnd w:id="27"/>
                             <w:bookmarkEnd w:id="28"/>
                             <w:bookmarkEnd w:id="29"/>
                             <w:bookmarkEnd w:id="30"/>
+                            <w:bookmarkEnd w:id="31"/>
+                            <w:bookmarkEnd w:id="32"/>
                             <w:r>
                               <w:rPr>
                                 <w:rFonts w:ascii="Times New Roman" w:hAnsi="Times New Roman" w:cs="Times New Roman"/>
@@ -7324,12 +7744,12 @@
                           <w:szCs w:val="24"/>
                         </w:rPr>
                       </w:pPr>
-                      <w:bookmarkStart w:id="31" w:name="_Toc197574871"/>
-                      <w:bookmarkStart w:id="32" w:name="_Toc197574966"/>
-                      <w:bookmarkStart w:id="33" w:name="_Toc197575011"/>
-                      <w:bookmarkStart w:id="34" w:name="_Toc197575032"/>
-                      <w:bookmarkStart w:id="35" w:name="_Toc197575269"/>
-                      <w:bookmarkStart w:id="36" w:name="_Toc197578198"/>
+                      <w:bookmarkStart w:id="33" w:name="_Toc197574871"/>
+                      <w:bookmarkStart w:id="34" w:name="_Toc197574966"/>
+                      <w:bookmarkStart w:id="35" w:name="_Toc197575011"/>
+                      <w:bookmarkStart w:id="36" w:name="_Toc197575032"/>
+                      <w:bookmarkStart w:id="37" w:name="_Toc197575269"/>
+                      <w:bookmarkStart w:id="38" w:name="_Toc197578198"/>
                       <w:r>
                         <w:rPr>
                           <w:rFonts w:ascii="Times New Roman" w:hAnsi="Times New Roman" w:cs="Times New Roman"/>
@@ -7483,12 +7903,12 @@
                         </w:rPr>
                         <w:t xml:space="preserve"> augmentation</w:t>
                       </w:r>
-                      <w:bookmarkEnd w:id="31"/>
-                      <w:bookmarkEnd w:id="32"/>
                       <w:bookmarkEnd w:id="33"/>
                       <w:bookmarkEnd w:id="34"/>
                       <w:bookmarkEnd w:id="35"/>
                       <w:bookmarkEnd w:id="36"/>
+                      <w:bookmarkEnd w:id="37"/>
+                      <w:bookmarkEnd w:id="38"/>
                       <w:r>
                         <w:rPr>
                           <w:rFonts w:ascii="Times New Roman" w:hAnsi="Times New Roman" w:cs="Times New Roman"/>
@@ -7519,7 +7939,7 @@
       <w:pPr>
         <w:pStyle w:val="Heading1"/>
       </w:pPr>
-      <w:bookmarkStart w:id="37" w:name="_Toc197577459"/>
+      <w:bookmarkStart w:id="39" w:name="_Toc197577459"/>
       <w:r>
         <w:t xml:space="preserve">2. </w:t>
       </w:r>
@@ -7535,7 +7955,7 @@
       <w:r>
         <w:t xml:space="preserve"> Implemented</w:t>
       </w:r>
-      <w:bookmarkEnd w:id="37"/>
+      <w:bookmarkEnd w:id="39"/>
       <w:r>
         <w:t xml:space="preserve"> </w:t>
       </w:r>
@@ -7563,21 +7983,7 @@
         <w:rPr>
           <w:rFonts w:ascii="Times New Roman" w:hAnsi="Times New Roman" w:cs="Times New Roman"/>
         </w:rPr>
-        <w:t>Residual Neural Networks (</w:t>
-      </w:r>
-      <w:proofErr w:type="spellStart"/>
-      <w:r>
-        <w:rPr>
-          <w:rFonts w:ascii="Times New Roman" w:hAnsi="Times New Roman" w:cs="Times New Roman"/>
-        </w:rPr>
-        <w:t>ResNets</w:t>
-      </w:r>
-      <w:proofErr w:type="spellEnd"/>
-      <w:r>
-        <w:rPr>
-          <w:rFonts w:ascii="Times New Roman" w:hAnsi="Times New Roman" w:cs="Times New Roman"/>
-        </w:rPr>
-        <w:t>) are a type of convolutional neural network (CNN) designed to address the vanishing gradient and degradation problems that arise when training deep networks. One of the primary challenges in deep networks is the vanishing gradient problem, where gradients diminish during backpropagation, preventing effective weight updates. This makes it difficult for very deep networks to learn. Although techniques like batch normalization help stabilize training, they do not fully resolve the issue. Additionally, deeper networks were observed to have higher training errors, not due to overfitting but because of difficulties in optimizing deeper architectures [1,</w:t>
+        <w:t>Residual Neural Networks (ResNets) are a type of convolutional neural network (CNN) designed to address the vanishing gradient and degradation problems that arise when training deep networks. One of the primary challenges in deep networks is the vanishing gradient problem, where gradients diminish during backpropagation, preventing effective weight updates. This makes it difficult for very deep networks to learn. Although techniques like batch normalization help stabilize training, they do not fully resolve the issue. Additionally, deeper networks were observed to have higher training errors, not due to overfitting but because of difficulties in optimizing deeper architectures [1,</w:t>
       </w:r>
       <w:r>
         <w:rPr>
@@ -7854,7 +8260,7 @@
       <w:pPr>
         <w:pStyle w:val="Heading2"/>
       </w:pPr>
-      <w:bookmarkStart w:id="38" w:name="_Toc197577460"/>
+      <w:bookmarkStart w:id="40" w:name="_Toc197577460"/>
       <w:r>
         <w:t>2.</w:t>
       </w:r>
@@ -7891,7 +8297,7 @@
       <w:r>
         <w:t xml:space="preserve"> of Resnet-50</w:t>
       </w:r>
-      <w:bookmarkEnd w:id="38"/>
+      <w:bookmarkEnd w:id="40"/>
     </w:p>
     <w:p>
       <w:pPr>
@@ -8108,12 +8514,12 @@
                                 <w:szCs w:val="22"/>
                               </w:rPr>
                             </w:pPr>
-                            <w:bookmarkStart w:id="39" w:name="_Toc197574872"/>
-                            <w:bookmarkStart w:id="40" w:name="_Toc197574967"/>
-                            <w:bookmarkStart w:id="41" w:name="_Toc197575012"/>
-                            <w:bookmarkStart w:id="42" w:name="_Toc197575033"/>
-                            <w:bookmarkStart w:id="43" w:name="_Toc197575270"/>
-                            <w:bookmarkStart w:id="44" w:name="_Toc197578199"/>
+                            <w:bookmarkStart w:id="41" w:name="_Toc197574872"/>
+                            <w:bookmarkStart w:id="42" w:name="_Toc197574967"/>
+                            <w:bookmarkStart w:id="43" w:name="_Toc197575012"/>
+                            <w:bookmarkStart w:id="44" w:name="_Toc197575033"/>
+                            <w:bookmarkStart w:id="45" w:name="_Toc197575270"/>
+                            <w:bookmarkStart w:id="46" w:name="_Toc197578199"/>
                             <w:r>
                               <w:rPr>
                                 <w:rFonts w:ascii="Times New Roman" w:hAnsi="Times New Roman" w:cs="Times New Roman"/>
@@ -8235,12 +8641,12 @@
                               </w:rPr>
                               <w:t xml:space="preserve"> transformation</w:t>
                             </w:r>
-                            <w:bookmarkEnd w:id="39"/>
-                            <w:bookmarkEnd w:id="40"/>
                             <w:bookmarkEnd w:id="41"/>
                             <w:bookmarkEnd w:id="42"/>
                             <w:bookmarkEnd w:id="43"/>
                             <w:bookmarkEnd w:id="44"/>
+                            <w:bookmarkEnd w:id="45"/>
+                            <w:bookmarkEnd w:id="46"/>
                           </w:p>
                           <w:p>
                             <w:pPr>
@@ -8253,7 +8659,7 @@
                                 <w:szCs w:val="22"/>
                               </w:rPr>
                             </w:pPr>
-                            <w:bookmarkStart w:id="45" w:name="_Toc197575271"/>
+                            <w:bookmarkStart w:id="47" w:name="_Toc197575271"/>
                             <w:r>
                               <w:rPr>
                                 <w:rFonts w:ascii="Times New Roman" w:hAnsi="Times New Roman" w:cs="Times New Roman"/>
@@ -8262,7 +8668,7 @@
                               </w:rPr>
                               <w:t>(1×1, 3×3, 1×1) with batch normalization, ReLU activations, and an identity shortcut connection.</w:t>
                             </w:r>
-                            <w:bookmarkEnd w:id="45"/>
+                            <w:bookmarkEnd w:id="47"/>
                           </w:p>
                         </w:txbxContent>
                       </wps:txbx>
@@ -8301,12 +8707,12 @@
                           <w:szCs w:val="22"/>
                         </w:rPr>
                       </w:pPr>
-                      <w:bookmarkStart w:id="46" w:name="_Toc197574872"/>
-                      <w:bookmarkStart w:id="47" w:name="_Toc197574967"/>
-                      <w:bookmarkStart w:id="48" w:name="_Toc197575012"/>
-                      <w:bookmarkStart w:id="49" w:name="_Toc197575033"/>
-                      <w:bookmarkStart w:id="50" w:name="_Toc197575270"/>
-                      <w:bookmarkStart w:id="51" w:name="_Toc197578199"/>
+                      <w:bookmarkStart w:id="48" w:name="_Toc197574872"/>
+                      <w:bookmarkStart w:id="49" w:name="_Toc197574967"/>
+                      <w:bookmarkStart w:id="50" w:name="_Toc197575012"/>
+                      <w:bookmarkStart w:id="51" w:name="_Toc197575033"/>
+                      <w:bookmarkStart w:id="52" w:name="_Toc197575270"/>
+                      <w:bookmarkStart w:id="53" w:name="_Toc197578199"/>
                       <w:r>
                         <w:rPr>
                           <w:rFonts w:ascii="Times New Roman" w:hAnsi="Times New Roman" w:cs="Times New Roman"/>
@@ -8428,12 +8834,12 @@
                         </w:rPr>
                         <w:t xml:space="preserve"> transformation</w:t>
                       </w:r>
-                      <w:bookmarkEnd w:id="46"/>
-                      <w:bookmarkEnd w:id="47"/>
                       <w:bookmarkEnd w:id="48"/>
                       <w:bookmarkEnd w:id="49"/>
                       <w:bookmarkEnd w:id="50"/>
                       <w:bookmarkEnd w:id="51"/>
+                      <w:bookmarkEnd w:id="52"/>
+                      <w:bookmarkEnd w:id="53"/>
                     </w:p>
                     <w:p>
                       <w:pPr>
@@ -8446,7 +8852,7 @@
                           <w:szCs w:val="22"/>
                         </w:rPr>
                       </w:pPr>
-                      <w:bookmarkStart w:id="52" w:name="_Toc197575271"/>
+                      <w:bookmarkStart w:id="54" w:name="_Toc197575271"/>
                       <w:r>
                         <w:rPr>
                           <w:rFonts w:ascii="Times New Roman" w:hAnsi="Times New Roman" w:cs="Times New Roman"/>
@@ -8455,7 +8861,7 @@
                         </w:rPr>
                         <w:t>(1×1, 3×3, 1×1) with batch normalization, ReLU activations, and an identity shortcut connection.</w:t>
                       </w:r>
-                      <w:bookmarkEnd w:id="52"/>
+                      <w:bookmarkEnd w:id="54"/>
                     </w:p>
                   </w:txbxContent>
                 </v:textbox>
@@ -8529,31 +8935,55 @@
           <w:i/>
           <w:iCs/>
         </w:rPr>
-        <w:t>I(</w:t>
-      </w:r>
-      <w:proofErr w:type="spellStart"/>
+        <w:t>I(i, j)</w:t>
+      </w:r>
+      <w:r>
+        <w:rPr>
+          <w:rFonts w:ascii="Times New Roman" w:hAnsi="Times New Roman" w:cs="Times New Roman"/>
+        </w:rPr>
+        <w:t xml:space="preserve"> be a discrete 2D input image and </w:t>
+      </w:r>
       <w:r>
         <w:rPr>
           <w:rFonts w:ascii="Times New Roman" w:hAnsi="Times New Roman" w:cs="Times New Roman"/>
           <w:i/>
           <w:iCs/>
         </w:rPr>
-        <w:t>i</w:t>
-      </w:r>
-      <w:proofErr w:type="spellEnd"/>
+        <w:t>K(m, n)</w:t>
+      </w:r>
+      <w:r>
+        <w:rPr>
+          <w:rFonts w:ascii="Times New Roman" w:hAnsi="Times New Roman" w:cs="Times New Roman"/>
+        </w:rPr>
+        <w:t xml:space="preserve"> a 2D kernel (filter). The </w:t>
+      </w:r>
+      <w:r>
+        <w:rPr>
+          <w:rFonts w:ascii="Times New Roman" w:hAnsi="Times New Roman" w:cs="Times New Roman"/>
+          <w:b/>
+          <w:bCs/>
+        </w:rPr>
+        <w:t>convolution</w:t>
+      </w:r>
+      <w:r>
+        <w:rPr>
+          <w:rFonts w:ascii="Times New Roman" w:hAnsi="Times New Roman" w:cs="Times New Roman"/>
+        </w:rPr>
+        <w:t xml:space="preserve"> of </w:t>
+      </w:r>
       <w:r>
         <w:rPr>
           <w:rFonts w:ascii="Times New Roman" w:hAnsi="Times New Roman" w:cs="Times New Roman"/>
           <w:i/>
           <w:iCs/>
         </w:rPr>
-        <w:t>, j)</w:t>
-      </w:r>
-      <w:r>
-        <w:rPr>
-          <w:rFonts w:ascii="Times New Roman" w:hAnsi="Times New Roman" w:cs="Times New Roman"/>
-        </w:rPr>
-        <w:t xml:space="preserve"> be a discrete 2D input image and </w:t>
+        <w:t>I</w:t>
+      </w:r>
+      <w:r>
+        <w:rPr>
+          <w:rFonts w:ascii="Times New Roman" w:hAnsi="Times New Roman" w:cs="Times New Roman"/>
+        </w:rPr>
+        <w:t xml:space="preserve"> with </w:t>
       </w:r>
       <w:r>
         <w:rPr>
@@ -8561,27 +8991,13 @@
           <w:i/>
           <w:iCs/>
         </w:rPr>
-        <w:t>K(m, n)</w:t>
-      </w:r>
-      <w:r>
-        <w:rPr>
-          <w:rFonts w:ascii="Times New Roman" w:hAnsi="Times New Roman" w:cs="Times New Roman"/>
-        </w:rPr>
-        <w:t xml:space="preserve"> a 2D kernel (filter). The </w:t>
-      </w:r>
-      <w:r>
-        <w:rPr>
-          <w:rFonts w:ascii="Times New Roman" w:hAnsi="Times New Roman" w:cs="Times New Roman"/>
-          <w:b/>
-          <w:bCs/>
-        </w:rPr>
-        <w:t>convolution</w:t>
-      </w:r>
-      <w:r>
-        <w:rPr>
-          <w:rFonts w:ascii="Times New Roman" w:hAnsi="Times New Roman" w:cs="Times New Roman"/>
-        </w:rPr>
-        <w:t xml:space="preserve"> of </w:t>
+        <w:t>K</w:t>
+      </w:r>
+      <w:r>
+        <w:rPr>
+          <w:rFonts w:ascii="Times New Roman" w:hAnsi="Times New Roman" w:cs="Times New Roman"/>
+        </w:rPr>
+        <w:t xml:space="preserve">, denoted as </w:t>
       </w:r>
       <w:r>
         <w:rPr>
@@ -8589,53 +9005,7 @@
           <w:i/>
           <w:iCs/>
         </w:rPr>
-        <w:t>I</w:t>
-      </w:r>
-      <w:r>
-        <w:rPr>
-          <w:rFonts w:ascii="Times New Roman" w:hAnsi="Times New Roman" w:cs="Times New Roman"/>
-        </w:rPr>
-        <w:t xml:space="preserve"> with </w:t>
-      </w:r>
-      <w:r>
-        <w:rPr>
-          <w:rFonts w:ascii="Times New Roman" w:hAnsi="Times New Roman" w:cs="Times New Roman"/>
-          <w:i/>
-          <w:iCs/>
-        </w:rPr>
-        <w:t>K</w:t>
-      </w:r>
-      <w:r>
-        <w:rPr>
-          <w:rFonts w:ascii="Times New Roman" w:hAnsi="Times New Roman" w:cs="Times New Roman"/>
-        </w:rPr>
-        <w:t xml:space="preserve">, denoted as </w:t>
-      </w:r>
-      <w:r>
-        <w:rPr>
-          <w:rFonts w:ascii="Times New Roman" w:hAnsi="Times New Roman" w:cs="Times New Roman"/>
-          <w:i/>
-          <w:iCs/>
-        </w:rPr>
-        <w:t>(I * K)(</w:t>
-      </w:r>
-      <w:proofErr w:type="spellStart"/>
-      <w:r>
-        <w:rPr>
-          <w:rFonts w:ascii="Times New Roman" w:hAnsi="Times New Roman" w:cs="Times New Roman"/>
-          <w:i/>
-          <w:iCs/>
-        </w:rPr>
-        <w:t>i</w:t>
-      </w:r>
-      <w:proofErr w:type="spellEnd"/>
-      <w:r>
-        <w:rPr>
-          <w:rFonts w:ascii="Times New Roman" w:hAnsi="Times New Roman" w:cs="Times New Roman"/>
-          <w:i/>
-          <w:iCs/>
-        </w:rPr>
-        <w:t>, j)</w:t>
+        <w:t>(I * K)(i, j)</w:t>
       </w:r>
       <w:r>
         <w:rPr>
@@ -8864,21 +9234,7 @@
         <w:rPr>
           <w:rFonts w:ascii="Times New Roman" w:hAnsi="Times New Roman" w:cs="Times New Roman"/>
         </w:rPr>
-        <w:t>This operation computes the value at each output pixel (</w:t>
-      </w:r>
-      <w:proofErr w:type="spellStart"/>
-      <w:r>
-        <w:rPr>
-          <w:rFonts w:ascii="Times New Roman" w:hAnsi="Times New Roman" w:cs="Times New Roman"/>
-        </w:rPr>
-        <w:t>i</w:t>
-      </w:r>
-      <w:proofErr w:type="spellEnd"/>
-      <w:r>
-        <w:rPr>
-          <w:rFonts w:ascii="Times New Roman" w:hAnsi="Times New Roman" w:cs="Times New Roman"/>
-        </w:rPr>
-        <w:t>,</w:t>
+        <w:t>This operation computes the value at each output pixel (i,</w:t>
       </w:r>
       <w:r>
         <w:rPr>
@@ -9206,7 +9562,7 @@
       <w:pPr>
         <w:pStyle w:val="Heading2"/>
       </w:pPr>
-      <w:bookmarkStart w:id="53" w:name="_Toc197577461"/>
+      <w:bookmarkStart w:id="55" w:name="_Toc197577461"/>
       <w:r>
         <w:t>2.2 Constructi</w:t>
       </w:r>
@@ -9222,7 +9578,7 @@
       <w:r>
         <w:t>Residual Layer</w:t>
       </w:r>
-      <w:bookmarkEnd w:id="53"/>
+      <w:bookmarkEnd w:id="55"/>
     </w:p>
     <w:p>
       <w:pPr>
@@ -9402,7 +9758,7 @@
           <w:rFonts w:ascii="Times New Roman" w:hAnsi="Times New Roman" w:cs="Times New Roman"/>
         </w:rPr>
       </w:pPr>
-      <w:bookmarkStart w:id="54" w:name="_Toc197578200"/>
+      <w:bookmarkStart w:id="56" w:name="_Toc197578200"/>
       <w:r>
         <w:rPr>
           <w:rFonts w:ascii="Times New Roman" w:hAnsi="Times New Roman" w:cs="Times New Roman"/>
@@ -9484,7 +9840,7 @@
         </w:rPr>
         <w:t xml:space="preserve"> from bottleneck blocks</w:t>
       </w:r>
-      <w:bookmarkEnd w:id="54"/>
+      <w:bookmarkEnd w:id="56"/>
     </w:p>
     <w:p>
       <w:pPr>
@@ -9726,12 +10082,12 @@
                                 <w:szCs w:val="22"/>
                               </w:rPr>
                             </w:pPr>
-                            <w:bookmarkStart w:id="55" w:name="_Toc197574874"/>
-                            <w:bookmarkStart w:id="56" w:name="_Toc197574969"/>
-                            <w:bookmarkStart w:id="57" w:name="_Toc197575014"/>
-                            <w:bookmarkStart w:id="58" w:name="_Toc197575035"/>
-                            <w:bookmarkStart w:id="59" w:name="_Toc197575273"/>
-                            <w:bookmarkStart w:id="60" w:name="_Toc197578201"/>
+                            <w:bookmarkStart w:id="57" w:name="_Toc197574874"/>
+                            <w:bookmarkStart w:id="58" w:name="_Toc197574969"/>
+                            <w:bookmarkStart w:id="59" w:name="_Toc197575014"/>
+                            <w:bookmarkStart w:id="60" w:name="_Toc197575035"/>
+                            <w:bookmarkStart w:id="61" w:name="_Toc197575273"/>
+                            <w:bookmarkStart w:id="62" w:name="_Toc197578201"/>
                             <w:r>
                               <w:rPr>
                                 <w:rFonts w:ascii="Times New Roman" w:hAnsi="Times New Roman" w:cs="Times New Roman"/>
@@ -9805,12 +10161,12 @@
                               </w:rPr>
                               <w:t xml:space="preserve"> during shape mismatch of residual layers</w:t>
                             </w:r>
-                            <w:bookmarkEnd w:id="55"/>
-                            <w:bookmarkEnd w:id="56"/>
                             <w:bookmarkEnd w:id="57"/>
                             <w:bookmarkEnd w:id="58"/>
                             <w:bookmarkEnd w:id="59"/>
                             <w:bookmarkEnd w:id="60"/>
+                            <w:bookmarkEnd w:id="61"/>
+                            <w:bookmarkEnd w:id="62"/>
                           </w:p>
                         </w:txbxContent>
                       </wps:txbx>
@@ -9847,12 +10203,12 @@
                           <w:szCs w:val="22"/>
                         </w:rPr>
                       </w:pPr>
-                      <w:bookmarkStart w:id="61" w:name="_Toc197574874"/>
-                      <w:bookmarkStart w:id="62" w:name="_Toc197574969"/>
-                      <w:bookmarkStart w:id="63" w:name="_Toc197575014"/>
-                      <w:bookmarkStart w:id="64" w:name="_Toc197575035"/>
-                      <w:bookmarkStart w:id="65" w:name="_Toc197575273"/>
-                      <w:bookmarkStart w:id="66" w:name="_Toc197578201"/>
+                      <w:bookmarkStart w:id="63" w:name="_Toc197574874"/>
+                      <w:bookmarkStart w:id="64" w:name="_Toc197574969"/>
+                      <w:bookmarkStart w:id="65" w:name="_Toc197575014"/>
+                      <w:bookmarkStart w:id="66" w:name="_Toc197575035"/>
+                      <w:bookmarkStart w:id="67" w:name="_Toc197575273"/>
+                      <w:bookmarkStart w:id="68" w:name="_Toc197578201"/>
                       <w:r>
                         <w:rPr>
                           <w:rFonts w:ascii="Times New Roman" w:hAnsi="Times New Roman" w:cs="Times New Roman"/>
@@ -9926,12 +10282,12 @@
                         </w:rPr>
                         <w:t xml:space="preserve"> during shape mismatch of residual layers</w:t>
                       </w:r>
-                      <w:bookmarkEnd w:id="61"/>
-                      <w:bookmarkEnd w:id="62"/>
                       <w:bookmarkEnd w:id="63"/>
                       <w:bookmarkEnd w:id="64"/>
                       <w:bookmarkEnd w:id="65"/>
                       <w:bookmarkEnd w:id="66"/>
+                      <w:bookmarkEnd w:id="67"/>
+                      <w:bookmarkEnd w:id="68"/>
                     </w:p>
                   </w:txbxContent>
                 </v:textbox>
@@ -9959,14 +10315,14 @@
       <w:r>
         <w:t xml:space="preserve"> </w:t>
       </w:r>
-      <w:bookmarkStart w:id="67" w:name="_Toc197577462"/>
+      <w:bookmarkStart w:id="69" w:name="_Toc197577462"/>
       <w:r>
         <w:t xml:space="preserve">2.3 </w:t>
       </w:r>
       <w:r>
         <w:t>Workflow Construction for Forward Propagation in ResNet-50</w:t>
       </w:r>
-      <w:bookmarkEnd w:id="67"/>
+      <w:bookmarkEnd w:id="69"/>
     </w:p>
     <w:p>
       <w:pPr>
@@ -9988,14 +10344,14 @@
         <w:pStyle w:val="Heading3"/>
         <w:ind w:firstLine="720"/>
       </w:pPr>
-      <w:bookmarkStart w:id="68" w:name="_Toc197577463"/>
+      <w:bookmarkStart w:id="70" w:name="_Toc197577463"/>
       <w:r>
         <w:t xml:space="preserve">2.3.1 </w:t>
       </w:r>
       <w:r>
         <w:t>Initial convolution &amp; max pooling layers</w:t>
       </w:r>
-      <w:bookmarkEnd w:id="68"/>
+      <w:bookmarkEnd w:id="70"/>
     </w:p>
     <w:p>
       <w:pPr>
@@ -10678,14 +11034,14 @@
         <w:pStyle w:val="Heading3"/>
         <w:ind w:left="720"/>
       </w:pPr>
-      <w:bookmarkStart w:id="69" w:name="_Toc197577464"/>
+      <w:bookmarkStart w:id="71" w:name="_Toc197577464"/>
       <w:r>
         <w:t xml:space="preserve">2.3.2. </w:t>
       </w:r>
       <w:r>
         <w:t>Forward Propagation Through Residual Layers</w:t>
       </w:r>
-      <w:bookmarkEnd w:id="69"/>
+      <w:bookmarkEnd w:id="71"/>
     </w:p>
     <w:p>
       <w:pPr>
@@ -11719,6 +12075,7 @@
           <w:szCs w:val="22"/>
         </w:rPr>
       </w:pPr>
+      <w:bookmarkStart w:id="72" w:name="_Toc197578575"/>
       <w:r>
         <w:rPr>
           <w:rFonts w:ascii="Times New Roman" w:hAnsi="Times New Roman" w:cs="Times New Roman"/>
@@ -11810,6 +12167,7 @@
         </w:rPr>
         <w:t>.</w:t>
       </w:r>
+      <w:bookmarkEnd w:id="72"/>
     </w:p>
     <w:p/>
     <w:p>
@@ -11817,7 +12175,7 @@
         <w:pStyle w:val="Heading3"/>
         <w:ind w:left="360" w:firstLine="360"/>
       </w:pPr>
-      <w:bookmarkStart w:id="70" w:name="_Toc197577465"/>
+      <w:bookmarkStart w:id="73" w:name="_Toc197577465"/>
       <w:r>
         <w:t xml:space="preserve">2.3.3. </w:t>
       </w:r>
@@ -11833,7 +12191,7 @@
       <w:r>
         <w:t>s</w:t>
       </w:r>
-      <w:bookmarkEnd w:id="70"/>
+      <w:bookmarkEnd w:id="73"/>
     </w:p>
     <w:p>
       <w:pPr>
@@ -12361,12 +12719,12 @@
                                 <w:szCs w:val="24"/>
                               </w:rPr>
                             </w:pPr>
-                            <w:bookmarkStart w:id="71" w:name="_Toc197574875"/>
-                            <w:bookmarkStart w:id="72" w:name="_Toc197574970"/>
-                            <w:bookmarkStart w:id="73" w:name="_Toc197575015"/>
-                            <w:bookmarkStart w:id="74" w:name="_Toc197575036"/>
-                            <w:bookmarkStart w:id="75" w:name="_Toc197575275"/>
-                            <w:bookmarkStart w:id="76" w:name="_Toc197578202"/>
+                            <w:bookmarkStart w:id="74" w:name="_Toc197574875"/>
+                            <w:bookmarkStart w:id="75" w:name="_Toc197574970"/>
+                            <w:bookmarkStart w:id="76" w:name="_Toc197575015"/>
+                            <w:bookmarkStart w:id="77" w:name="_Toc197575036"/>
+                            <w:bookmarkStart w:id="78" w:name="_Toc197575275"/>
+                            <w:bookmarkStart w:id="79" w:name="_Toc197578202"/>
                             <w:r>
                               <w:rPr>
                                 <w:rFonts w:ascii="Times New Roman" w:hAnsi="Times New Roman" w:cs="Times New Roman"/>
@@ -12442,12 +12800,12 @@
                               </w:rPr>
                               <w:t>ayer.</w:t>
                             </w:r>
-                            <w:bookmarkEnd w:id="71"/>
-                            <w:bookmarkEnd w:id="72"/>
-                            <w:bookmarkEnd w:id="73"/>
                             <w:bookmarkEnd w:id="74"/>
                             <w:bookmarkEnd w:id="75"/>
                             <w:bookmarkEnd w:id="76"/>
+                            <w:bookmarkEnd w:id="77"/>
+                            <w:bookmarkEnd w:id="78"/>
+                            <w:bookmarkEnd w:id="79"/>
                           </w:p>
                         </w:txbxContent>
                       </wps:txbx>
@@ -12483,12 +12841,12 @@
                           <w:szCs w:val="24"/>
                         </w:rPr>
                       </w:pPr>
-                      <w:bookmarkStart w:id="77" w:name="_Toc197574875"/>
-                      <w:bookmarkStart w:id="78" w:name="_Toc197574970"/>
-                      <w:bookmarkStart w:id="79" w:name="_Toc197575015"/>
-                      <w:bookmarkStart w:id="80" w:name="_Toc197575036"/>
-                      <w:bookmarkStart w:id="81" w:name="_Toc197575275"/>
-                      <w:bookmarkStart w:id="82" w:name="_Toc197578202"/>
+                      <w:bookmarkStart w:id="80" w:name="_Toc197574875"/>
+                      <w:bookmarkStart w:id="81" w:name="_Toc197574970"/>
+                      <w:bookmarkStart w:id="82" w:name="_Toc197575015"/>
+                      <w:bookmarkStart w:id="83" w:name="_Toc197575036"/>
+                      <w:bookmarkStart w:id="84" w:name="_Toc197575275"/>
+                      <w:bookmarkStart w:id="85" w:name="_Toc197578202"/>
                       <w:r>
                         <w:rPr>
                           <w:rFonts w:ascii="Times New Roman" w:hAnsi="Times New Roman" w:cs="Times New Roman"/>
@@ -12564,12 +12922,12 @@
                         </w:rPr>
                         <w:t>ayer.</w:t>
                       </w:r>
-                      <w:bookmarkEnd w:id="77"/>
-                      <w:bookmarkEnd w:id="78"/>
-                      <w:bookmarkEnd w:id="79"/>
                       <w:bookmarkEnd w:id="80"/>
                       <w:bookmarkEnd w:id="81"/>
                       <w:bookmarkEnd w:id="82"/>
+                      <w:bookmarkEnd w:id="83"/>
+                      <w:bookmarkEnd w:id="84"/>
+                      <w:bookmarkEnd w:id="85"/>
                     </w:p>
                   </w:txbxContent>
                 </v:textbox>
@@ -12636,7 +12994,7 @@
           <w:rStyle w:val="Heading1Char"/>
         </w:rPr>
       </w:pPr>
-      <w:bookmarkStart w:id="83" w:name="_Toc197577466"/>
+      <w:bookmarkStart w:id="86" w:name="_Toc197577466"/>
       <w:r>
         <w:rPr>
           <w:rStyle w:val="Heading1Char"/>
@@ -12668,7 +13026,7 @@
         </w:rPr>
         <w:t xml:space="preserve"> model on Image database</w:t>
       </w:r>
-      <w:bookmarkEnd w:id="83"/>
+      <w:bookmarkEnd w:id="86"/>
     </w:p>
     <w:p>
       <w:pPr>
@@ -12755,21 +13113,7 @@
         <w:rPr>
           <w:rFonts w:ascii="Times New Roman" w:hAnsi="Times New Roman" w:cs="Times New Roman"/>
         </w:rPr>
-        <w:t xml:space="preserve"> </w:t>
-      </w:r>
-      <w:proofErr w:type="spellStart"/>
-      <w:r>
-        <w:rPr>
-          <w:rFonts w:ascii="Times New Roman" w:hAnsi="Times New Roman" w:cs="Times New Roman"/>
-        </w:rPr>
-        <w:t>ModelTrainingPipeline</w:t>
-      </w:r>
-      <w:proofErr w:type="spellEnd"/>
-      <w:r>
-        <w:rPr>
-          <w:rFonts w:ascii="Times New Roman" w:hAnsi="Times New Roman" w:cs="Times New Roman"/>
-        </w:rPr>
-        <w:t xml:space="preserve"> class in the </w:t>
+        <w:t xml:space="preserve"> ModelTrainingPipeline class in the </w:t>
       </w:r>
       <w:r>
         <w:rPr>
@@ -12879,7 +13223,7 @@
         <w:pStyle w:val="Heading2"/>
         <w:ind w:firstLine="360"/>
       </w:pPr>
-      <w:bookmarkStart w:id="84" w:name="_Toc197577467"/>
+      <w:bookmarkStart w:id="87" w:name="_Toc197577467"/>
       <w:r>
         <w:t>3</w:t>
       </w:r>
@@ -12889,7 +13233,7 @@
       <w:r>
         <w:t>Initialization of environment</w:t>
       </w:r>
-      <w:bookmarkEnd w:id="84"/>
+      <w:bookmarkEnd w:id="87"/>
     </w:p>
     <w:p>
       <w:pPr>
@@ -12934,7 +13278,7 @@
         <w:pStyle w:val="Heading2"/>
         <w:ind w:firstLine="360"/>
       </w:pPr>
-      <w:bookmarkStart w:id="85" w:name="_Toc197577468"/>
+      <w:bookmarkStart w:id="88" w:name="_Toc197577468"/>
       <w:r>
         <w:t>3</w:t>
       </w:r>
@@ -12944,7 +13288,7 @@
       <w:r>
         <w:t>Data Preparation</w:t>
       </w:r>
-      <w:bookmarkEnd w:id="85"/>
+      <w:bookmarkEnd w:id="88"/>
     </w:p>
     <w:p>
       <w:pPr>
@@ -12983,35 +13327,7 @@
         <w:rPr>
           <w:rFonts w:ascii="Times New Roman" w:hAnsi="Times New Roman" w:cs="Times New Roman"/>
         </w:rPr>
-        <w:t xml:space="preserve">by splitting of augmented data into train and test data and converting to </w:t>
-      </w:r>
-      <w:proofErr w:type="spellStart"/>
-      <w:r>
-        <w:rPr>
-          <w:rFonts w:ascii="Times New Roman" w:hAnsi="Times New Roman" w:cs="Times New Roman"/>
-        </w:rPr>
-        <w:t>train_dataloader</w:t>
-      </w:r>
-      <w:proofErr w:type="spellEnd"/>
-      <w:r>
-        <w:rPr>
-          <w:rFonts w:ascii="Times New Roman" w:hAnsi="Times New Roman" w:cs="Times New Roman"/>
-        </w:rPr>
-        <w:t xml:space="preserve"> and </w:t>
-      </w:r>
-      <w:proofErr w:type="spellStart"/>
-      <w:r>
-        <w:rPr>
-          <w:rFonts w:ascii="Times New Roman" w:hAnsi="Times New Roman" w:cs="Times New Roman"/>
-        </w:rPr>
-        <w:t>test_datalaoder</w:t>
-      </w:r>
-      <w:proofErr w:type="spellEnd"/>
-      <w:r>
-        <w:rPr>
-          <w:rFonts w:ascii="Times New Roman" w:hAnsi="Times New Roman" w:cs="Times New Roman"/>
-        </w:rPr>
-        <w:t xml:space="preserve"> for efficient loading of augmented data</w:t>
+        <w:t>by splitting of augmented data into train and test data and converting to train_dataloader and test_datalaoder for efficient loading of augmented data</w:t>
       </w:r>
       <w:r>
         <w:rPr>
@@ -13055,14 +13371,12 @@
         </w:rPr>
         <w:t xml:space="preserve"> </w:t>
       </w:r>
-      <w:proofErr w:type="spellStart"/>
       <w:r>
         <w:rPr>
           <w:rFonts w:ascii="Times New Roman" w:hAnsi="Times New Roman" w:cs="Times New Roman"/>
         </w:rPr>
         <w:t>SplitTrainTest</w:t>
       </w:r>
-      <w:proofErr w:type="spellEnd"/>
       <w:r>
         <w:rPr>
           <w:rFonts w:ascii="Times New Roman" w:hAnsi="Times New Roman" w:cs="Times New Roman"/>
@@ -13228,14 +13542,12 @@
         </w:rPr>
         <w:t xml:space="preserve"> of the data. Moreover, </w:t>
       </w:r>
-      <w:proofErr w:type="spellStart"/>
       <w:r>
         <w:rPr>
           <w:rFonts w:ascii="Times New Roman" w:hAnsi="Times New Roman" w:cs="Times New Roman"/>
         </w:rPr>
         <w:t>PyTorch</w:t>
       </w:r>
-      <w:proofErr w:type="spellEnd"/>
       <w:r>
         <w:rPr>
           <w:rFonts w:ascii="Times New Roman" w:hAnsi="Times New Roman" w:cs="Times New Roman"/>
@@ -13606,7 +13918,7 @@
       <w:r>
         <w:t xml:space="preserve">   </w:t>
       </w:r>
-      <w:bookmarkStart w:id="86" w:name="_Toc197577469"/>
+      <w:bookmarkStart w:id="89" w:name="_Toc197577469"/>
       <w:r>
         <w:t>3</w:t>
       </w:r>
@@ -13619,7 +13931,7 @@
       <w:r>
         <w:t>Hyperparameter Tuning</w:t>
       </w:r>
-      <w:bookmarkEnd w:id="86"/>
+      <w:bookmarkEnd w:id="89"/>
     </w:p>
     <w:p>
       <w:pPr>
@@ -13637,7 +13949,7 @@
         <w:pStyle w:val="Heading3"/>
         <w:ind w:firstLine="360"/>
       </w:pPr>
-      <w:bookmarkStart w:id="87" w:name="_Toc197577470"/>
+      <w:bookmarkStart w:id="90" w:name="_Toc197577470"/>
       <w:r>
         <w:t>3</w:t>
       </w:r>
@@ -13650,7 +13962,7 @@
       <w:r>
         <w:t xml:space="preserve"> for Hyperparameter Tuning</w:t>
       </w:r>
-      <w:bookmarkEnd w:id="87"/>
+      <w:bookmarkEnd w:id="90"/>
     </w:p>
     <w:p>
       <w:pPr>
@@ -14477,25 +14789,7 @@
                 <w:kern w:val="0"/>
                 <w14:ligatures w14:val="none"/>
               </w:rPr>
-              <w:t>Learning Rate (--</w:t>
-            </w:r>
-            <w:proofErr w:type="spellStart"/>
-            <w:r>
-              <w:rPr>
-                <w:rFonts w:ascii="Times New Roman" w:eastAsia="Times New Roman" w:hAnsi="Times New Roman" w:cs="Times New Roman"/>
-                <w:kern w:val="0"/>
-                <w14:ligatures w14:val="none"/>
-              </w:rPr>
-              <w:t>lr</w:t>
-            </w:r>
-            <w:proofErr w:type="spellEnd"/>
-            <w:r>
-              <w:rPr>
-                <w:rFonts w:ascii="Times New Roman" w:eastAsia="Times New Roman" w:hAnsi="Times New Roman" w:cs="Times New Roman"/>
-                <w:kern w:val="0"/>
-                <w14:ligatures w14:val="none"/>
-              </w:rPr>
-              <w:t>)</w:t>
+              <w:t>Learning Rate (--lr)</w:t>
             </w:r>
           </w:p>
         </w:tc>
@@ -14726,25 +15020,7 @@
                 <w:kern w:val="0"/>
                 <w14:ligatures w14:val="none"/>
               </w:rPr>
-              <w:t>Optimizer (--</w:t>
-            </w:r>
-            <w:proofErr w:type="spellStart"/>
-            <w:r>
-              <w:rPr>
-                <w:rFonts w:ascii="Times New Roman" w:eastAsia="Times New Roman" w:hAnsi="Times New Roman" w:cs="Times New Roman"/>
-                <w:kern w:val="0"/>
-                <w14:ligatures w14:val="none"/>
-              </w:rPr>
-              <w:t>optim</w:t>
-            </w:r>
-            <w:proofErr w:type="spellEnd"/>
-            <w:r>
-              <w:rPr>
-                <w:rFonts w:ascii="Times New Roman" w:eastAsia="Times New Roman" w:hAnsi="Times New Roman" w:cs="Times New Roman"/>
-                <w:kern w:val="0"/>
-                <w14:ligatures w14:val="none"/>
-              </w:rPr>
-              <w:t>)</w:t>
+              <w:t>Optimizer (--optim)</w:t>
             </w:r>
           </w:p>
         </w:tc>
@@ -14901,6 +15177,7 @@
           <w:rFonts w:ascii="Times New Roman" w:hAnsi="Times New Roman" w:cs="Times New Roman"/>
         </w:rPr>
       </w:pPr>
+      <w:bookmarkStart w:id="91" w:name="_Toc197578576"/>
       <w:r>
         <w:rPr>
           <w:rFonts w:ascii="Times New Roman" w:hAnsi="Times New Roman" w:cs="Times New Roman"/>
@@ -14956,20 +15233,21 @@
         </w:rPr>
         <w:t>tuning.</w:t>
       </w:r>
+      <w:bookmarkEnd w:id="91"/>
     </w:p>
     <w:p>
       <w:pPr>
         <w:pStyle w:val="Heading3"/>
         <w:ind w:firstLine="720"/>
       </w:pPr>
-      <w:bookmarkStart w:id="88" w:name="_Toc197577471"/>
+      <w:bookmarkStart w:id="92" w:name="_Toc197577471"/>
       <w:r>
         <w:t>3</w:t>
       </w:r>
       <w:r>
         <w:t>.3.2. Performing Hyperparameter Search</w:t>
       </w:r>
-      <w:bookmarkEnd w:id="88"/>
+      <w:bookmarkEnd w:id="92"/>
     </w:p>
     <w:p>
       <w:pPr>
@@ -15021,21 +15299,7 @@
         <w:rPr>
           <w:rFonts w:ascii="Times New Roman" w:hAnsi="Times New Roman" w:cs="Times New Roman"/>
         </w:rPr>
-        <w:t xml:space="preserve">During the training of model, </w:t>
-      </w:r>
-      <w:proofErr w:type="spellStart"/>
-      <w:r>
-        <w:rPr>
-          <w:rFonts w:ascii="Times New Roman" w:hAnsi="Times New Roman" w:cs="Times New Roman"/>
-        </w:rPr>
-        <w:t>CrossEntropyLoss</w:t>
-      </w:r>
-      <w:proofErr w:type="spellEnd"/>
-      <w:r>
-        <w:rPr>
-          <w:rFonts w:ascii="Times New Roman" w:hAnsi="Times New Roman" w:cs="Times New Roman"/>
-        </w:rPr>
-        <w:t>()loss function as it computes the log-</w:t>
+        <w:t>During the training of model, CrossEntropyLoss()loss function as it computes the log-</w:t>
       </w:r>
       <w:r>
         <w:rPr>
@@ -15164,7 +15428,6 @@
         </w:rPr>
         <w:t xml:space="preserve"> training, </w:t>
       </w:r>
-      <w:proofErr w:type="spellStart"/>
       <w:r>
         <w:rPr>
           <w:rFonts w:ascii="Courier New" w:eastAsia="Times New Roman" w:hAnsi="Courier New" w:cs="Courier New"/>
@@ -15173,9 +15436,16 @@
           <w:szCs w:val="20"/>
           <w14:ligatures w14:val="none"/>
         </w:rPr>
-        <w:t>torch.no_grad</w:t>
-      </w:r>
-      <w:proofErr w:type="spellEnd"/>
+        <w:t>torch.no_grad()</w:t>
+      </w:r>
+      <w:r>
+        <w:rPr>
+          <w:rFonts w:ascii="Times New Roman" w:eastAsia="Times New Roman" w:hAnsi="Times New Roman" w:cs="Times New Roman"/>
+          <w:kern w:val="0"/>
+          <w14:ligatures w14:val="none"/>
+        </w:rPr>
+        <w:t xml:space="preserve"> and </w:t>
+      </w:r>
       <w:r>
         <w:rPr>
           <w:rFonts w:ascii="Courier New" w:eastAsia="Times New Roman" w:hAnsi="Courier New" w:cs="Courier New"/>
@@ -15184,7 +15454,7 @@
           <w:szCs w:val="20"/>
           <w14:ligatures w14:val="none"/>
         </w:rPr>
-        <w:t>()</w:t>
+        <w:t>model.eval()</w:t>
       </w:r>
       <w:r>
         <w:rPr>
@@ -15192,55 +15462,7 @@
           <w:kern w:val="0"/>
           <w14:ligatures w14:val="none"/>
         </w:rPr>
-        <w:t xml:space="preserve"> and </w:t>
-      </w:r>
-      <w:proofErr w:type="spellStart"/>
-      <w:r>
-        <w:rPr>
-          <w:rFonts w:ascii="Courier New" w:eastAsia="Times New Roman" w:hAnsi="Courier New" w:cs="Courier New"/>
-          <w:kern w:val="0"/>
-          <w:sz w:val="20"/>
-          <w:szCs w:val="20"/>
-          <w14:ligatures w14:val="none"/>
-        </w:rPr>
-        <w:t>model.eval</w:t>
-      </w:r>
-      <w:proofErr w:type="spellEnd"/>
-      <w:r>
-        <w:rPr>
-          <w:rFonts w:ascii="Courier New" w:eastAsia="Times New Roman" w:hAnsi="Courier New" w:cs="Courier New"/>
-          <w:kern w:val="0"/>
-          <w:sz w:val="20"/>
-          <w:szCs w:val="20"/>
-          <w14:ligatures w14:val="none"/>
-        </w:rPr>
-        <w:t>()</w:t>
-      </w:r>
-      <w:r>
-        <w:rPr>
-          <w:rFonts w:ascii="Times New Roman" w:eastAsia="Times New Roman" w:hAnsi="Times New Roman" w:cs="Times New Roman"/>
-          <w:kern w:val="0"/>
-          <w14:ligatures w14:val="none"/>
-        </w:rPr>
-        <w:t xml:space="preserve"> functions in </w:t>
-      </w:r>
-      <w:proofErr w:type="spellStart"/>
-      <w:r>
-        <w:rPr>
-          <w:rFonts w:ascii="Times New Roman" w:eastAsia="Times New Roman" w:hAnsi="Times New Roman" w:cs="Times New Roman"/>
-          <w:kern w:val="0"/>
-          <w14:ligatures w14:val="none"/>
-        </w:rPr>
-        <w:t>PyTorch</w:t>
-      </w:r>
-      <w:proofErr w:type="spellEnd"/>
-      <w:r>
-        <w:rPr>
-          <w:rFonts w:ascii="Times New Roman" w:eastAsia="Times New Roman" w:hAnsi="Times New Roman" w:cs="Times New Roman"/>
-          <w:kern w:val="0"/>
-          <w14:ligatures w14:val="none"/>
-        </w:rPr>
-        <w:t xml:space="preserve"> were specifically used for validation. This reduces memory usage and speeds up inference since gradients are not needed </w:t>
+        <w:t xml:space="preserve"> functions in PyTorch were specifically used for validation. This reduces memory usage and speeds up inference since gradients are not needed </w:t>
       </w:r>
       <w:r>
         <w:rPr>
@@ -15452,7 +15674,7 @@
         <w:ind w:left="2160"/>
         <w:jc w:val="center"/>
       </w:pPr>
-      <w:bookmarkStart w:id="89" w:name="_Toc197578203"/>
+      <w:bookmarkStart w:id="93" w:name="_Toc197578203"/>
       <w:r>
         <w:t xml:space="preserve">Figure </w:t>
       </w:r>
@@ -15486,7 +15708,7 @@
       <w:r>
         <w:t xml:space="preserve"> of hyperparametertuning.py script</w:t>
       </w:r>
-      <w:bookmarkEnd w:id="89"/>
+      <w:bookmarkEnd w:id="93"/>
     </w:p>
     <w:p>
       <w:pPr>
@@ -15573,7 +15795,7 @@
         <w:pStyle w:val="Heading3"/>
         <w:ind w:firstLine="720"/>
       </w:pPr>
-      <w:bookmarkStart w:id="90" w:name="_Toc197577472"/>
+      <w:bookmarkStart w:id="94" w:name="_Toc197577472"/>
       <w:r>
         <w:t>3.3.3. Possible</w:t>
       </w:r>
@@ -15583,7 +15805,7 @@
       <w:r>
         <w:t>Hyperparameter tuning</w:t>
       </w:r>
-      <w:bookmarkEnd w:id="90"/>
+      <w:bookmarkEnd w:id="94"/>
     </w:p>
     <w:p>
       <w:pPr>
@@ -15758,7 +15980,7 @@
         <w:pStyle w:val="Heading1"/>
         <w:ind w:firstLine="720"/>
       </w:pPr>
-      <w:bookmarkStart w:id="91" w:name="_Toc197577473"/>
+      <w:bookmarkStart w:id="95" w:name="_Toc197577473"/>
       <w:r>
         <w:t>4</w:t>
       </w:r>
@@ -15771,7 +15993,7 @@
       <w:r>
         <w:t xml:space="preserve"> on Entire Training data</w:t>
       </w:r>
-      <w:bookmarkEnd w:id="91"/>
+      <w:bookmarkEnd w:id="95"/>
     </w:p>
     <w:p>
       <w:pPr>
@@ -16259,12 +16481,12 @@
                                 <w:rFonts w:ascii="Times New Roman" w:hAnsi="Times New Roman" w:cs="Times New Roman"/>
                               </w:rPr>
                             </w:pPr>
-                            <w:bookmarkStart w:id="92" w:name="_Toc197574877"/>
-                            <w:bookmarkStart w:id="93" w:name="_Toc197574972"/>
-                            <w:bookmarkStart w:id="94" w:name="_Toc197575017"/>
-                            <w:bookmarkStart w:id="95" w:name="_Toc197575038"/>
-                            <w:bookmarkStart w:id="96" w:name="_Toc197575277"/>
-                            <w:bookmarkStart w:id="97" w:name="_Toc197578204"/>
+                            <w:bookmarkStart w:id="96" w:name="_Toc197574877"/>
+                            <w:bookmarkStart w:id="97" w:name="_Toc197574972"/>
+                            <w:bookmarkStart w:id="98" w:name="_Toc197575017"/>
+                            <w:bookmarkStart w:id="99" w:name="_Toc197575038"/>
+                            <w:bookmarkStart w:id="100" w:name="_Toc197575277"/>
+                            <w:bookmarkStart w:id="101" w:name="_Toc197578204"/>
                             <w:r>
                               <w:rPr>
                                 <w:rFonts w:ascii="Times New Roman" w:hAnsi="Times New Roman" w:cs="Times New Roman"/>
@@ -16318,36 +16540,14 @@
                               <w:rPr>
                                 <w:rFonts w:ascii="Times New Roman" w:hAnsi="Times New Roman" w:cs="Times New Roman"/>
                               </w:rPr>
-                              <w:t>. This code is part of “</w:t>
+                              <w:t>. This code is part of “retrain_full_model” of ModelTrainingPipeline</w:t>
                             </w:r>
-                            <w:proofErr w:type="spellStart"/>
-                            <w:r>
-                              <w:rPr>
-                                <w:rFonts w:ascii="Times New Roman" w:hAnsi="Times New Roman" w:cs="Times New Roman"/>
-                              </w:rPr>
-                              <w:t>retrain_full_model</w:t>
-                            </w:r>
-                            <w:proofErr w:type="spellEnd"/>
-                            <w:r>
-                              <w:rPr>
-                                <w:rFonts w:ascii="Times New Roman" w:hAnsi="Times New Roman" w:cs="Times New Roman"/>
-                              </w:rPr>
-                              <w:t xml:space="preserve">” of </w:t>
-                            </w:r>
-                            <w:proofErr w:type="spellStart"/>
-                            <w:r>
-                              <w:rPr>
-                                <w:rFonts w:ascii="Times New Roman" w:hAnsi="Times New Roman" w:cs="Times New Roman"/>
-                              </w:rPr>
-                              <w:t>ModelTrainingPipeline</w:t>
-                            </w:r>
-                            <w:bookmarkEnd w:id="92"/>
-                            <w:bookmarkEnd w:id="93"/>
-                            <w:bookmarkEnd w:id="94"/>
-                            <w:bookmarkEnd w:id="95"/>
                             <w:bookmarkEnd w:id="96"/>
                             <w:bookmarkEnd w:id="97"/>
-                            <w:proofErr w:type="spellEnd"/>
+                            <w:bookmarkEnd w:id="98"/>
+                            <w:bookmarkEnd w:id="99"/>
+                            <w:bookmarkEnd w:id="100"/>
+                            <w:bookmarkEnd w:id="101"/>
                           </w:p>
                         </w:txbxContent>
                       </wps:txbx>
@@ -16376,12 +16576,12 @@
                           <w:rFonts w:ascii="Times New Roman" w:hAnsi="Times New Roman" w:cs="Times New Roman"/>
                         </w:rPr>
                       </w:pPr>
-                      <w:bookmarkStart w:id="98" w:name="_Toc197574877"/>
-                      <w:bookmarkStart w:id="99" w:name="_Toc197574972"/>
-                      <w:bookmarkStart w:id="100" w:name="_Toc197575017"/>
-                      <w:bookmarkStart w:id="101" w:name="_Toc197575038"/>
-                      <w:bookmarkStart w:id="102" w:name="_Toc197575277"/>
-                      <w:bookmarkStart w:id="103" w:name="_Toc197578204"/>
+                      <w:bookmarkStart w:id="102" w:name="_Toc197574877"/>
+                      <w:bookmarkStart w:id="103" w:name="_Toc197574972"/>
+                      <w:bookmarkStart w:id="104" w:name="_Toc197575017"/>
+                      <w:bookmarkStart w:id="105" w:name="_Toc197575038"/>
+                      <w:bookmarkStart w:id="106" w:name="_Toc197575277"/>
+                      <w:bookmarkStart w:id="107" w:name="_Toc197578204"/>
                       <w:r>
                         <w:rPr>
                           <w:rFonts w:ascii="Times New Roman" w:hAnsi="Times New Roman" w:cs="Times New Roman"/>
@@ -16435,36 +16635,14 @@
                         <w:rPr>
                           <w:rFonts w:ascii="Times New Roman" w:hAnsi="Times New Roman" w:cs="Times New Roman"/>
                         </w:rPr>
-                        <w:t>. This code is part of “</w:t>
+                        <w:t>. This code is part of “retrain_full_model” of ModelTrainingPipeline</w:t>
                       </w:r>
-                      <w:proofErr w:type="spellStart"/>
-                      <w:r>
-                        <w:rPr>
-                          <w:rFonts w:ascii="Times New Roman" w:hAnsi="Times New Roman" w:cs="Times New Roman"/>
-                        </w:rPr>
-                        <w:t>retrain_full_model</w:t>
-                      </w:r>
-                      <w:proofErr w:type="spellEnd"/>
-                      <w:r>
-                        <w:rPr>
-                          <w:rFonts w:ascii="Times New Roman" w:hAnsi="Times New Roman" w:cs="Times New Roman"/>
-                        </w:rPr>
-                        <w:t xml:space="preserve">” of </w:t>
-                      </w:r>
-                      <w:proofErr w:type="spellStart"/>
-                      <w:r>
-                        <w:rPr>
-                          <w:rFonts w:ascii="Times New Roman" w:hAnsi="Times New Roman" w:cs="Times New Roman"/>
-                        </w:rPr>
-                        <w:t>ModelTrainingPipeline</w:t>
-                      </w:r>
-                      <w:bookmarkEnd w:id="98"/>
-                      <w:bookmarkEnd w:id="99"/>
-                      <w:bookmarkEnd w:id="100"/>
-                      <w:bookmarkEnd w:id="101"/>
                       <w:bookmarkEnd w:id="102"/>
                       <w:bookmarkEnd w:id="103"/>
-                      <w:proofErr w:type="spellEnd"/>
+                      <w:bookmarkEnd w:id="104"/>
+                      <w:bookmarkEnd w:id="105"/>
+                      <w:bookmarkEnd w:id="106"/>
+                      <w:bookmarkEnd w:id="107"/>
                     </w:p>
                   </w:txbxContent>
                 </v:textbox>
@@ -16498,7 +16676,7 @@
         <w:pStyle w:val="Heading1"/>
         <w:ind w:firstLine="720"/>
       </w:pPr>
-      <w:bookmarkStart w:id="104" w:name="_Toc197577474"/>
+      <w:bookmarkStart w:id="108" w:name="_Toc197577474"/>
       <w:r>
         <w:t>5.</w:t>
       </w:r>
@@ -16511,7 +16689,7 @@
       <w:r>
         <w:t xml:space="preserve"> on test data</w:t>
       </w:r>
-      <w:bookmarkEnd w:id="104"/>
+      <w:bookmarkEnd w:id="108"/>
     </w:p>
     <w:p>
       <w:pPr>
@@ -16673,7 +16851,7 @@
           <w:rFonts w:ascii="Times New Roman" w:hAnsi="Times New Roman" w:cs="Times New Roman"/>
         </w:rPr>
       </w:pPr>
-      <w:bookmarkStart w:id="105" w:name="_Toc197578205"/>
+      <w:bookmarkStart w:id="109" w:name="_Toc197578205"/>
       <w:r>
         <w:rPr>
           <w:rFonts w:ascii="Times New Roman" w:hAnsi="Times New Roman" w:cs="Times New Roman"/>
@@ -16759,7 +16937,7 @@
         </w:rPr>
         <w:t xml:space="preserve"> before testing.</w:t>
       </w:r>
-      <w:bookmarkEnd w:id="105"/>
+      <w:bookmarkEnd w:id="109"/>
     </w:p>
     <w:p>
       <w:pPr>
@@ -16939,44 +17117,26 @@
           <w:kern w:val="0"/>
           <w14:ligatures w14:val="none"/>
         </w:rPr>
-        <w:t>The "</w:t>
-      </w:r>
-      <w:proofErr w:type="spellStart"/>
+        <w:t>The "train_dataloader.pth" file must be accessible for loading normalization parameters</w:t>
+      </w:r>
       <w:r>
         <w:rPr>
           <w:rFonts w:ascii="Times New Roman" w:eastAsia="Times New Roman" w:hAnsi="Times New Roman" w:cs="Times New Roman"/>
           <w:kern w:val="0"/>
           <w14:ligatures w14:val="none"/>
         </w:rPr>
-        <w:t>train_dataloader.pth</w:t>
-      </w:r>
-      <w:proofErr w:type="spellEnd"/>
-      <w:r>
+        <w:t>.</w:t>
+      </w:r>
+    </w:p>
+    <w:p>
+      <w:pPr>
+        <w:spacing w:before="100" w:beforeAutospacing="1" w:after="100" w:afterAutospacing="1" w:line="276" w:lineRule="auto"/>
+        <w:ind w:left="1440"/>
         <w:rPr>
           <w:rFonts w:ascii="Times New Roman" w:eastAsia="Times New Roman" w:hAnsi="Times New Roman" w:cs="Times New Roman"/>
           <w:kern w:val="0"/>
           <w14:ligatures w14:val="none"/>
         </w:rPr>
-        <w:t>" file must be accessible for loading normalization parameters</w:t>
-      </w:r>
-      <w:r>
-        <w:rPr>
-          <w:rFonts w:ascii="Times New Roman" w:eastAsia="Times New Roman" w:hAnsi="Times New Roman" w:cs="Times New Roman"/>
-          <w:kern w:val="0"/>
-          <w14:ligatures w14:val="none"/>
-        </w:rPr>
-        <w:t>.</w:t>
-      </w:r>
-    </w:p>
-    <w:p>
-      <w:pPr>
-        <w:spacing w:before="100" w:beforeAutospacing="1" w:after="100" w:afterAutospacing="1" w:line="276" w:lineRule="auto"/>
-        <w:ind w:left="1440"/>
-        <w:rPr>
-          <w:rFonts w:ascii="Times New Roman" w:eastAsia="Times New Roman" w:hAnsi="Times New Roman" w:cs="Times New Roman"/>
-          <w:kern w:val="0"/>
-          <w14:ligatures w14:val="none"/>
-        </w:rPr>
       </w:pPr>
     </w:p>
     <w:p>
@@ -17011,28 +17171,28 @@
         <w:pStyle w:val="Heading1"/>
         <w:ind w:firstLine="720"/>
       </w:pPr>
-      <w:bookmarkStart w:id="106" w:name="_Toc197577475"/>
+      <w:bookmarkStart w:id="110" w:name="_Toc197577475"/>
       <w:r>
         <w:t xml:space="preserve">6. </w:t>
       </w:r>
       <w:r>
         <w:t>Result discussion</w:t>
       </w:r>
-      <w:bookmarkEnd w:id="106"/>
+      <w:bookmarkEnd w:id="110"/>
     </w:p>
     <w:p>
       <w:pPr>
         <w:pStyle w:val="Heading2"/>
         <w:ind w:firstLine="720"/>
       </w:pPr>
-      <w:bookmarkStart w:id="107" w:name="_Toc197577476"/>
+      <w:bookmarkStart w:id="111" w:name="_Toc197577476"/>
       <w:r>
         <w:t xml:space="preserve">6.1. </w:t>
       </w:r>
       <w:r>
         <w:t>Best Hyperparameters</w:t>
       </w:r>
-      <w:bookmarkEnd w:id="107"/>
+      <w:bookmarkEnd w:id="111"/>
     </w:p>
     <w:p>
       <w:pPr>
@@ -17045,21 +17205,7 @@
         <w:rPr>
           <w:rFonts w:ascii="Times New Roman" w:hAnsi="Times New Roman" w:cs="Times New Roman"/>
         </w:rPr>
-        <w:t xml:space="preserve">After rigorous training and validation on different sets of the training for different combinations of parameters, the table below mentioned </w:t>
-      </w:r>
-      <w:proofErr w:type="spellStart"/>
-      <w:r>
-        <w:rPr>
-          <w:rFonts w:ascii="Times New Roman" w:hAnsi="Times New Roman" w:cs="Times New Roman"/>
-        </w:rPr>
-        <w:t>a</w:t>
-      </w:r>
-      <w:proofErr w:type="spellEnd"/>
-      <w:r>
-        <w:rPr>
-          <w:rFonts w:ascii="Times New Roman" w:hAnsi="Times New Roman" w:cs="Times New Roman"/>
-        </w:rPr>
-        <w:t xml:space="preserve"> overview of the performance of the model on training data during hyperparameter tuning. </w:t>
+        <w:t xml:space="preserve">After rigorous training and validation on different sets of the training for different combinations of parameters, the table below mentioned a overview of the performance of the model on training data during hyperparameter tuning. </w:t>
       </w:r>
     </w:p>
     <w:tbl>
@@ -19057,6 +19203,7 @@
           <w:szCs w:val="18"/>
         </w:rPr>
       </w:pPr>
+      <w:bookmarkStart w:id="112" w:name="_Toc197578577"/>
       <w:r>
         <w:rPr>
           <w:rFonts w:ascii="Times New Roman" w:hAnsi="Times New Roman" w:cs="Times New Roman"/>
@@ -19138,6 +19285,7 @@
         </w:rPr>
         <w:t>combinations.</w:t>
       </w:r>
+      <w:bookmarkEnd w:id="112"/>
     </w:p>
     <w:p>
       <w:pPr>
@@ -19455,12 +19603,12 @@
                                 <w:rFonts w:ascii="Times New Roman" w:hAnsi="Times New Roman" w:cs="Times New Roman"/>
                               </w:rPr>
                             </w:pPr>
-                            <w:bookmarkStart w:id="108" w:name="_Toc197574879"/>
-                            <w:bookmarkStart w:id="109" w:name="_Toc197574974"/>
-                            <w:bookmarkStart w:id="110" w:name="_Toc197575019"/>
-                            <w:bookmarkStart w:id="111" w:name="_Toc197575040"/>
-                            <w:bookmarkStart w:id="112" w:name="_Toc197575279"/>
-                            <w:bookmarkStart w:id="113" w:name="_Toc197578206"/>
+                            <w:bookmarkStart w:id="113" w:name="_Toc197574879"/>
+                            <w:bookmarkStart w:id="114" w:name="_Toc197574974"/>
+                            <w:bookmarkStart w:id="115" w:name="_Toc197575019"/>
+                            <w:bookmarkStart w:id="116" w:name="_Toc197575040"/>
+                            <w:bookmarkStart w:id="117" w:name="_Toc197575279"/>
+                            <w:bookmarkStart w:id="118" w:name="_Toc197578206"/>
                             <w:r>
                               <w:t xml:space="preserve">Figure </w:t>
                             </w:r>
@@ -19492,21 +19640,7 @@
                               <w:rPr>
                                 <w:rFonts w:ascii="Times New Roman" w:hAnsi="Times New Roman" w:cs="Times New Roman"/>
                               </w:rPr>
-                              <w:t xml:space="preserve">on </w:t>
-                            </w:r>
-                            <w:proofErr w:type="spellStart"/>
-                            <w:r>
-                              <w:rPr>
-                                <w:rFonts w:ascii="Times New Roman" w:hAnsi="Times New Roman" w:cs="Times New Roman"/>
-                              </w:rPr>
-                              <w:t>learning_rate</w:t>
-                            </w:r>
-                            <w:proofErr w:type="spellEnd"/>
-                            <w:r>
-                              <w:rPr>
-                                <w:rFonts w:ascii="Times New Roman" w:hAnsi="Times New Roman" w:cs="Times New Roman"/>
-                              </w:rPr>
-                              <w:t>=0.001, optimizer=SGD, batch size=16, epochs=12</w:t>
+                              <w:t>on learning_rate=0.001, optimizer=SGD, batch size=16, epochs=12</w:t>
                             </w:r>
                             <w:r>
                               <w:rPr>
@@ -19520,19 +19654,11 @@
                               </w:rPr>
                               <w:t xml:space="preserve"> </w:t>
                             </w:r>
-                            <w:proofErr w:type="spellStart"/>
                             <w:r>
                               <w:rPr>
                                 <w:rFonts w:ascii="Times New Roman" w:hAnsi="Times New Roman" w:cs="Times New Roman"/>
                               </w:rPr>
-                              <w:t>no.of</w:t>
-                            </w:r>
-                            <w:proofErr w:type="spellEnd"/>
-                            <w:r>
-                              <w:rPr>
-                                <w:rFonts w:ascii="Times New Roman" w:hAnsi="Times New Roman" w:cs="Times New Roman"/>
-                              </w:rPr>
-                              <w:t xml:space="preserve"> folds</w:t>
+                              <w:t>no.of folds</w:t>
                             </w:r>
                             <w:r>
                               <w:rPr>
@@ -19668,12 +19794,12 @@
                               </w:rPr>
                               <w:t>.</w:t>
                             </w:r>
-                            <w:bookmarkEnd w:id="108"/>
-                            <w:bookmarkEnd w:id="109"/>
-                            <w:bookmarkEnd w:id="110"/>
-                            <w:bookmarkEnd w:id="111"/>
-                            <w:bookmarkEnd w:id="112"/>
                             <w:bookmarkEnd w:id="113"/>
+                            <w:bookmarkEnd w:id="114"/>
+                            <w:bookmarkEnd w:id="115"/>
+                            <w:bookmarkEnd w:id="116"/>
+                            <w:bookmarkEnd w:id="117"/>
+                            <w:bookmarkEnd w:id="118"/>
                           </w:p>
                           <w:p/>
                           <w:p>
@@ -19716,12 +19842,12 @@
                           <w:rFonts w:ascii="Times New Roman" w:hAnsi="Times New Roman" w:cs="Times New Roman"/>
                         </w:rPr>
                       </w:pPr>
-                      <w:bookmarkStart w:id="114" w:name="_Toc197574879"/>
-                      <w:bookmarkStart w:id="115" w:name="_Toc197574974"/>
-                      <w:bookmarkStart w:id="116" w:name="_Toc197575019"/>
-                      <w:bookmarkStart w:id="117" w:name="_Toc197575040"/>
-                      <w:bookmarkStart w:id="118" w:name="_Toc197575279"/>
-                      <w:bookmarkStart w:id="119" w:name="_Toc197578206"/>
+                      <w:bookmarkStart w:id="119" w:name="_Toc197574879"/>
+                      <w:bookmarkStart w:id="120" w:name="_Toc197574974"/>
+                      <w:bookmarkStart w:id="121" w:name="_Toc197575019"/>
+                      <w:bookmarkStart w:id="122" w:name="_Toc197575040"/>
+                      <w:bookmarkStart w:id="123" w:name="_Toc197575279"/>
+                      <w:bookmarkStart w:id="124" w:name="_Toc197578206"/>
                       <w:r>
                         <w:t xml:space="preserve">Figure </w:t>
                       </w:r>
@@ -19753,21 +19879,7 @@
                         <w:rPr>
                           <w:rFonts w:ascii="Times New Roman" w:hAnsi="Times New Roman" w:cs="Times New Roman"/>
                         </w:rPr>
-                        <w:t xml:space="preserve">on </w:t>
-                      </w:r>
-                      <w:proofErr w:type="spellStart"/>
-                      <w:r>
-                        <w:rPr>
-                          <w:rFonts w:ascii="Times New Roman" w:hAnsi="Times New Roman" w:cs="Times New Roman"/>
-                        </w:rPr>
-                        <w:t>learning_rate</w:t>
-                      </w:r>
-                      <w:proofErr w:type="spellEnd"/>
-                      <w:r>
-                        <w:rPr>
-                          <w:rFonts w:ascii="Times New Roman" w:hAnsi="Times New Roman" w:cs="Times New Roman"/>
-                        </w:rPr>
-                        <w:t>=0.001, optimizer=SGD, batch size=16, epochs=12</w:t>
+                        <w:t>on learning_rate=0.001, optimizer=SGD, batch size=16, epochs=12</w:t>
                       </w:r>
                       <w:r>
                         <w:rPr>
@@ -19781,19 +19893,11 @@
                         </w:rPr>
                         <w:t xml:space="preserve"> </w:t>
                       </w:r>
-                      <w:proofErr w:type="spellStart"/>
                       <w:r>
                         <w:rPr>
                           <w:rFonts w:ascii="Times New Roman" w:hAnsi="Times New Roman" w:cs="Times New Roman"/>
                         </w:rPr>
-                        <w:t>no.of</w:t>
-                      </w:r>
-                      <w:proofErr w:type="spellEnd"/>
-                      <w:r>
-                        <w:rPr>
-                          <w:rFonts w:ascii="Times New Roman" w:hAnsi="Times New Roman" w:cs="Times New Roman"/>
-                        </w:rPr>
-                        <w:t xml:space="preserve"> folds</w:t>
+                        <w:t>no.of folds</w:t>
                       </w:r>
                       <w:r>
                         <w:rPr>
@@ -19929,12 +20033,12 @@
                         </w:rPr>
                         <w:t>.</w:t>
                       </w:r>
-                      <w:bookmarkEnd w:id="114"/>
-                      <w:bookmarkEnd w:id="115"/>
-                      <w:bookmarkEnd w:id="116"/>
-                      <w:bookmarkEnd w:id="117"/>
-                      <w:bookmarkEnd w:id="118"/>
                       <w:bookmarkEnd w:id="119"/>
+                      <w:bookmarkEnd w:id="120"/>
+                      <w:bookmarkEnd w:id="121"/>
+                      <w:bookmarkEnd w:id="122"/>
+                      <w:bookmarkEnd w:id="123"/>
+                      <w:bookmarkEnd w:id="124"/>
                     </w:p>
                     <w:p/>
                     <w:p>
@@ -20102,14 +20206,14 @@
         <w:pStyle w:val="Heading2"/>
         <w:ind w:left="720"/>
       </w:pPr>
-      <w:bookmarkStart w:id="120" w:name="_Toc197577477"/>
+      <w:bookmarkStart w:id="125" w:name="_Toc197577477"/>
       <w:r>
         <w:t xml:space="preserve">6.2. </w:t>
       </w:r>
       <w:r>
         <w:t>Training the Resnet-50 model on the entire training data</w:t>
       </w:r>
-      <w:bookmarkEnd w:id="120"/>
+      <w:bookmarkEnd w:id="125"/>
     </w:p>
     <w:p>
       <w:pPr>
@@ -20339,12 +20443,12 @@
                                 <w:rFonts w:ascii="Times New Roman" w:hAnsi="Times New Roman" w:cs="Times New Roman"/>
                               </w:rPr>
                             </w:pPr>
-                            <w:bookmarkStart w:id="121" w:name="_Toc197574880"/>
-                            <w:bookmarkStart w:id="122" w:name="_Toc197574975"/>
-                            <w:bookmarkStart w:id="123" w:name="_Toc197575020"/>
-                            <w:bookmarkStart w:id="124" w:name="_Toc197575041"/>
-                            <w:bookmarkStart w:id="125" w:name="_Toc197575280"/>
-                            <w:bookmarkStart w:id="126" w:name="_Toc197578207"/>
+                            <w:bookmarkStart w:id="126" w:name="_Toc197574880"/>
+                            <w:bookmarkStart w:id="127" w:name="_Toc197574975"/>
+                            <w:bookmarkStart w:id="128" w:name="_Toc197575020"/>
+                            <w:bookmarkStart w:id="129" w:name="_Toc197575041"/>
+                            <w:bookmarkStart w:id="130" w:name="_Toc197575280"/>
+                            <w:bookmarkStart w:id="131" w:name="_Toc197578207"/>
                             <w:r>
                               <w:rPr>
                                 <w:rFonts w:ascii="Times New Roman" w:hAnsi="Times New Roman" w:cs="Times New Roman"/>
@@ -20386,21 +20490,7 @@
                               <w:rPr>
                                 <w:rFonts w:ascii="Times New Roman" w:hAnsi="Times New Roman" w:cs="Times New Roman"/>
                               </w:rPr>
-                              <w:t xml:space="preserve">: Plots indicating training accuracy and loss curves on </w:t>
-                            </w:r>
-                            <w:proofErr w:type="spellStart"/>
-                            <w:r>
-                              <w:rPr>
-                                <w:rFonts w:ascii="Times New Roman" w:hAnsi="Times New Roman" w:cs="Times New Roman"/>
-                              </w:rPr>
-                              <w:t>learning_rate</w:t>
-                            </w:r>
-                            <w:proofErr w:type="spellEnd"/>
-                            <w:r>
-                              <w:rPr>
-                                <w:rFonts w:ascii="Times New Roman" w:hAnsi="Times New Roman" w:cs="Times New Roman"/>
-                              </w:rPr>
-                              <w:t>=0.001, optimizer=SGD,</w:t>
+                              <w:t>: Plots indicating training accuracy and loss curves on learning_rate=0.001, optimizer=SGD,</w:t>
                             </w:r>
                             <w:r>
                               <w:rPr>
@@ -20432,12 +20522,12 @@
                               </w:rPr>
                               <w:t>=12</w:t>
                             </w:r>
-                            <w:bookmarkEnd w:id="121"/>
-                            <w:bookmarkEnd w:id="122"/>
-                            <w:bookmarkEnd w:id="123"/>
-                            <w:bookmarkEnd w:id="124"/>
-                            <w:bookmarkEnd w:id="125"/>
                             <w:bookmarkEnd w:id="126"/>
+                            <w:bookmarkEnd w:id="127"/>
+                            <w:bookmarkEnd w:id="128"/>
+                            <w:bookmarkEnd w:id="129"/>
+                            <w:bookmarkEnd w:id="130"/>
+                            <w:bookmarkEnd w:id="131"/>
                           </w:p>
                         </w:txbxContent>
                       </wps:txbx>
@@ -20468,12 +20558,12 @@
                           <w:rFonts w:ascii="Times New Roman" w:hAnsi="Times New Roman" w:cs="Times New Roman"/>
                         </w:rPr>
                       </w:pPr>
-                      <w:bookmarkStart w:id="127" w:name="_Toc197574880"/>
-                      <w:bookmarkStart w:id="128" w:name="_Toc197574975"/>
-                      <w:bookmarkStart w:id="129" w:name="_Toc197575020"/>
-                      <w:bookmarkStart w:id="130" w:name="_Toc197575041"/>
-                      <w:bookmarkStart w:id="131" w:name="_Toc197575280"/>
-                      <w:bookmarkStart w:id="132" w:name="_Toc197578207"/>
+                      <w:bookmarkStart w:id="132" w:name="_Toc197574880"/>
+                      <w:bookmarkStart w:id="133" w:name="_Toc197574975"/>
+                      <w:bookmarkStart w:id="134" w:name="_Toc197575020"/>
+                      <w:bookmarkStart w:id="135" w:name="_Toc197575041"/>
+                      <w:bookmarkStart w:id="136" w:name="_Toc197575280"/>
+                      <w:bookmarkStart w:id="137" w:name="_Toc197578207"/>
                       <w:r>
                         <w:rPr>
                           <w:rFonts w:ascii="Times New Roman" w:hAnsi="Times New Roman" w:cs="Times New Roman"/>
@@ -20515,21 +20605,7 @@
                         <w:rPr>
                           <w:rFonts w:ascii="Times New Roman" w:hAnsi="Times New Roman" w:cs="Times New Roman"/>
                         </w:rPr>
-                        <w:t xml:space="preserve">: Plots indicating training accuracy and loss curves on </w:t>
-                      </w:r>
-                      <w:proofErr w:type="spellStart"/>
-                      <w:r>
-                        <w:rPr>
-                          <w:rFonts w:ascii="Times New Roman" w:hAnsi="Times New Roman" w:cs="Times New Roman"/>
-                        </w:rPr>
-                        <w:t>learning_rate</w:t>
-                      </w:r>
-                      <w:proofErr w:type="spellEnd"/>
-                      <w:r>
-                        <w:rPr>
-                          <w:rFonts w:ascii="Times New Roman" w:hAnsi="Times New Roman" w:cs="Times New Roman"/>
-                        </w:rPr>
-                        <w:t>=0.001, optimizer=SGD,</w:t>
+                        <w:t>: Plots indicating training accuracy and loss curves on learning_rate=0.001, optimizer=SGD,</w:t>
                       </w:r>
                       <w:r>
                         <w:rPr>
@@ -20561,12 +20637,12 @@
                         </w:rPr>
                         <w:t>=12</w:t>
                       </w:r>
-                      <w:bookmarkEnd w:id="127"/>
-                      <w:bookmarkEnd w:id="128"/>
-                      <w:bookmarkEnd w:id="129"/>
-                      <w:bookmarkEnd w:id="130"/>
-                      <w:bookmarkEnd w:id="131"/>
                       <w:bookmarkEnd w:id="132"/>
+                      <w:bookmarkEnd w:id="133"/>
+                      <w:bookmarkEnd w:id="134"/>
+                      <w:bookmarkEnd w:id="135"/>
+                      <w:bookmarkEnd w:id="136"/>
+                      <w:bookmarkEnd w:id="137"/>
                     </w:p>
                   </w:txbxContent>
                 </v:textbox>
@@ -20726,7 +20802,7 @@
         <w:pStyle w:val="Heading2"/>
         <w:ind w:firstLine="720"/>
       </w:pPr>
-      <w:bookmarkStart w:id="133" w:name="_Toc197577478"/>
+      <w:bookmarkStart w:id="138" w:name="_Toc197577478"/>
       <w:r>
         <w:t xml:space="preserve">6.3. </w:t>
       </w:r>
@@ -20745,7 +20821,7 @@
       <w:r>
         <w:t>test data</w:t>
       </w:r>
-      <w:bookmarkEnd w:id="133"/>
+      <w:bookmarkEnd w:id="138"/>
     </w:p>
     <w:p>
       <w:pPr>
@@ -21026,7 +21102,7 @@
         <w:pStyle w:val="Caption"/>
         <w:ind w:left="720" w:firstLine="720"/>
       </w:pPr>
-      <w:bookmarkStart w:id="134" w:name="_Toc197578208"/>
+      <w:bookmarkStart w:id="139" w:name="_Toc197578208"/>
       <w:r>
         <w:t xml:space="preserve">Figure </w:t>
       </w:r>
@@ -21064,7 +21140,7 @@
       <w:bookmarkEnd w:id="1"/>
       <w:bookmarkEnd w:id="2"/>
       <w:bookmarkEnd w:id="3"/>
-      <w:bookmarkEnd w:id="134"/>
+      <w:bookmarkEnd w:id="139"/>
     </w:p>
     <w:p>
       <w:pPr>
@@ -21438,7 +21514,7 @@
                                 <w:noProof/>
                               </w:rPr>
                             </w:pPr>
-                            <w:bookmarkStart w:id="135" w:name="_Toc197578209"/>
+                            <w:bookmarkStart w:id="140" w:name="_Toc197578209"/>
                             <w:r>
                               <w:t xml:space="preserve">Figure </w:t>
                             </w:r>
@@ -21466,7 +21542,7 @@
                             <w:r>
                               <w:t>Confusion matrix of test data indicating the no. of per-class correct and incorrect classifications</w:t>
                             </w:r>
-                            <w:bookmarkEnd w:id="135"/>
+                            <w:bookmarkEnd w:id="140"/>
                           </w:p>
                         </w:txbxContent>
                       </wps:txbx>
@@ -21497,7 +21573,7 @@
                           <w:noProof/>
                         </w:rPr>
                       </w:pPr>
-                      <w:bookmarkStart w:id="136" w:name="_Toc197578209"/>
+                      <w:bookmarkStart w:id="141" w:name="_Toc197578209"/>
                       <w:r>
                         <w:t xml:space="preserve">Figure </w:t>
                       </w:r>
@@ -21525,7 +21601,7 @@
                       <w:r>
                         <w:t>Confusion matrix of test data indicating the no. of per-class correct and incorrect classifications</w:t>
                       </w:r>
-                      <w:bookmarkEnd w:id="136"/>
+                      <w:bookmarkEnd w:id="141"/>
                     </w:p>
                   </w:txbxContent>
                 </v:textbox>
@@ -21600,7 +21676,7 @@
                                 <w:noProof/>
                               </w:rPr>
                             </w:pPr>
-                            <w:bookmarkStart w:id="137" w:name="_Toc197578210"/>
+                            <w:bookmarkStart w:id="142" w:name="_Toc197578210"/>
                             <w:r>
                               <w:t xml:space="preserve">Figure </w:t>
                             </w:r>
@@ -21628,7 +21704,7 @@
                             <w:r>
                               <w:t xml:space="preserve"> Visualization of predicted class labels of the images with their true class names</w:t>
                             </w:r>
-                            <w:bookmarkEnd w:id="137"/>
+                            <w:bookmarkEnd w:id="142"/>
                           </w:p>
                         </w:txbxContent>
                       </wps:txbx>
@@ -21659,7 +21735,7 @@
                           <w:noProof/>
                         </w:rPr>
                       </w:pPr>
-                      <w:bookmarkStart w:id="138" w:name="_Toc197578210"/>
+                      <w:bookmarkStart w:id="143" w:name="_Toc197578210"/>
                       <w:r>
                         <w:t xml:space="preserve">Figure </w:t>
                       </w:r>
@@ -21687,7 +21763,7 @@
                       <w:r>
                         <w:t xml:space="preserve"> Visualization of predicted class labels of the images with their true class names</w:t>
                       </w:r>
-                      <w:bookmarkEnd w:id="138"/>
+                      <w:bookmarkEnd w:id="143"/>
                     </w:p>
                   </w:txbxContent>
                 </v:textbox>
@@ -21780,7 +21856,7 @@
       <w:pPr>
         <w:pStyle w:val="Heading1"/>
       </w:pPr>
-      <w:bookmarkStart w:id="139" w:name="_Toc197577479"/>
+      <w:bookmarkStart w:id="144" w:name="_Toc197577479"/>
       <w:r>
         <w:lastRenderedPageBreak/>
         <w:t xml:space="preserve">7. </w:t>
@@ -21788,7 +21864,7 @@
       <w:r>
         <w:t>References:</w:t>
       </w:r>
-      <w:bookmarkEnd w:id="139"/>
+      <w:bookmarkEnd w:id="144"/>
     </w:p>
     <w:p>
       <w:pPr>
@@ -21809,15 +21885,7 @@
         <w:t xml:space="preserve">[2] </w:t>
       </w:r>
       <w:r>
-        <w:t xml:space="preserve">R. K. Srivastava, K. Greff, and J. </w:t>
-      </w:r>
-      <w:proofErr w:type="spellStart"/>
-      <w:r>
-        <w:t>Schmidhuber</w:t>
-      </w:r>
-      <w:proofErr w:type="spellEnd"/>
-      <w:r>
-        <w:t>. Highway networks. arXiv:1505.00387, 2015.</w:t>
+        <w:t>R. K. Srivastava, K. Greff, and J. Schmidhuber. Highway networks. arXiv:1505.00387, 2015.</w:t>
       </w:r>
     </w:p>
     <w:p>
@@ -21827,13 +21895,8 @@
       <w:r>
         <w:t xml:space="preserve">[3] </w:t>
       </w:r>
-      <w:proofErr w:type="spellStart"/>
-      <w:r>
-        <w:t>ResNet</w:t>
-      </w:r>
-      <w:proofErr w:type="spellEnd"/>
-      <w:r>
-        <w:t>: He et al. (2015), https://arxiv.org/abs/1512.03385</w:t>
+      <w:r>
+        <w:t>ResNet: He et al. (2015), https://arxiv.org/abs/1512.03385</w:t>
       </w:r>
     </w:p>
     <w:p/>

--- a/documentation/Documentation.docx
+++ b/documentation/Documentation.docx
@@ -466,7 +466,7 @@
                 <w:noProof/>
                 <w:webHidden/>
               </w:rPr>
-              <w:t>4</w:t>
+              <w:t>5</w:t>
             </w:r>
             <w:r>
               <w:rPr>
@@ -535,7 +535,7 @@
                 <w:noProof/>
                 <w:webHidden/>
               </w:rPr>
-              <w:t>5</w:t>
+              <w:t>6</w:t>
             </w:r>
             <w:r>
               <w:rPr>
@@ -604,7 +604,7 @@
                 <w:noProof/>
                 <w:webHidden/>
               </w:rPr>
-              <w:t>6</w:t>
+              <w:t>7</w:t>
             </w:r>
             <w:r>
               <w:rPr>
@@ -673,7 +673,7 @@
                 <w:noProof/>
                 <w:webHidden/>
               </w:rPr>
-              <w:t>8</w:t>
+              <w:t>9</w:t>
             </w:r>
             <w:r>
               <w:rPr>
@@ -742,7 +742,7 @@
                 <w:noProof/>
                 <w:webHidden/>
               </w:rPr>
-              <w:t>9</w:t>
+              <w:t>10</w:t>
             </w:r>
             <w:r>
               <w:rPr>
@@ -811,7 +811,7 @@
                 <w:noProof/>
                 <w:webHidden/>
               </w:rPr>
-              <w:t>10</w:t>
+              <w:t>11</w:t>
             </w:r>
             <w:r>
               <w:rPr>
@@ -880,7 +880,7 @@
                 <w:noProof/>
                 <w:webHidden/>
               </w:rPr>
-              <w:t>11</w:t>
+              <w:t>12</w:t>
             </w:r>
             <w:r>
               <w:rPr>
@@ -949,7 +949,7 @@
                 <w:noProof/>
                 <w:webHidden/>
               </w:rPr>
-              <w:t>11</w:t>
+              <w:t>12</w:t>
             </w:r>
             <w:r>
               <w:rPr>
@@ -1018,7 +1018,7 @@
                 <w:noProof/>
                 <w:webHidden/>
               </w:rPr>
-              <w:t>12</w:t>
+              <w:t>13</w:t>
             </w:r>
             <w:r>
               <w:rPr>
@@ -1087,7 +1087,7 @@
                 <w:noProof/>
                 <w:webHidden/>
               </w:rPr>
-              <w:t>13</w:t>
+              <w:t>14</w:t>
             </w:r>
             <w:r>
               <w:rPr>
@@ -1156,7 +1156,7 @@
                 <w:noProof/>
                 <w:webHidden/>
               </w:rPr>
-              <w:t>16</w:t>
+              <w:t>17</w:t>
             </w:r>
             <w:r>
               <w:rPr>
@@ -1225,7 +1225,7 @@
                 <w:noProof/>
                 <w:webHidden/>
               </w:rPr>
-              <w:t>16</w:t>
+              <w:t>17</w:t>
             </w:r>
             <w:r>
               <w:rPr>
@@ -1294,7 +1294,7 @@
                 <w:noProof/>
                 <w:webHidden/>
               </w:rPr>
-              <w:t>16</w:t>
+              <w:t>17</w:t>
             </w:r>
             <w:r>
               <w:rPr>
@@ -1363,7 +1363,7 @@
                 <w:noProof/>
                 <w:webHidden/>
               </w:rPr>
-              <w:t>17</w:t>
+              <w:t>18</w:t>
             </w:r>
             <w:r>
               <w:rPr>
@@ -1432,7 +1432,7 @@
                 <w:noProof/>
                 <w:webHidden/>
               </w:rPr>
-              <w:t>17</w:t>
+              <w:t>18</w:t>
             </w:r>
             <w:r>
               <w:rPr>
@@ -1501,7 +1501,7 @@
                 <w:noProof/>
                 <w:webHidden/>
               </w:rPr>
-              <w:t>18</w:t>
+              <w:t>19</w:t>
             </w:r>
             <w:r>
               <w:rPr>
@@ -1570,7 +1570,7 @@
                 <w:noProof/>
                 <w:webHidden/>
               </w:rPr>
-              <w:t>19</w:t>
+              <w:t>20</w:t>
             </w:r>
             <w:r>
               <w:rPr>
@@ -1639,7 +1639,7 @@
                 <w:noProof/>
                 <w:webHidden/>
               </w:rPr>
-              <w:t>20</w:t>
+              <w:t>21</w:t>
             </w:r>
             <w:r>
               <w:rPr>
@@ -1708,7 +1708,7 @@
                 <w:noProof/>
                 <w:webHidden/>
               </w:rPr>
-              <w:t>21</w:t>
+              <w:t>22</w:t>
             </w:r>
             <w:r>
               <w:rPr>
@@ -1777,7 +1777,7 @@
                 <w:noProof/>
                 <w:webHidden/>
               </w:rPr>
-              <w:t>22</w:t>
+              <w:t>23</w:t>
             </w:r>
             <w:r>
               <w:rPr>
@@ -1846,7 +1846,7 @@
                 <w:noProof/>
                 <w:webHidden/>
               </w:rPr>
-              <w:t>22</w:t>
+              <w:t>23</w:t>
             </w:r>
             <w:r>
               <w:rPr>
@@ -1915,7 +1915,7 @@
                 <w:noProof/>
                 <w:webHidden/>
               </w:rPr>
-              <w:t>23</w:t>
+              <w:t>24</w:t>
             </w:r>
             <w:r>
               <w:rPr>
@@ -1984,7 +1984,7 @@
                 <w:noProof/>
                 <w:webHidden/>
               </w:rPr>
-              <w:t>24</w:t>
+              <w:t>25</w:t>
             </w:r>
             <w:r>
               <w:rPr>
@@ -2053,7 +2053,7 @@
                 <w:noProof/>
                 <w:webHidden/>
               </w:rPr>
-              <w:t>26</w:t>
+              <w:t>27</w:t>
             </w:r>
             <w:r>
               <w:rPr>
@@ -2195,7 +2195,7 @@
             <w:noProof/>
             <w:webHidden/>
           </w:rPr>
-          <w:t>4</w:t>
+          <w:t>5</w:t>
         </w:r>
         <w:r>
           <w:rPr>
@@ -2269,7 +2269,7 @@
             <w:noProof/>
             <w:webHidden/>
           </w:rPr>
-          <w:t>5</w:t>
+          <w:t>6</w:t>
         </w:r>
         <w:r>
           <w:rPr>
@@ -2342,7 +2342,7 @@
             <w:noProof/>
             <w:webHidden/>
           </w:rPr>
-          <w:t>7</w:t>
+          <w:t>8</w:t>
         </w:r>
         <w:r>
           <w:rPr>
@@ -2416,7 +2416,7 @@
             <w:noProof/>
             <w:webHidden/>
           </w:rPr>
-          <w:t>8</w:t>
+          <w:t>9</w:t>
         </w:r>
         <w:r>
           <w:rPr>
@@ -2490,7 +2490,7 @@
             <w:noProof/>
             <w:webHidden/>
           </w:rPr>
-          <w:t>9</w:t>
+          <w:t>10</w:t>
         </w:r>
         <w:r>
           <w:rPr>
@@ -2564,7 +2564,7 @@
             <w:noProof/>
             <w:webHidden/>
           </w:rPr>
-          <w:t>10</w:t>
+          <w:t>11</w:t>
         </w:r>
         <w:r>
           <w:rPr>
@@ -2638,7 +2638,7 @@
             <w:noProof/>
             <w:webHidden/>
           </w:rPr>
-          <w:t>11</w:t>
+          <w:t>12</w:t>
         </w:r>
         <w:r>
           <w:rPr>
@@ -2712,7 +2712,7 @@
             <w:noProof/>
             <w:webHidden/>
           </w:rPr>
-          <w:t>15</w:t>
+          <w:t>16</w:t>
         </w:r>
         <w:r>
           <w:rPr>
@@ -2785,7 +2785,7 @@
             <w:noProof/>
             <w:webHidden/>
           </w:rPr>
-          <w:t>19</w:t>
+          <w:t>20</w:t>
         </w:r>
         <w:r>
           <w:rPr>
@@ -2859,7 +2859,7 @@
             <w:noProof/>
             <w:webHidden/>
           </w:rPr>
-          <w:t>20</w:t>
+          <w:t>21</w:t>
         </w:r>
         <w:r>
           <w:rPr>
@@ -2933,7 +2933,7 @@
             <w:noProof/>
             <w:webHidden/>
           </w:rPr>
-          <w:t>21</w:t>
+          <w:t>22</w:t>
         </w:r>
         <w:r>
           <w:rPr>
@@ -3048,7 +3048,7 @@
             <w:noProof/>
             <w:webHidden/>
           </w:rPr>
-          <w:t>23</w:t>
+          <w:t>24</w:t>
         </w:r>
         <w:r>
           <w:rPr>
@@ -3122,7 +3122,7 @@
             <w:noProof/>
             <w:webHidden/>
           </w:rPr>
-          <w:t>24</w:t>
+          <w:t>25</w:t>
         </w:r>
         <w:r>
           <w:rPr>
@@ -3195,7 +3195,7 @@
             <w:noProof/>
             <w:webHidden/>
           </w:rPr>
-          <w:t>24</w:t>
+          <w:t>25</w:t>
         </w:r>
         <w:r>
           <w:rPr>
@@ -3268,7 +3268,7 @@
             <w:noProof/>
             <w:webHidden/>
           </w:rPr>
-          <w:t>25</w:t>
+          <w:t>26</w:t>
         </w:r>
         <w:r>
           <w:rPr>
@@ -3339,7 +3339,7 @@
             <w:noProof/>
             <w:webHidden/>
           </w:rPr>
-          <w:t>25</w:t>
+          <w:t>26</w:t>
         </w:r>
         <w:r>
           <w:rPr>
@@ -3474,7 +3474,7 @@
             <w:noProof/>
             <w:webHidden/>
           </w:rPr>
-          <w:t>8</w:t>
+          <w:t>7</w:t>
         </w:r>
         <w:r>
           <w:rPr>
@@ -3548,7 +3548,7 @@
             <w:noProof/>
             <w:webHidden/>
           </w:rPr>
-          <w:t>9</w:t>
+          <w:t>8</w:t>
         </w:r>
         <w:r>
           <w:rPr>
@@ -3622,7 +3622,7 @@
             <w:noProof/>
             <w:webHidden/>
           </w:rPr>
-          <w:t>15</w:t>
+          <w:t>14</w:t>
         </w:r>
         <w:r>
           <w:rPr>
@@ -3696,7 +3696,7 @@
             <w:noProof/>
             <w:webHidden/>
           </w:rPr>
-          <w:t>20</w:t>
+          <w:t>19</w:t>
         </w:r>
         <w:r>
           <w:rPr>
@@ -3770,7 +3770,7 @@
             <w:noProof/>
             <w:webHidden/>
           </w:rPr>
-          <w:t>24</w:t>
+          <w:t>23</w:t>
         </w:r>
         <w:r>
           <w:rPr>
@@ -3784,6 +3784,9 @@
     <w:p>
       <w:pPr>
         <w:pStyle w:val="Heading1"/>
+        <w:tabs>
+          <w:tab w:val="left" w:pos="1157"/>
+        </w:tabs>
         <w:spacing w:line="480" w:lineRule="auto"/>
         <w:rPr>
           <w:rFonts w:ascii="Times New Roman" w:hAnsi="Times New Roman" w:cs="Times New Roman"/>
@@ -3797,7 +3800,6 @@
           <w:b/>
           <w:bCs/>
         </w:rPr>
-        <w:lastRenderedPageBreak/>
         <w:fldChar w:fldCharType="end"/>
       </w:r>
     </w:p>
@@ -3845,6 +3847,10 @@
         </w:rPr>
       </w:pPr>
     </w:p>
+    <w:p/>
+    <w:p/>
+    <w:p/>
+    <w:p/>
     <w:p>
       <w:pPr>
         <w:pStyle w:val="Heading1"/>
@@ -3855,61 +3861,6 @@
           <w:bCs/>
         </w:rPr>
       </w:pPr>
-    </w:p>
-    <w:p>
-      <w:pPr>
-        <w:pStyle w:val="Heading1"/>
-        <w:spacing w:line="480" w:lineRule="auto"/>
-        <w:rPr>
-          <w:rFonts w:ascii="Times New Roman" w:hAnsi="Times New Roman" w:cs="Times New Roman"/>
-          <w:b/>
-          <w:bCs/>
-        </w:rPr>
-      </w:pPr>
-    </w:p>
-    <w:p>
-      <w:pPr>
-        <w:pStyle w:val="Heading1"/>
-        <w:spacing w:line="480" w:lineRule="auto"/>
-        <w:rPr>
-          <w:rFonts w:ascii="Times New Roman" w:hAnsi="Times New Roman" w:cs="Times New Roman"/>
-          <w:b/>
-          <w:bCs/>
-        </w:rPr>
-      </w:pPr>
-    </w:p>
-    <w:p>
-      <w:pPr>
-        <w:pStyle w:val="Heading1"/>
-        <w:spacing w:line="480" w:lineRule="auto"/>
-        <w:rPr>
-          <w:rFonts w:ascii="Times New Roman" w:hAnsi="Times New Roman" w:cs="Times New Roman"/>
-          <w:b/>
-          <w:bCs/>
-        </w:rPr>
-      </w:pPr>
-    </w:p>
-    <w:p>
-      <w:pPr>
-        <w:pStyle w:val="Heading1"/>
-        <w:spacing w:line="480" w:lineRule="auto"/>
-        <w:rPr>
-          <w:rFonts w:ascii="Times New Roman" w:hAnsi="Times New Roman" w:cs="Times New Roman"/>
-          <w:b/>
-          <w:bCs/>
-        </w:rPr>
-      </w:pPr>
-    </w:p>
-    <w:p>
-      <w:pPr>
-        <w:pStyle w:val="Heading1"/>
-        <w:spacing w:line="480" w:lineRule="auto"/>
-        <w:rPr>
-          <w:rFonts w:ascii="Times New Roman" w:hAnsi="Times New Roman" w:cs="Times New Roman"/>
-          <w:b/>
-          <w:bCs/>
-        </w:rPr>
-      </w:pPr>
       <w:r>
         <w:lastRenderedPageBreak/>
         <w:t xml:space="preserve">1. </w:t>
@@ -4006,7 +3957,21 @@
         <w:rPr>
           <w:rFonts w:ascii="Times New Roman" w:hAnsi="Times New Roman" w:cs="Times New Roman"/>
         </w:rPr>
-        <w:t xml:space="preserve"> supporting the principles of independent and identically distributed (i.i.d.)  data for robust model training and evaluation in machine learning.</w:t>
+        <w:t xml:space="preserve"> supporting the principles of independent and identically distributed (</w:t>
+      </w:r>
+      <w:proofErr w:type="spellStart"/>
+      <w:r>
+        <w:rPr>
+          <w:rFonts w:ascii="Times New Roman" w:hAnsi="Times New Roman" w:cs="Times New Roman"/>
+        </w:rPr>
+        <w:t>i.i.d.</w:t>
+      </w:r>
+      <w:proofErr w:type="spellEnd"/>
+      <w:r>
+        <w:rPr>
+          <w:rFonts w:ascii="Times New Roman" w:hAnsi="Times New Roman" w:cs="Times New Roman"/>
+        </w:rPr>
+        <w:t>)  data for robust model training and evaluation in machine learning.</w:t>
       </w:r>
     </w:p>
     <w:p>
@@ -5020,7 +4985,21 @@
         <w:rPr>
           <w:rFonts w:ascii="Times New Roman" w:hAnsi="Times New Roman" w:cs="Times New Roman"/>
         </w:rPr>
-        <w:t>would improve the generalization of the model. Inorder to introduce randomness, various techniques are considered and applied in each class</w:t>
+        <w:t xml:space="preserve">would improve the generalization of the model. </w:t>
+      </w:r>
+      <w:proofErr w:type="spellStart"/>
+      <w:r>
+        <w:rPr>
+          <w:rFonts w:ascii="Times New Roman" w:hAnsi="Times New Roman" w:cs="Times New Roman"/>
+        </w:rPr>
+        <w:t>Inorder</w:t>
+      </w:r>
+      <w:proofErr w:type="spellEnd"/>
+      <w:r>
+        <w:rPr>
+          <w:rFonts w:ascii="Times New Roman" w:hAnsi="Times New Roman" w:cs="Times New Roman"/>
+        </w:rPr>
+        <w:t xml:space="preserve"> to introduce randomness, various techniques are considered and applied in each class</w:t>
       </w:r>
       <w:r>
         <w:rPr>
@@ -5706,12 +5685,14 @@
                 <w:rFonts w:ascii="Times New Roman" w:hAnsi="Times New Roman" w:cs="Times New Roman"/>
               </w:rPr>
             </w:pPr>
+            <w:proofErr w:type="spellStart"/>
             <w:r>
               <w:rPr>
                 <w:rFonts w:ascii="Times New Roman" w:hAnsi="Times New Roman" w:cs="Times New Roman"/>
               </w:rPr>
               <w:t>ToTensor</w:t>
             </w:r>
+            <w:proofErr w:type="spellEnd"/>
           </w:p>
         </w:tc>
         <w:tc>
@@ -5769,8 +5750,16 @@
               <w:rPr>
                 <w:rFonts w:ascii="Times New Roman" w:hAnsi="Times New Roman" w:cs="Times New Roman"/>
               </w:rPr>
-              <w:t xml:space="preserve"> with PyTorch</w:t>
-            </w:r>
+              <w:t xml:space="preserve"> with </w:t>
+            </w:r>
+            <w:proofErr w:type="spellStart"/>
+            <w:r>
+              <w:rPr>
+                <w:rFonts w:ascii="Times New Roman" w:hAnsi="Times New Roman" w:cs="Times New Roman"/>
+              </w:rPr>
+              <w:t>PyTorch</w:t>
+            </w:r>
+            <w:proofErr w:type="spellEnd"/>
           </w:p>
         </w:tc>
       </w:tr>
@@ -5961,7 +5950,21 @@
         <w:rPr>
           <w:rFonts w:ascii="Times New Roman" w:hAnsi="Times New Roman" w:cs="Times New Roman"/>
         </w:rPr>
-        <w:t xml:space="preserve">The augmentation was performed by ImageTransformer class primarily designed to transform (rotations, flip, color </w:t>
+        <w:t xml:space="preserve">The augmentation was performed by </w:t>
+      </w:r>
+      <w:proofErr w:type="spellStart"/>
+      <w:r>
+        <w:rPr>
+          <w:rFonts w:ascii="Times New Roman" w:hAnsi="Times New Roman" w:cs="Times New Roman"/>
+        </w:rPr>
+        <w:t>ImageTransformer</w:t>
+      </w:r>
+      <w:proofErr w:type="spellEnd"/>
+      <w:r>
+        <w:rPr>
+          <w:rFonts w:ascii="Times New Roman" w:hAnsi="Times New Roman" w:cs="Times New Roman"/>
+        </w:rPr>
+        <w:t xml:space="preserve"> class primarily designed to transform (rotations, flip, color </w:t>
       </w:r>
       <w:r>
         <w:rPr>
@@ -6003,7 +6006,21 @@
         <w:rPr>
           <w:rFonts w:ascii="Times New Roman" w:hAnsi="Times New Roman" w:cs="Times New Roman"/>
         </w:rPr>
-        <w:t xml:space="preserve"> a batch in the ImageTransformer, rather than loading all the 3,804 images at once, which </w:t>
+        <w:t xml:space="preserve"> a batch in the </w:t>
+      </w:r>
+      <w:proofErr w:type="spellStart"/>
+      <w:r>
+        <w:rPr>
+          <w:rFonts w:ascii="Times New Roman" w:hAnsi="Times New Roman" w:cs="Times New Roman"/>
+        </w:rPr>
+        <w:t>ImageTransformer</w:t>
+      </w:r>
+      <w:proofErr w:type="spellEnd"/>
+      <w:r>
+        <w:rPr>
+          <w:rFonts w:ascii="Times New Roman" w:hAnsi="Times New Roman" w:cs="Times New Roman"/>
+        </w:rPr>
+        <w:t xml:space="preserve">, rather than loading all the 3,804 images at once, which </w:t>
       </w:r>
       <w:r>
         <w:rPr>
@@ -6033,7 +6050,21 @@
         <w:rPr>
           <w:rFonts w:ascii="Times New Roman" w:hAnsi="Times New Roman" w:cs="Times New Roman"/>
         </w:rPr>
-        <w:t xml:space="preserve"> ImageTransformer read</w:t>
+        <w:t xml:space="preserve"> </w:t>
+      </w:r>
+      <w:proofErr w:type="spellStart"/>
+      <w:r>
+        <w:rPr>
+          <w:rFonts w:ascii="Times New Roman" w:hAnsi="Times New Roman" w:cs="Times New Roman"/>
+        </w:rPr>
+        <w:t>ImageTransformer</w:t>
+      </w:r>
+      <w:proofErr w:type="spellEnd"/>
+      <w:r>
+        <w:rPr>
+          <w:rFonts w:ascii="Times New Roman" w:hAnsi="Times New Roman" w:cs="Times New Roman"/>
+        </w:rPr>
+        <w:t xml:space="preserve"> read</w:t>
       </w:r>
       <w:r>
         <w:rPr>
@@ -6111,7 +6142,21 @@
         <w:rPr>
           <w:rFonts w:ascii="Times New Roman" w:hAnsi="Times New Roman" w:cs="Times New Roman"/>
         </w:rPr>
-        <w:t xml:space="preserve"> loads the batch images during iteration by passing the tuple indices as a batch, which get transformed and saved at the mentioned save_dir directory</w:t>
+        <w:t xml:space="preserve"> loads the batch images during iteration by passing the tuple indices as a batch, which get transformed and saved at the mentioned </w:t>
+      </w:r>
+      <w:proofErr w:type="spellStart"/>
+      <w:r>
+        <w:rPr>
+          <w:rFonts w:ascii="Times New Roman" w:hAnsi="Times New Roman" w:cs="Times New Roman"/>
+        </w:rPr>
+        <w:t>save_dir</w:t>
+      </w:r>
+      <w:proofErr w:type="spellEnd"/>
+      <w:r>
+        <w:rPr>
+          <w:rFonts w:ascii="Times New Roman" w:hAnsi="Times New Roman" w:cs="Times New Roman"/>
+        </w:rPr>
+        <w:t xml:space="preserve"> directory</w:t>
       </w:r>
       <w:r>
         <w:rPr>
@@ -6186,7 +6231,21 @@
         <w:rPr>
           <w:rFonts w:ascii="Times New Roman" w:hAnsi="Times New Roman" w:cs="Times New Roman"/>
         </w:rPr>
-        <w:t xml:space="preserve"> were calculated by compute_class_stats function, which is primarily designed to </w:t>
+        <w:t xml:space="preserve"> were calculated by </w:t>
+      </w:r>
+      <w:proofErr w:type="spellStart"/>
+      <w:r>
+        <w:rPr>
+          <w:rFonts w:ascii="Times New Roman" w:hAnsi="Times New Roman" w:cs="Times New Roman"/>
+        </w:rPr>
+        <w:t>compute_class_stats</w:t>
+      </w:r>
+      <w:proofErr w:type="spellEnd"/>
+      <w:r>
+        <w:rPr>
+          <w:rFonts w:ascii="Times New Roman" w:hAnsi="Times New Roman" w:cs="Times New Roman"/>
+        </w:rPr>
+        <w:t xml:space="preserve"> function, which is primarily designed to </w:t>
       </w:r>
       <w:r>
         <w:rPr>
@@ -6232,11 +6291,19 @@
           <w:rFonts w:ascii="Times New Roman" w:hAnsi="Times New Roman" w:cs="Times New Roman"/>
         </w:rPr>
       </w:pPr>
-      <w:r>
-        <w:rPr>
-          <w:rFonts w:ascii="Times New Roman" w:hAnsi="Times New Roman" w:cs="Times New Roman"/>
-        </w:rPr>
-        <w:t xml:space="preserve">Inorder to save the save computational time while </w:t>
+      <w:proofErr w:type="spellStart"/>
+      <w:r>
+        <w:rPr>
+          <w:rFonts w:ascii="Times New Roman" w:hAnsi="Times New Roman" w:cs="Times New Roman"/>
+        </w:rPr>
+        <w:t>Inorder</w:t>
+      </w:r>
+      <w:proofErr w:type="spellEnd"/>
+      <w:r>
+        <w:rPr>
+          <w:rFonts w:ascii="Times New Roman" w:hAnsi="Times New Roman" w:cs="Times New Roman"/>
+        </w:rPr>
+        <w:t xml:space="preserve"> to save the save computational time while </w:t>
       </w:r>
       <w:r>
         <w:rPr>
@@ -7403,22 +7470,22 @@
         </w:rPr>
         <w:lastRenderedPageBreak/>
         <w:drawing>
-          <wp:anchor distT="0" distB="0" distL="114300" distR="114300" simplePos="0" relativeHeight="251706368" behindDoc="1" locked="0" layoutInCell="1" allowOverlap="1" wp14:anchorId="6266D73D" wp14:editId="5E8C9FCF">
+          <wp:anchor distT="0" distB="0" distL="114300" distR="114300" simplePos="0" relativeHeight="251706368" behindDoc="1" locked="0" layoutInCell="1" allowOverlap="1" wp14:anchorId="6266D73D" wp14:editId="7287C2D2">
             <wp:simplePos x="0" y="0"/>
             <wp:positionH relativeFrom="column">
-              <wp:posOffset>97096</wp:posOffset>
+              <wp:posOffset>506730</wp:posOffset>
             </wp:positionH>
             <wp:positionV relativeFrom="paragraph">
-              <wp:posOffset>342</wp:posOffset>
+              <wp:posOffset>0</wp:posOffset>
             </wp:positionV>
-            <wp:extent cx="5942330" cy="2733040"/>
-            <wp:effectExtent l="0" t="0" r="1270" b="0"/>
+            <wp:extent cx="5169535" cy="2733040"/>
+            <wp:effectExtent l="0" t="0" r="0" b="0"/>
             <wp:wrapTight wrapText="bothSides">
               <wp:wrapPolygon edited="0">
                 <wp:start x="0" y="0"/>
                 <wp:lineTo x="0" y="21379"/>
-                <wp:lineTo x="21535" y="21379"/>
-                <wp:lineTo x="21535" y="0"/>
+                <wp:lineTo x="21491" y="21379"/>
+                <wp:lineTo x="21491" y="0"/>
                 <wp:lineTo x="0" y="0"/>
               </wp:wrapPolygon>
             </wp:wrapTight>
@@ -7447,7 +7514,7 @@
                   <pic:spPr bwMode="auto">
                     <a:xfrm>
                       <a:off x="0" y="0"/>
-                      <a:ext cx="5942330" cy="2733040"/>
+                      <a:ext cx="5169535" cy="2733040"/>
                     </a:xfrm>
                     <a:prstGeom prst="rect">
                       <a:avLst/>
@@ -7940,6 +8007,26 @@
         <w:pStyle w:val="Heading1"/>
       </w:pPr>
       <w:bookmarkStart w:id="39" w:name="_Toc197577459"/>
+    </w:p>
+    <w:p>
+      <w:pPr>
+        <w:pStyle w:val="Heading1"/>
+      </w:pPr>
+    </w:p>
+    <w:p>
+      <w:pPr>
+        <w:pStyle w:val="Heading1"/>
+      </w:pPr>
+    </w:p>
+    <w:p>
+      <w:pPr>
+        <w:pStyle w:val="Heading1"/>
+      </w:pPr>
+    </w:p>
+    <w:p>
+      <w:pPr>
+        <w:pStyle w:val="Heading1"/>
+      </w:pPr>
       <w:r>
         <w:t xml:space="preserve">2. </w:t>
       </w:r>
@@ -7983,7 +8070,36 @@
         <w:rPr>
           <w:rFonts w:ascii="Times New Roman" w:hAnsi="Times New Roman" w:cs="Times New Roman"/>
         </w:rPr>
-        <w:t>Residual Neural Networks (ResNets) are a type of convolutional neural network (CNN) designed to address the vanishing gradient and degradation problems that arise when training deep networks. One of the primary challenges in deep networks is the vanishing gradient problem, where gradients diminish during backpropagation, preventing effective weight updates. This makes it difficult for very deep networks to learn. Although techniques like batch normalization help stabilize training, they do not fully resolve the issue. Additionally, deeper networks were observed to have higher training errors, not due to overfitting but because of difficulties in optimizing deeper architectures [1,</w:t>
+        <w:t>Residual Neural Networks (</w:t>
+      </w:r>
+      <w:proofErr w:type="spellStart"/>
+      <w:r>
+        <w:rPr>
+          <w:rFonts w:ascii="Times New Roman" w:hAnsi="Times New Roman" w:cs="Times New Roman"/>
+        </w:rPr>
+        <w:t>ResNets</w:t>
+      </w:r>
+      <w:proofErr w:type="spellEnd"/>
+      <w:r>
+        <w:rPr>
+          <w:rFonts w:ascii="Times New Roman" w:hAnsi="Times New Roman" w:cs="Times New Roman"/>
+        </w:rPr>
+        <w:t>) are a type of convolutional neural network (CNN) designed to address the vanishing gradient and degradation problems that arise when training deep networks. One of the primary challenges in deep networks is the vanishing gradient problem, where gradients diminish during backpropagation, preventing effective weight updates. This makes it difficult for very deep networks to learn. Although techniques like batch normalization help stabilize training, they do not fully resolve the issue. Additionally, deeper networks were observed to have higher training errors, not due to overfitting but because of difficulties in optimizing deeper architectures [</w:t>
+      </w:r>
+      <w:hyperlink r:id="rId13" w:history="1">
+        <w:r>
+          <w:rPr>
+            <w:rStyle w:val="Hyperlink"/>
+            <w:rFonts w:ascii="Times New Roman" w:hAnsi="Times New Roman" w:cs="Times New Roman"/>
+          </w:rPr>
+          <w:t>1</w:t>
+        </w:r>
+      </w:hyperlink>
+      <w:r>
+        <w:rPr>
+          <w:rFonts w:ascii="Times New Roman" w:hAnsi="Times New Roman" w:cs="Times New Roman"/>
+        </w:rPr>
+        <w:t>,</w:t>
       </w:r>
       <w:r>
         <w:rPr>
@@ -7991,11 +8107,20 @@
         </w:rPr>
         <w:t xml:space="preserve"> </w:t>
       </w:r>
-      <w:r>
-        <w:rPr>
-          <w:rFonts w:ascii="Times New Roman" w:hAnsi="Times New Roman" w:cs="Times New Roman"/>
-        </w:rPr>
-        <w:t>2]</w:t>
+      <w:hyperlink r:id="rId14" w:history="1">
+        <w:r>
+          <w:rPr>
+            <w:rStyle w:val="Hyperlink"/>
+            <w:rFonts w:ascii="Times New Roman" w:hAnsi="Times New Roman" w:cs="Times New Roman"/>
+          </w:rPr>
+          <w:t>2</w:t>
+        </w:r>
+      </w:hyperlink>
+      <w:r>
+        <w:rPr>
+          <w:rFonts w:ascii="Times New Roman" w:hAnsi="Times New Roman" w:cs="Times New Roman"/>
+        </w:rPr>
+        <w:t>]</w:t>
       </w:r>
       <w:r>
         <w:rPr>
@@ -8039,14 +8164,24 @@
         <w:rPr>
           <w:rFonts w:ascii="Times New Roman" w:hAnsi="Times New Roman" w:cs="Times New Roman"/>
         </w:rPr>
-        <w:t xml:space="preserve"> [</w:t>
-      </w:r>
-      <w:r>
-        <w:rPr>
-          <w:rFonts w:ascii="Times New Roman" w:hAnsi="Times New Roman" w:cs="Times New Roman"/>
-        </w:rPr>
-        <w:t>3]</w:t>
-      </w:r>
+        <w:t xml:space="preserve"> </w:t>
+      </w:r>
+      <w:hyperlink r:id="rId15" w:history="1">
+        <w:r>
+          <w:rPr>
+            <w:rStyle w:val="Hyperlink"/>
+            <w:rFonts w:ascii="Times New Roman" w:hAnsi="Times New Roman" w:cs="Times New Roman"/>
+          </w:rPr>
+          <w:t>[</w:t>
+        </w:r>
+        <w:r>
+          <w:rPr>
+            <w:rStyle w:val="Hyperlink"/>
+            <w:rFonts w:ascii="Times New Roman" w:hAnsi="Times New Roman" w:cs="Times New Roman"/>
+          </w:rPr>
+          <w:t>3]</w:t>
+        </w:r>
+      </w:hyperlink>
       <w:r>
         <w:rPr>
           <w:rFonts w:ascii="Times New Roman" w:hAnsi="Times New Roman" w:cs="Times New Roman"/>
@@ -8361,7 +8496,7 @@
                     <pic:cNvPicPr/>
                   </pic:nvPicPr>
                   <pic:blipFill>
-                    <a:blip r:embed="rId13">
+                    <a:blip r:embed="rId16">
                       <a:extLst>
                         <a:ext uri="{28A0092B-C50C-407E-A947-70E740481C1C}">
                           <a14:useLocalDpi xmlns:a14="http://schemas.microsoft.com/office/drawing/2010/main" val="0"/>
@@ -8929,27 +9064,57 @@
         </w:rPr>
         <w:t xml:space="preserve">Let </w:t>
       </w:r>
+      <w:proofErr w:type="gramStart"/>
       <w:r>
         <w:rPr>
           <w:rFonts w:ascii="Times New Roman" w:hAnsi="Times New Roman" w:cs="Times New Roman"/>
           <w:i/>
           <w:iCs/>
         </w:rPr>
-        <w:t>I(i, j)</w:t>
-      </w:r>
-      <w:r>
-        <w:rPr>
-          <w:rFonts w:ascii="Times New Roman" w:hAnsi="Times New Roman" w:cs="Times New Roman"/>
-        </w:rPr>
-        <w:t xml:space="preserve"> be a discrete 2D input image and </w:t>
-      </w:r>
+        <w:t>I(</w:t>
+      </w:r>
+      <w:proofErr w:type="spellStart"/>
+      <w:proofErr w:type="gramEnd"/>
       <w:r>
         <w:rPr>
           <w:rFonts w:ascii="Times New Roman" w:hAnsi="Times New Roman" w:cs="Times New Roman"/>
           <w:i/>
           <w:iCs/>
         </w:rPr>
-        <w:t>K(m, n)</w:t>
+        <w:t>i</w:t>
+      </w:r>
+      <w:proofErr w:type="spellEnd"/>
+      <w:r>
+        <w:rPr>
+          <w:rFonts w:ascii="Times New Roman" w:hAnsi="Times New Roman" w:cs="Times New Roman"/>
+          <w:i/>
+          <w:iCs/>
+        </w:rPr>
+        <w:t>, j)</w:t>
+      </w:r>
+      <w:r>
+        <w:rPr>
+          <w:rFonts w:ascii="Times New Roman" w:hAnsi="Times New Roman" w:cs="Times New Roman"/>
+        </w:rPr>
+        <w:t xml:space="preserve"> be a discrete 2D input image and </w:t>
+      </w:r>
+      <w:proofErr w:type="gramStart"/>
+      <w:r>
+        <w:rPr>
+          <w:rFonts w:ascii="Times New Roman" w:hAnsi="Times New Roman" w:cs="Times New Roman"/>
+          <w:i/>
+          <w:iCs/>
+        </w:rPr>
+        <w:t>K(</w:t>
+      </w:r>
+      <w:proofErr w:type="gramEnd"/>
+      <w:r>
+        <w:rPr>
+          <w:rFonts w:ascii="Times New Roman" w:hAnsi="Times New Roman" w:cs="Times New Roman"/>
+          <w:i/>
+          <w:iCs/>
+        </w:rPr>
+        <w:t>m, n)</w:t>
       </w:r>
       <w:r>
         <w:rPr>
@@ -9005,7 +9170,35 @@
           <w:i/>
           <w:iCs/>
         </w:rPr>
-        <w:t>(I * K)(i, j)</w:t>
+        <w:t>(I * </w:t>
+      </w:r>
+      <w:proofErr w:type="gramStart"/>
+      <w:r>
+        <w:rPr>
+          <w:rFonts w:ascii="Times New Roman" w:hAnsi="Times New Roman" w:cs="Times New Roman"/>
+          <w:i/>
+          <w:iCs/>
+        </w:rPr>
+        <w:t>K)(</w:t>
+      </w:r>
+      <w:proofErr w:type="spellStart"/>
+      <w:proofErr w:type="gramEnd"/>
+      <w:r>
+        <w:rPr>
+          <w:rFonts w:ascii="Times New Roman" w:hAnsi="Times New Roman" w:cs="Times New Roman"/>
+          <w:i/>
+          <w:iCs/>
+        </w:rPr>
+        <w:t>i</w:t>
+      </w:r>
+      <w:proofErr w:type="spellEnd"/>
+      <w:r>
+        <w:rPr>
+          <w:rFonts w:ascii="Times New Roman" w:hAnsi="Times New Roman" w:cs="Times New Roman"/>
+          <w:i/>
+          <w:iCs/>
+        </w:rPr>
+        <w:t>, j)</w:t>
       </w:r>
       <w:r>
         <w:rPr>
@@ -9234,7 +9427,21 @@
         <w:rPr>
           <w:rFonts w:ascii="Times New Roman" w:hAnsi="Times New Roman" w:cs="Times New Roman"/>
         </w:rPr>
-        <w:t>This operation computes the value at each output pixel (i,</w:t>
+        <w:t>This operation computes the value at each output pixel (</w:t>
+      </w:r>
+      <w:proofErr w:type="spellStart"/>
+      <w:r>
+        <w:rPr>
+          <w:rFonts w:ascii="Times New Roman" w:hAnsi="Times New Roman" w:cs="Times New Roman"/>
+        </w:rPr>
+        <w:t>i</w:t>
+      </w:r>
+      <w:proofErr w:type="spellEnd"/>
+      <w:r>
+        <w:rPr>
+          <w:rFonts w:ascii="Times New Roman" w:hAnsi="Times New Roman" w:cs="Times New Roman"/>
+        </w:rPr>
+        <w:t>,</w:t>
       </w:r>
       <w:r>
         <w:rPr>
@@ -9246,8 +9453,16 @@
         <w:rPr>
           <w:rFonts w:ascii="Times New Roman" w:hAnsi="Times New Roman" w:cs="Times New Roman"/>
         </w:rPr>
-        <w:t>j) by taking a weighted sum of neighboring pixels in the input image, where the weights are provided by the kernel</w:t>
-      </w:r>
+        <w:t xml:space="preserve">j) by taking a weighted sum of neighboring pixels in the input image, where the weights are provided by </w:t>
+      </w:r>
+      <w:proofErr w:type="gramStart"/>
+      <w:r>
+        <w:rPr>
+          <w:rFonts w:ascii="Times New Roman" w:hAnsi="Times New Roman" w:cs="Times New Roman"/>
+        </w:rPr>
+        <w:t>the kernel</w:t>
+      </w:r>
+      <w:proofErr w:type="gramEnd"/>
       <w:r>
         <w:rPr>
           <w:rFonts w:ascii="Times New Roman" w:hAnsi="Times New Roman" w:cs="Times New Roman"/>
@@ -9317,6 +9532,7 @@
           <w:rFonts w:ascii="Times New Roman" w:hAnsi="Times New Roman" w:cs="Times New Roman"/>
         </w:rPr>
       </w:pPr>
+      <w:proofErr w:type="gramStart"/>
       <w:r>
         <w:rPr>
           <w:rFonts w:ascii="Times New Roman" w:hAnsi="Times New Roman" w:cs="Times New Roman"/>
@@ -9331,7 +9547,16 @@
           <w:b/>
           <w:bCs/>
         </w:rPr>
-        <w:t>×1 Convolution (Dimensionality Reduction):</w:t>
+        <w:t>×1 Convolution</w:t>
+      </w:r>
+      <w:proofErr w:type="gramEnd"/>
+      <w:r>
+        <w:rPr>
+          <w:rFonts w:ascii="Times New Roman" w:hAnsi="Times New Roman" w:cs="Times New Roman"/>
+          <w:b/>
+          <w:bCs/>
+        </w:rPr>
+        <w:t xml:space="preserve"> (Dimensionality Reduction):</w:t>
       </w:r>
       <w:r>
         <w:rPr>
@@ -9386,13 +9611,23 @@
           <w:rFonts w:ascii="Times New Roman" w:hAnsi="Times New Roman" w:cs="Times New Roman"/>
         </w:rPr>
       </w:pPr>
+      <w:proofErr w:type="gramStart"/>
       <w:r>
         <w:rPr>
           <w:rFonts w:ascii="Times New Roman" w:hAnsi="Times New Roman" w:cs="Times New Roman"/>
           <w:b/>
           <w:bCs/>
         </w:rPr>
-        <w:t>3×3 Convolution (Feature Transformation):</w:t>
+        <w:t>3×3 Convolution</w:t>
+      </w:r>
+      <w:proofErr w:type="gramEnd"/>
+      <w:r>
+        <w:rPr>
+          <w:rFonts w:ascii="Times New Roman" w:hAnsi="Times New Roman" w:cs="Times New Roman"/>
+          <w:b/>
+          <w:bCs/>
+        </w:rPr>
+        <w:t xml:space="preserve"> (Feature Transformation):</w:t>
       </w:r>
       <w:r>
         <w:rPr>
@@ -9465,13 +9700,23 @@
           <w:rFonts w:ascii="Times New Roman" w:hAnsi="Times New Roman" w:cs="Times New Roman"/>
         </w:rPr>
       </w:pPr>
+      <w:proofErr w:type="gramStart"/>
       <w:r>
         <w:rPr>
           <w:rFonts w:ascii="Times New Roman" w:hAnsi="Times New Roman" w:cs="Times New Roman"/>
           <w:b/>
           <w:bCs/>
         </w:rPr>
-        <w:t>1×1 Convolution (Dimensionality Restoration):</w:t>
+        <w:t>1×1 Convolution</w:t>
+      </w:r>
+      <w:proofErr w:type="gramEnd"/>
+      <w:r>
+        <w:rPr>
+          <w:rFonts w:ascii="Times New Roman" w:hAnsi="Times New Roman" w:cs="Times New Roman"/>
+          <w:b/>
+          <w:bCs/>
+        </w:rPr>
+        <w:t xml:space="preserve"> (Dimensionality Restoration):</w:t>
       </w:r>
       <w:r>
         <w:rPr>
@@ -9728,7 +9973,7 @@
                     <pic:cNvPicPr/>
                   </pic:nvPicPr>
                   <pic:blipFill>
-                    <a:blip r:embed="rId14"/>
+                    <a:blip r:embed="rId17"/>
                     <a:stretch>
                       <a:fillRect/>
                     </a:stretch>
@@ -9947,7 +10192,7 @@
                     <pic:cNvPicPr/>
                   </pic:nvPicPr>
                   <pic:blipFill>
-                    <a:blip r:embed="rId15">
+                    <a:blip r:embed="rId18">
                       <a:extLst>
                         <a:ext uri="{28A0092B-C50C-407E-A947-70E740481C1C}">
                           <a14:useLocalDpi xmlns:a14="http://schemas.microsoft.com/office/drawing/2010/main" val="0"/>
@@ -10376,6 +10621,7 @@
           <w:rFonts w:ascii="Times New Roman" w:hAnsi="Times New Roman" w:cs="Times New Roman"/>
         </w:rPr>
       </w:pPr>
+      <w:proofErr w:type="gramStart"/>
       <w:r>
         <w:rPr>
           <w:rFonts w:ascii="Times New Roman" w:hAnsi="Times New Roman" w:cs="Times New Roman"/>
@@ -10384,6 +10630,7 @@
         </w:rPr>
         <w:t>7×7 Convolution</w:t>
       </w:r>
+      <w:proofErr w:type="gramEnd"/>
       <w:r>
         <w:rPr>
           <w:rFonts w:ascii="Times New Roman" w:hAnsi="Times New Roman" w:cs="Times New Roman"/>
@@ -10590,7 +10837,7 @@
                         <pic:cNvPicPr/>
                       </pic:nvPicPr>
                       <pic:blipFill>
-                        <a:blip r:embed="rId16"/>
+                        <a:blip r:embed="rId19"/>
                         <a:stretch>
                           <a:fillRect/>
                         </a:stretch>
@@ -10909,13 +11156,27 @@
         <w:rPr>
           <w:rFonts w:ascii="Times New Roman" w:hAnsi="Times New Roman" w:cs="Times New Roman"/>
         </w:rPr>
-        <w:t xml:space="preserve"> 3</w:t>
-      </w:r>
-      <w:r>
-        <w:rPr>
-          <w:rFonts w:ascii="Times New Roman" w:hAnsi="Times New Roman" w:cs="Times New Roman"/>
-        </w:rPr>
-        <w:t>×3 max-pooling layer with a stride of 2 reduces spatial dimensions.</w:t>
+        <w:t xml:space="preserve"> </w:t>
+      </w:r>
+      <w:proofErr w:type="gramStart"/>
+      <w:r>
+        <w:rPr>
+          <w:rFonts w:ascii="Times New Roman" w:hAnsi="Times New Roman" w:cs="Times New Roman"/>
+        </w:rPr>
+        <w:t>3</w:t>
+      </w:r>
+      <w:r>
+        <w:rPr>
+          <w:rFonts w:ascii="Times New Roman" w:hAnsi="Times New Roman" w:cs="Times New Roman"/>
+        </w:rPr>
+        <w:t>×3 max</w:t>
+      </w:r>
+      <w:proofErr w:type="gramEnd"/>
+      <w:r>
+        <w:rPr>
+          <w:rFonts w:ascii="Times New Roman" w:hAnsi="Times New Roman" w:cs="Times New Roman"/>
+        </w:rPr>
+        <w:t>-pooling layer with a stride of 2 reduces spatial dimensions.</w:t>
       </w:r>
       <w:r>
         <w:rPr>
@@ -11806,11 +12067,19 @@
                 <w:rFonts w:ascii="Times New Roman" w:hAnsi="Times New Roman" w:cs="Times New Roman"/>
               </w:rPr>
             </w:pPr>
-            <w:r>
-              <w:rPr>
-                <w:rFonts w:ascii="Times New Roman" w:hAnsi="Times New Roman" w:cs="Times New Roman"/>
-              </w:rPr>
-              <w:t>1×1 Conv (64 → 64) → 3×3 Conv (64 → 64) → 1×1 Conv (64 → 256)</w:t>
+            <w:proofErr w:type="gramStart"/>
+            <w:r>
+              <w:rPr>
+                <w:rFonts w:ascii="Times New Roman" w:hAnsi="Times New Roman" w:cs="Times New Roman"/>
+              </w:rPr>
+              <w:t>1×1 Conv</w:t>
+            </w:r>
+            <w:proofErr w:type="gramEnd"/>
+            <w:r>
+              <w:rPr>
+                <w:rFonts w:ascii="Times New Roman" w:hAnsi="Times New Roman" w:cs="Times New Roman"/>
+              </w:rPr>
+              <w:t xml:space="preserve"> (64 → 64) → 3×3 Conv (64 → 64) → 1×1 Conv (64 → 256)</w:t>
             </w:r>
           </w:p>
         </w:tc>
@@ -12028,11 +12297,19 @@
                 <w:rFonts w:ascii="Times New Roman" w:hAnsi="Times New Roman" w:cs="Times New Roman"/>
               </w:rPr>
             </w:pPr>
-            <w:r>
-              <w:rPr>
-                <w:rFonts w:ascii="Times New Roman" w:hAnsi="Times New Roman" w:cs="Times New Roman"/>
-              </w:rPr>
-              <w:t>1×1 Conv (1024 →512) →3×3 Conv (512 →512) → 1×1 Conv (512 →2048)</w:t>
+            <w:proofErr w:type="gramStart"/>
+            <w:r>
+              <w:rPr>
+                <w:rFonts w:ascii="Times New Roman" w:hAnsi="Times New Roman" w:cs="Times New Roman"/>
+              </w:rPr>
+              <w:t>1×1 Conv</w:t>
+            </w:r>
+            <w:proofErr w:type="gramEnd"/>
+            <w:r>
+              <w:rPr>
+                <w:rFonts w:ascii="Times New Roman" w:hAnsi="Times New Roman" w:cs="Times New Roman"/>
+              </w:rPr>
+              <w:t xml:space="preserve"> (1024 →512) →3×3 Conv (512 →512) → 1×1 Conv (512 →2048)</w:t>
             </w:r>
           </w:p>
         </w:tc>
@@ -12534,7 +12811,7 @@
                     </pic:cNvPicPr>
                   </pic:nvPicPr>
                   <pic:blipFill rotWithShape="1">
-                    <a:blip r:embed="rId17">
+                    <a:blip r:embed="rId20">
                       <a:extLst>
                         <a:ext uri="{28A0092B-C50C-407E-A947-70E740481C1C}">
                           <a14:useLocalDpi xmlns:a14="http://schemas.microsoft.com/office/drawing/2010/main" val="0"/>
@@ -13113,7 +13390,21 @@
         <w:rPr>
           <w:rFonts w:ascii="Times New Roman" w:hAnsi="Times New Roman" w:cs="Times New Roman"/>
         </w:rPr>
-        <w:t xml:space="preserve"> ModelTrainingPipeline class in the </w:t>
+        <w:t xml:space="preserve"> </w:t>
+      </w:r>
+      <w:proofErr w:type="spellStart"/>
+      <w:r>
+        <w:rPr>
+          <w:rFonts w:ascii="Times New Roman" w:hAnsi="Times New Roman" w:cs="Times New Roman"/>
+        </w:rPr>
+        <w:t>ModelTrainingPipeline</w:t>
+      </w:r>
+      <w:proofErr w:type="spellEnd"/>
+      <w:r>
+        <w:rPr>
+          <w:rFonts w:ascii="Times New Roman" w:hAnsi="Times New Roman" w:cs="Times New Roman"/>
+        </w:rPr>
+        <w:t xml:space="preserve"> class in the </w:t>
       </w:r>
       <w:r>
         <w:rPr>
@@ -13327,7 +13618,35 @@
         <w:rPr>
           <w:rFonts w:ascii="Times New Roman" w:hAnsi="Times New Roman" w:cs="Times New Roman"/>
         </w:rPr>
-        <w:t>by splitting of augmented data into train and test data and converting to train_dataloader and test_datalaoder for efficient loading of augmented data</w:t>
+        <w:t xml:space="preserve">by splitting of augmented data into train and test data and converting to </w:t>
+      </w:r>
+      <w:proofErr w:type="spellStart"/>
+      <w:r>
+        <w:rPr>
+          <w:rFonts w:ascii="Times New Roman" w:hAnsi="Times New Roman" w:cs="Times New Roman"/>
+        </w:rPr>
+        <w:t>train_dataloader</w:t>
+      </w:r>
+      <w:proofErr w:type="spellEnd"/>
+      <w:r>
+        <w:rPr>
+          <w:rFonts w:ascii="Times New Roman" w:hAnsi="Times New Roman" w:cs="Times New Roman"/>
+        </w:rPr>
+        <w:t xml:space="preserve"> and </w:t>
+      </w:r>
+      <w:proofErr w:type="spellStart"/>
+      <w:r>
+        <w:rPr>
+          <w:rFonts w:ascii="Times New Roman" w:hAnsi="Times New Roman" w:cs="Times New Roman"/>
+        </w:rPr>
+        <w:t>test_datalaoder</w:t>
+      </w:r>
+      <w:proofErr w:type="spellEnd"/>
+      <w:r>
+        <w:rPr>
+          <w:rFonts w:ascii="Times New Roman" w:hAnsi="Times New Roman" w:cs="Times New Roman"/>
+        </w:rPr>
+        <w:t xml:space="preserve"> for efficient loading of augmented data</w:t>
       </w:r>
       <w:r>
         <w:rPr>
@@ -13371,12 +13690,14 @@
         </w:rPr>
         <w:t xml:space="preserve"> </w:t>
       </w:r>
+      <w:proofErr w:type="spellStart"/>
       <w:r>
         <w:rPr>
           <w:rFonts w:ascii="Times New Roman" w:hAnsi="Times New Roman" w:cs="Times New Roman"/>
         </w:rPr>
         <w:t>SplitTrainTest</w:t>
       </w:r>
+      <w:proofErr w:type="spellEnd"/>
       <w:r>
         <w:rPr>
           <w:rFonts w:ascii="Times New Roman" w:hAnsi="Times New Roman" w:cs="Times New Roman"/>
@@ -13518,6 +13839,7 @@
         </w:rPr>
         <w:t xml:space="preserve"> resized and converted to tensor </w:t>
       </w:r>
+      <w:proofErr w:type="gramStart"/>
       <w:r>
         <w:rPr>
           <w:rFonts w:ascii="Times New Roman" w:hAnsi="Times New Roman" w:cs="Times New Roman"/>
@@ -13528,7 +13850,14 @@
         <w:rPr>
           <w:rFonts w:ascii="Times New Roman" w:hAnsi="Times New Roman" w:cs="Times New Roman"/>
         </w:rPr>
-        <w:t xml:space="preserve"> to maintain </w:t>
+        <w:t xml:space="preserve"> to</w:t>
+      </w:r>
+      <w:proofErr w:type="gramEnd"/>
+      <w:r>
+        <w:rPr>
+          <w:rFonts w:ascii="Times New Roman" w:hAnsi="Times New Roman" w:cs="Times New Roman"/>
+        </w:rPr>
+        <w:t xml:space="preserve"> maintain </w:t>
       </w:r>
       <w:r>
         <w:rPr>
@@ -13542,12 +13871,14 @@
         </w:rPr>
         <w:t xml:space="preserve"> of the data. Moreover, </w:t>
       </w:r>
+      <w:proofErr w:type="spellStart"/>
       <w:r>
         <w:rPr>
           <w:rFonts w:ascii="Times New Roman" w:hAnsi="Times New Roman" w:cs="Times New Roman"/>
         </w:rPr>
         <w:t>PyTorch</w:t>
       </w:r>
+      <w:proofErr w:type="spellEnd"/>
       <w:r>
         <w:rPr>
           <w:rFonts w:ascii="Times New Roman" w:hAnsi="Times New Roman" w:cs="Times New Roman"/>
@@ -14789,7 +15120,25 @@
                 <w:kern w:val="0"/>
                 <w14:ligatures w14:val="none"/>
               </w:rPr>
-              <w:t>Learning Rate (--lr)</w:t>
+              <w:t>Learning Rate (--</w:t>
+            </w:r>
+            <w:proofErr w:type="spellStart"/>
+            <w:r>
+              <w:rPr>
+                <w:rFonts w:ascii="Times New Roman" w:eastAsia="Times New Roman" w:hAnsi="Times New Roman" w:cs="Times New Roman"/>
+                <w:kern w:val="0"/>
+                <w14:ligatures w14:val="none"/>
+              </w:rPr>
+              <w:t>lr</w:t>
+            </w:r>
+            <w:proofErr w:type="spellEnd"/>
+            <w:r>
+              <w:rPr>
+                <w:rFonts w:ascii="Times New Roman" w:eastAsia="Times New Roman" w:hAnsi="Times New Roman" w:cs="Times New Roman"/>
+                <w:kern w:val="0"/>
+                <w14:ligatures w14:val="none"/>
+              </w:rPr>
+              <w:t>)</w:t>
             </w:r>
           </w:p>
         </w:tc>
@@ -15020,7 +15369,25 @@
                 <w:kern w:val="0"/>
                 <w14:ligatures w14:val="none"/>
               </w:rPr>
-              <w:t>Optimizer (--optim)</w:t>
+              <w:t>Optimizer (--</w:t>
+            </w:r>
+            <w:proofErr w:type="spellStart"/>
+            <w:r>
+              <w:rPr>
+                <w:rFonts w:ascii="Times New Roman" w:eastAsia="Times New Roman" w:hAnsi="Times New Roman" w:cs="Times New Roman"/>
+                <w:kern w:val="0"/>
+                <w14:ligatures w14:val="none"/>
+              </w:rPr>
+              <w:t>optim</w:t>
+            </w:r>
+            <w:proofErr w:type="spellEnd"/>
+            <w:r>
+              <w:rPr>
+                <w:rFonts w:ascii="Times New Roman" w:eastAsia="Times New Roman" w:hAnsi="Times New Roman" w:cs="Times New Roman"/>
+                <w:kern w:val="0"/>
+                <w14:ligatures w14:val="none"/>
+              </w:rPr>
+              <w:t>)</w:t>
             </w:r>
           </w:p>
         </w:tc>
@@ -15086,6 +15453,7 @@
               </w:rPr>
               <w:t>-</w:t>
             </w:r>
+            <w:proofErr w:type="gramStart"/>
             <w:r>
               <w:rPr>
                 <w:rFonts w:ascii="Times New Roman" w:eastAsia="Times New Roman" w:hAnsi="Times New Roman" w:cs="Times New Roman"/>
@@ -15110,6 +15478,7 @@
               </w:rPr>
               <w:t>-</w:t>
             </w:r>
+            <w:proofErr w:type="gramEnd"/>
             <w:r>
               <w:rPr>
                 <w:rFonts w:ascii="Times New Roman" w:eastAsia="Times New Roman" w:hAnsi="Times New Roman" w:cs="Times New Roman"/>
@@ -15299,7 +15668,29 @@
         <w:rPr>
           <w:rFonts w:ascii="Times New Roman" w:hAnsi="Times New Roman" w:cs="Times New Roman"/>
         </w:rPr>
-        <w:t>During the training of model, CrossEntropyLoss()loss function as it computes the log-</w:t>
+        <w:t xml:space="preserve">During the training of model, </w:t>
+      </w:r>
+      <w:proofErr w:type="spellStart"/>
+      <w:proofErr w:type="gramStart"/>
+      <w:r>
+        <w:rPr>
+          <w:rFonts w:ascii="Times New Roman" w:hAnsi="Times New Roman" w:cs="Times New Roman"/>
+        </w:rPr>
+        <w:t>CrossEntropyLoss</w:t>
+      </w:r>
+      <w:proofErr w:type="spellEnd"/>
+      <w:r>
+        <w:rPr>
+          <w:rFonts w:ascii="Times New Roman" w:hAnsi="Times New Roman" w:cs="Times New Roman"/>
+        </w:rPr>
+        <w:t>(</w:t>
+      </w:r>
+      <w:proofErr w:type="gramEnd"/>
+      <w:r>
+        <w:rPr>
+          <w:rFonts w:ascii="Times New Roman" w:hAnsi="Times New Roman" w:cs="Times New Roman"/>
+        </w:rPr>
+        <w:t>)loss function as it computes the log-</w:t>
       </w:r>
       <w:r>
         <w:rPr>
@@ -15428,6 +15819,7 @@
         </w:rPr>
         <w:t xml:space="preserve"> training, </w:t>
       </w:r>
+      <w:proofErr w:type="spellStart"/>
       <w:r>
         <w:rPr>
           <w:rFonts w:ascii="Courier New" w:eastAsia="Times New Roman" w:hAnsi="Courier New" w:cs="Courier New"/>
@@ -15436,16 +15828,9 @@
           <w:szCs w:val="20"/>
           <w14:ligatures w14:val="none"/>
         </w:rPr>
-        <w:t>torch.no_grad()</w:t>
-      </w:r>
-      <w:r>
-        <w:rPr>
-          <w:rFonts w:ascii="Times New Roman" w:eastAsia="Times New Roman" w:hAnsi="Times New Roman" w:cs="Times New Roman"/>
-          <w:kern w:val="0"/>
-          <w14:ligatures w14:val="none"/>
-        </w:rPr>
-        <w:t xml:space="preserve"> and </w:t>
-      </w:r>
+        <w:t>torch.no_</w:t>
+      </w:r>
+      <w:proofErr w:type="gramStart"/>
       <w:r>
         <w:rPr>
           <w:rFonts w:ascii="Courier New" w:eastAsia="Times New Roman" w:hAnsi="Courier New" w:cs="Courier New"/>
@@ -15454,7 +15839,29 @@
           <w:szCs w:val="20"/>
           <w14:ligatures w14:val="none"/>
         </w:rPr>
-        <w:t>model.eval()</w:t>
+        <w:t>grad</w:t>
+      </w:r>
+      <w:proofErr w:type="spellEnd"/>
+      <w:r>
+        <w:rPr>
+          <w:rFonts w:ascii="Courier New" w:eastAsia="Times New Roman" w:hAnsi="Courier New" w:cs="Courier New"/>
+          <w:kern w:val="0"/>
+          <w:sz w:val="20"/>
+          <w:szCs w:val="20"/>
+          <w14:ligatures w14:val="none"/>
+        </w:rPr>
+        <w:t>(</w:t>
+      </w:r>
+      <w:proofErr w:type="gramEnd"/>
+      <w:r>
+        <w:rPr>
+          <w:rFonts w:ascii="Courier New" w:eastAsia="Times New Roman" w:hAnsi="Courier New" w:cs="Courier New"/>
+          <w:kern w:val="0"/>
+          <w:sz w:val="20"/>
+          <w:szCs w:val="20"/>
+          <w14:ligatures w14:val="none"/>
+        </w:rPr>
+        <w:t>)</w:t>
       </w:r>
       <w:r>
         <w:rPr>
@@ -15462,7 +15869,57 @@
           <w:kern w:val="0"/>
           <w14:ligatures w14:val="none"/>
         </w:rPr>
-        <w:t xml:space="preserve"> functions in PyTorch were specifically used for validation. This reduces memory usage and speeds up inference since gradients are not needed </w:t>
+        <w:t xml:space="preserve"> and </w:t>
+      </w:r>
+      <w:proofErr w:type="spellStart"/>
+      <w:proofErr w:type="gramStart"/>
+      <w:r>
+        <w:rPr>
+          <w:rFonts w:ascii="Courier New" w:eastAsia="Times New Roman" w:hAnsi="Courier New" w:cs="Courier New"/>
+          <w:kern w:val="0"/>
+          <w:sz w:val="20"/>
+          <w:szCs w:val="20"/>
+          <w14:ligatures w14:val="none"/>
+        </w:rPr>
+        <w:t>model.eval</w:t>
+      </w:r>
+      <w:proofErr w:type="spellEnd"/>
+      <w:proofErr w:type="gramEnd"/>
+      <w:r>
+        <w:rPr>
+          <w:rFonts w:ascii="Courier New" w:eastAsia="Times New Roman" w:hAnsi="Courier New" w:cs="Courier New"/>
+          <w:kern w:val="0"/>
+          <w:sz w:val="20"/>
+          <w:szCs w:val="20"/>
+          <w14:ligatures w14:val="none"/>
+        </w:rPr>
+        <w:t>()</w:t>
+      </w:r>
+      <w:r>
+        <w:rPr>
+          <w:rFonts w:ascii="Times New Roman" w:eastAsia="Times New Roman" w:hAnsi="Times New Roman" w:cs="Times New Roman"/>
+          <w:kern w:val="0"/>
+          <w14:ligatures w14:val="none"/>
+        </w:rPr>
+        <w:t xml:space="preserve"> functions in </w:t>
+      </w:r>
+      <w:proofErr w:type="spellStart"/>
+      <w:r>
+        <w:rPr>
+          <w:rFonts w:ascii="Times New Roman" w:eastAsia="Times New Roman" w:hAnsi="Times New Roman" w:cs="Times New Roman"/>
+          <w:kern w:val="0"/>
+          <w14:ligatures w14:val="none"/>
+        </w:rPr>
+        <w:t>PyTorch</w:t>
+      </w:r>
+      <w:proofErr w:type="spellEnd"/>
+      <w:r>
+        <w:rPr>
+          <w:rFonts w:ascii="Times New Roman" w:eastAsia="Times New Roman" w:hAnsi="Times New Roman" w:cs="Times New Roman"/>
+          <w:kern w:val="0"/>
+          <w14:ligatures w14:val="none"/>
+        </w:rPr>
+        <w:t xml:space="preserve"> were specifically used for validation. This reduces memory usage and speeds up inference since gradients are not needed </w:t>
       </w:r>
       <w:r>
         <w:rPr>
@@ -15647,7 +16104,7 @@
                     <pic:cNvPicPr/>
                   </pic:nvPicPr>
                   <pic:blipFill>
-                    <a:blip r:embed="rId18"/>
+                    <a:blip r:embed="rId21"/>
                     <a:stretch>
                       <a:fillRect/>
                     </a:stretch>
@@ -16295,7 +16752,7 @@
                     <pic:cNvPicPr/>
                   </pic:nvPicPr>
                   <pic:blipFill rotWithShape="1">
-                    <a:blip r:embed="rId19" cstate="print">
+                    <a:blip r:embed="rId22" cstate="print">
                       <a:extLst>
                         <a:ext uri="{28A0092B-C50C-407E-A947-70E740481C1C}">
                           <a14:useLocalDpi xmlns:a14="http://schemas.microsoft.com/office/drawing/2010/main" val="0"/>
@@ -16540,7 +16997,28 @@
                               <w:rPr>
                                 <w:rFonts w:ascii="Times New Roman" w:hAnsi="Times New Roman" w:cs="Times New Roman"/>
                               </w:rPr>
-                              <w:t>. This code is part of “retrain_full_model” of ModelTrainingPipeline</w:t>
+                              <w:t>. This code is part of “</w:t>
+                            </w:r>
+                            <w:proofErr w:type="spellStart"/>
+                            <w:r>
+                              <w:rPr>
+                                <w:rFonts w:ascii="Times New Roman" w:hAnsi="Times New Roman" w:cs="Times New Roman"/>
+                              </w:rPr>
+                              <w:t>retrain_full_model</w:t>
+                            </w:r>
+                            <w:proofErr w:type="spellEnd"/>
+                            <w:r>
+                              <w:rPr>
+                                <w:rFonts w:ascii="Times New Roman" w:hAnsi="Times New Roman" w:cs="Times New Roman"/>
+                              </w:rPr>
+                              <w:t xml:space="preserve">” of </w:t>
+                            </w:r>
+                            <w:proofErr w:type="spellStart"/>
+                            <w:r>
+                              <w:rPr>
+                                <w:rFonts w:ascii="Times New Roman" w:hAnsi="Times New Roman" w:cs="Times New Roman"/>
+                              </w:rPr>
+                              <w:t>ModelTrainingPipeline</w:t>
                             </w:r>
                             <w:bookmarkEnd w:id="96"/>
                             <w:bookmarkEnd w:id="97"/>
@@ -16548,6 +17026,7 @@
                             <w:bookmarkEnd w:id="99"/>
                             <w:bookmarkEnd w:id="100"/>
                             <w:bookmarkEnd w:id="101"/>
+                            <w:proofErr w:type="spellEnd"/>
                           </w:p>
                         </w:txbxContent>
                       </wps:txbx>
@@ -16635,7 +17114,28 @@
                         <w:rPr>
                           <w:rFonts w:ascii="Times New Roman" w:hAnsi="Times New Roman" w:cs="Times New Roman"/>
                         </w:rPr>
-                        <w:t>. This code is part of “retrain_full_model” of ModelTrainingPipeline</w:t>
+                        <w:t>. This code is part of “</w:t>
+                      </w:r>
+                      <w:proofErr w:type="spellStart"/>
+                      <w:r>
+                        <w:rPr>
+                          <w:rFonts w:ascii="Times New Roman" w:hAnsi="Times New Roman" w:cs="Times New Roman"/>
+                        </w:rPr>
+                        <w:t>retrain_full_model</w:t>
+                      </w:r>
+                      <w:proofErr w:type="spellEnd"/>
+                      <w:r>
+                        <w:rPr>
+                          <w:rFonts w:ascii="Times New Roman" w:hAnsi="Times New Roman" w:cs="Times New Roman"/>
+                        </w:rPr>
+                        <w:t xml:space="preserve">” of </w:t>
+                      </w:r>
+                      <w:proofErr w:type="spellStart"/>
+                      <w:r>
+                        <w:rPr>
+                          <w:rFonts w:ascii="Times New Roman" w:hAnsi="Times New Roman" w:cs="Times New Roman"/>
+                        </w:rPr>
+                        <w:t>ModelTrainingPipeline</w:t>
                       </w:r>
                       <w:bookmarkEnd w:id="102"/>
                       <w:bookmarkEnd w:id="103"/>
@@ -16643,6 +17143,7 @@
                       <w:bookmarkEnd w:id="105"/>
                       <w:bookmarkEnd w:id="106"/>
                       <w:bookmarkEnd w:id="107"/>
+                      <w:proofErr w:type="spellEnd"/>
                     </w:p>
                   </w:txbxContent>
                 </v:textbox>
@@ -16822,7 +17323,7 @@
                     <pic:cNvPicPr/>
                   </pic:nvPicPr>
                   <pic:blipFill>
-                    <a:blip r:embed="rId20"/>
+                    <a:blip r:embed="rId23"/>
                     <a:stretch>
                       <a:fillRect/>
                     </a:stretch>
@@ -17117,54 +17618,34 @@
           <w:kern w:val="0"/>
           <w14:ligatures w14:val="none"/>
         </w:rPr>
-        <w:t>The "train_dataloader.pth" file must be accessible for loading normalization parameters</w:t>
-      </w:r>
+        <w:t>The "</w:t>
+      </w:r>
+      <w:proofErr w:type="spellStart"/>
       <w:r>
         <w:rPr>
           <w:rFonts w:ascii="Times New Roman" w:eastAsia="Times New Roman" w:hAnsi="Times New Roman" w:cs="Times New Roman"/>
           <w:kern w:val="0"/>
           <w14:ligatures w14:val="none"/>
         </w:rPr>
-        <w:t>.</w:t>
-      </w:r>
-    </w:p>
-    <w:p>
-      <w:pPr>
-        <w:spacing w:before="100" w:beforeAutospacing="1" w:after="100" w:afterAutospacing="1" w:line="276" w:lineRule="auto"/>
-        <w:ind w:left="1440"/>
+        <w:t>train_dataloader.pth</w:t>
+      </w:r>
+      <w:proofErr w:type="spellEnd"/>
+      <w:r>
         <w:rPr>
           <w:rFonts w:ascii="Times New Roman" w:eastAsia="Times New Roman" w:hAnsi="Times New Roman" w:cs="Times New Roman"/>
           <w:kern w:val="0"/>
           <w14:ligatures w14:val="none"/>
         </w:rPr>
-      </w:pPr>
-    </w:p>
-    <w:p>
-      <w:pPr>
-        <w:pStyle w:val="ListParagraph"/>
-        <w:ind w:left="1440"/>
-        <w:rPr>
-          <w:rFonts w:ascii="Times New Roman" w:hAnsi="Times New Roman" w:cs="Times New Roman"/>
-        </w:rPr>
-      </w:pPr>
-    </w:p>
-    <w:p>
-      <w:pPr>
-        <w:pStyle w:val="ListParagraph"/>
-        <w:ind w:left="1440"/>
-        <w:rPr>
-          <w:rFonts w:ascii="Times New Roman" w:hAnsi="Times New Roman" w:cs="Times New Roman"/>
-        </w:rPr>
-      </w:pPr>
-    </w:p>
-    <w:p>
-      <w:pPr>
-        <w:pStyle w:val="ListParagraph"/>
-        <w:ind w:left="1440"/>
-        <w:rPr>
-          <w:rFonts w:ascii="Times New Roman" w:hAnsi="Times New Roman" w:cs="Times New Roman"/>
-        </w:rPr>
-      </w:pPr>
+        <w:t>" file must be accessible for loading normalization parameters</w:t>
+      </w:r>
+      <w:r>
+        <w:rPr>
+          <w:rFonts w:ascii="Times New Roman" w:eastAsia="Times New Roman" w:hAnsi="Times New Roman" w:cs="Times New Roman"/>
+          <w:kern w:val="0"/>
+          <w14:ligatures w14:val="none"/>
+        </w:rPr>
+        <w:t>.</w:t>
+      </w:r>
     </w:p>
     <w:p>
       <w:pPr>
@@ -17173,6 +17654,7 @@
       </w:pPr>
       <w:bookmarkStart w:id="110" w:name="_Toc197577475"/>
       <w:r>
+        <w:lastRenderedPageBreak/>
         <w:t xml:space="preserve">6. </w:t>
       </w:r>
       <w:r>
@@ -17205,7 +17687,23 @@
         <w:rPr>
           <w:rFonts w:ascii="Times New Roman" w:hAnsi="Times New Roman" w:cs="Times New Roman"/>
         </w:rPr>
-        <w:t xml:space="preserve">After rigorous training and validation on different sets of the training for different combinations of parameters, the table below mentioned a overview of the performance of the model on training data during hyperparameter tuning. </w:t>
+        <w:t xml:space="preserve">After rigorous training and validation on different sets of the training for different combinations of parameters, the table below mentioned </w:t>
+      </w:r>
+      <w:proofErr w:type="spellStart"/>
+      <w:proofErr w:type="gramStart"/>
+      <w:r>
+        <w:rPr>
+          <w:rFonts w:ascii="Times New Roman" w:hAnsi="Times New Roman" w:cs="Times New Roman"/>
+        </w:rPr>
+        <w:t>a</w:t>
+      </w:r>
+      <w:proofErr w:type="spellEnd"/>
+      <w:proofErr w:type="gramEnd"/>
+      <w:r>
+        <w:rPr>
+          <w:rFonts w:ascii="Times New Roman" w:hAnsi="Times New Roman" w:cs="Times New Roman"/>
+        </w:rPr>
+        <w:t xml:space="preserve"> overview of the performance of the model on training data during hyperparameter tuning. </w:t>
       </w:r>
     </w:p>
     <w:tbl>
@@ -19382,14 +19880,7 @@
         <w:rPr>
           <w:rFonts w:ascii="Times New Roman" w:hAnsi="Times New Roman" w:cs="Times New Roman"/>
         </w:rPr>
-        <w:t xml:space="preserve">SGD uses a fixed learning rate and nosier updates, which acts as implicit generalization, </w:t>
-      </w:r>
-      <w:r>
-        <w:rPr>
-          <w:rFonts w:ascii="Times New Roman" w:hAnsi="Times New Roman" w:cs="Times New Roman"/>
-        </w:rPr>
-        <w:lastRenderedPageBreak/>
-        <w:t xml:space="preserve">encouraging the weights to reach </w:t>
+        <w:t xml:space="preserve">SGD uses a fixed learning rate and nosier updates, which acts as implicit generalization, encouraging the weights to reach </w:t>
       </w:r>
       <w:r>
         <w:rPr>
@@ -19442,6 +19933,7 @@
         <w:rPr>
           <w:rFonts w:ascii="Times New Roman" w:hAnsi="Times New Roman" w:cs="Times New Roman"/>
         </w:rPr>
+        <w:lastRenderedPageBreak/>
         <w:t xml:space="preserve">During </w:t>
       </w:r>
       <w:r>
@@ -19640,7 +20132,21 @@
                               <w:rPr>
                                 <w:rFonts w:ascii="Times New Roman" w:hAnsi="Times New Roman" w:cs="Times New Roman"/>
                               </w:rPr>
-                              <w:t>on learning_rate=0.001, optimizer=SGD, batch size=16, epochs=12</w:t>
+                              <w:t xml:space="preserve">on </w:t>
+                            </w:r>
+                            <w:proofErr w:type="spellStart"/>
+                            <w:r>
+                              <w:rPr>
+                                <w:rFonts w:ascii="Times New Roman" w:hAnsi="Times New Roman" w:cs="Times New Roman"/>
+                              </w:rPr>
+                              <w:t>learning_rate</w:t>
+                            </w:r>
+                            <w:proofErr w:type="spellEnd"/>
+                            <w:r>
+                              <w:rPr>
+                                <w:rFonts w:ascii="Times New Roman" w:hAnsi="Times New Roman" w:cs="Times New Roman"/>
+                              </w:rPr>
+                              <w:t>=0.001, optimizer=SGD, batch size=16, epochs=12</w:t>
                             </w:r>
                             <w:r>
                               <w:rPr>
@@ -19654,11 +20160,21 @@
                               </w:rPr>
                               <w:t xml:space="preserve"> </w:t>
                             </w:r>
+                            <w:proofErr w:type="spellStart"/>
+                            <w:proofErr w:type="gramStart"/>
                             <w:r>
                               <w:rPr>
                                 <w:rFonts w:ascii="Times New Roman" w:hAnsi="Times New Roman" w:cs="Times New Roman"/>
                               </w:rPr>
-                              <w:t>no.of folds</w:t>
+                              <w:t>no.of</w:t>
+                            </w:r>
+                            <w:proofErr w:type="spellEnd"/>
+                            <w:proofErr w:type="gramEnd"/>
+                            <w:r>
+                              <w:rPr>
+                                <w:rFonts w:ascii="Times New Roman" w:hAnsi="Times New Roman" w:cs="Times New Roman"/>
+                              </w:rPr>
+                              <w:t xml:space="preserve"> folds</w:t>
                             </w:r>
                             <w:r>
                               <w:rPr>
@@ -19879,7 +20395,21 @@
                         <w:rPr>
                           <w:rFonts w:ascii="Times New Roman" w:hAnsi="Times New Roman" w:cs="Times New Roman"/>
                         </w:rPr>
-                        <w:t>on learning_rate=0.001, optimizer=SGD, batch size=16, epochs=12</w:t>
+                        <w:t xml:space="preserve">on </w:t>
+                      </w:r>
+                      <w:proofErr w:type="spellStart"/>
+                      <w:r>
+                        <w:rPr>
+                          <w:rFonts w:ascii="Times New Roman" w:hAnsi="Times New Roman" w:cs="Times New Roman"/>
+                        </w:rPr>
+                        <w:t>learning_rate</w:t>
+                      </w:r>
+                      <w:proofErr w:type="spellEnd"/>
+                      <w:r>
+                        <w:rPr>
+                          <w:rFonts w:ascii="Times New Roman" w:hAnsi="Times New Roman" w:cs="Times New Roman"/>
+                        </w:rPr>
+                        <w:t>=0.001, optimizer=SGD, batch size=16, epochs=12</w:t>
                       </w:r>
                       <w:r>
                         <w:rPr>
@@ -19893,11 +20423,21 @@
                         </w:rPr>
                         <w:t xml:space="preserve"> </w:t>
                       </w:r>
+                      <w:proofErr w:type="spellStart"/>
+                      <w:proofErr w:type="gramStart"/>
                       <w:r>
                         <w:rPr>
                           <w:rFonts w:ascii="Times New Roman" w:hAnsi="Times New Roman" w:cs="Times New Roman"/>
                         </w:rPr>
-                        <w:t>no.of folds</w:t>
+                        <w:t>no.of</w:t>
+                      </w:r>
+                      <w:proofErr w:type="spellEnd"/>
+                      <w:proofErr w:type="gramEnd"/>
+                      <w:r>
+                        <w:rPr>
+                          <w:rFonts w:ascii="Times New Roman" w:hAnsi="Times New Roman" w:cs="Times New Roman"/>
+                        </w:rPr>
+                        <w:t xml:space="preserve"> folds</w:t>
                       </w:r>
                       <w:r>
                         <w:rPr>
@@ -20087,7 +20627,7 @@
                     </pic:cNvPicPr>
                   </pic:nvPicPr>
                   <pic:blipFill>
-                    <a:blip r:embed="rId21" cstate="print">
+                    <a:blip r:embed="rId24" cstate="print">
                       <a:extLst>
                         <a:ext uri="{28A0092B-C50C-407E-A947-70E740481C1C}">
                           <a14:useLocalDpi xmlns:a14="http://schemas.microsoft.com/office/drawing/2010/main" val="0"/>
@@ -20154,7 +20694,7 @@
                     </pic:cNvPicPr>
                   </pic:nvPicPr>
                   <pic:blipFill>
-                    <a:blip r:embed="rId22" cstate="print">
+                    <a:blip r:embed="rId25" cstate="print">
                       <a:extLst>
                         <a:ext uri="{28A0092B-C50C-407E-A947-70E740481C1C}">
                           <a14:useLocalDpi xmlns:a14="http://schemas.microsoft.com/office/drawing/2010/main" val="0"/>
@@ -20490,7 +21030,21 @@
                               <w:rPr>
                                 <w:rFonts w:ascii="Times New Roman" w:hAnsi="Times New Roman" w:cs="Times New Roman"/>
                               </w:rPr>
-                              <w:t>: Plots indicating training accuracy and loss curves on learning_rate=0.001, optimizer=SGD,</w:t>
+                              <w:t xml:space="preserve">: Plots indicating training accuracy and loss curves on </w:t>
+                            </w:r>
+                            <w:proofErr w:type="spellStart"/>
+                            <w:r>
+                              <w:rPr>
+                                <w:rFonts w:ascii="Times New Roman" w:hAnsi="Times New Roman" w:cs="Times New Roman"/>
+                              </w:rPr>
+                              <w:t>learning_rate</w:t>
+                            </w:r>
+                            <w:proofErr w:type="spellEnd"/>
+                            <w:r>
+                              <w:rPr>
+                                <w:rFonts w:ascii="Times New Roman" w:hAnsi="Times New Roman" w:cs="Times New Roman"/>
+                              </w:rPr>
+                              <w:t>=0.001, optimizer=SGD,</w:t>
                             </w:r>
                             <w:r>
                               <w:rPr>
@@ -20605,7 +21159,21 @@
                         <w:rPr>
                           <w:rFonts w:ascii="Times New Roman" w:hAnsi="Times New Roman" w:cs="Times New Roman"/>
                         </w:rPr>
-                        <w:t>: Plots indicating training accuracy and loss curves on learning_rate=0.001, optimizer=SGD,</w:t>
+                        <w:t xml:space="preserve">: Plots indicating training accuracy and loss curves on </w:t>
+                      </w:r>
+                      <w:proofErr w:type="spellStart"/>
+                      <w:r>
+                        <w:rPr>
+                          <w:rFonts w:ascii="Times New Roman" w:hAnsi="Times New Roman" w:cs="Times New Roman"/>
+                        </w:rPr>
+                        <w:t>learning_rate</w:t>
+                      </w:r>
+                      <w:proofErr w:type="spellEnd"/>
+                      <w:r>
+                        <w:rPr>
+                          <w:rFonts w:ascii="Times New Roman" w:hAnsi="Times New Roman" w:cs="Times New Roman"/>
+                        </w:rPr>
+                        <w:t>=0.001, optimizer=SGD,</w:t>
                       </w:r>
                       <w:r>
                         <w:rPr>
@@ -20690,7 +21258,7 @@
                     </pic:cNvPicPr>
                   </pic:nvPicPr>
                   <pic:blipFill>
-                    <a:blip r:embed="rId23" cstate="print">
+                    <a:blip r:embed="rId26" cstate="print">
                       <a:extLst>
                         <a:ext uri="{28A0092B-C50C-407E-A947-70E740481C1C}">
                           <a14:useLocalDpi xmlns:a14="http://schemas.microsoft.com/office/drawing/2010/main" val="0"/>
@@ -20759,7 +21327,7 @@
                     </pic:cNvPicPr>
                   </pic:nvPicPr>
                   <pic:blipFill>
-                    <a:blip r:embed="rId24" cstate="print">
+                    <a:blip r:embed="rId27" cstate="print">
                       <a:extLst>
                         <a:ext uri="{28A0092B-C50C-407E-A947-70E740481C1C}">
                           <a14:useLocalDpi xmlns:a14="http://schemas.microsoft.com/office/drawing/2010/main" val="0"/>
@@ -21059,7 +21627,7 @@
                     </pic:cNvPicPr>
                   </pic:nvPicPr>
                   <pic:blipFill>
-                    <a:blip r:embed="rId25">
+                    <a:blip r:embed="rId28">
                       <a:extLst>
                         <a:ext uri="{28A0092B-C50C-407E-A947-70E740481C1C}">
                           <a14:useLocalDpi xmlns:a14="http://schemas.microsoft.com/office/drawing/2010/main" val="0"/>
@@ -21326,7 +21894,7 @@
                     </pic:cNvPicPr>
                   </pic:nvPicPr>
                   <pic:blipFill>
-                    <a:blip r:embed="rId26">
+                    <a:blip r:embed="rId29">
                       <a:extLst>
                         <a:ext uri="{28A0092B-C50C-407E-A947-70E740481C1C}">
                           <a14:useLocalDpi xmlns:a14="http://schemas.microsoft.com/office/drawing/2010/main" val="0"/>
@@ -21811,7 +22379,7 @@
                     </pic:cNvPicPr>
                   </pic:nvPicPr>
                   <pic:blipFill rotWithShape="1">
-                    <a:blip r:embed="rId27" cstate="print">
+                    <a:blip r:embed="rId30" cstate="print">
                       <a:extLst>
                         <a:ext uri="{28A0092B-C50C-407E-A947-70E740481C1C}">
                           <a14:useLocalDpi xmlns:a14="http://schemas.microsoft.com/office/drawing/2010/main" val="0"/>
@@ -21866,37 +22434,118 @@
       </w:r>
       <w:bookmarkEnd w:id="144"/>
     </w:p>
+    <w:bookmarkStart w:id="145" w:name="Ref"/>
+    <w:bookmarkStart w:id="146" w:name="Ref1"/>
     <w:p>
       <w:pPr>
         <w:pStyle w:val="ListParagraph"/>
       </w:pPr>
       <w:r>
-        <w:t xml:space="preserve">[1] </w:t>
-      </w:r>
+        <w:fldChar w:fldCharType="begin"/>
+      </w:r>
+      <w:r>
+        <w:instrText>HYPERLINK "https://arxiv.org/pdf/1412.1710"</w:instrText>
+      </w:r>
+      <w:r>
+        <w:fldChar w:fldCharType="separate"/>
+      </w:r>
+      <w:r>
+        <w:rPr>
+          <w:rStyle w:val="Hyperlink"/>
+        </w:rPr>
+        <w:t>[1</w:t>
+      </w:r>
+      <w:r>
+        <w:rPr>
+          <w:rStyle w:val="Hyperlink"/>
+        </w:rPr>
+        <w:t>]</w:t>
+      </w:r>
+      <w:r>
+        <w:fldChar w:fldCharType="end"/>
+      </w:r>
+      <w:bookmarkEnd w:id="146"/>
+      <w:r>
+        <w:t xml:space="preserve"> </w:t>
+      </w:r>
+      <w:bookmarkEnd w:id="145"/>
       <w:r>
         <w:t>K. He and J. Sun. Convolutional neural networks at constrained time cost. In CVPR, 2015.</w:t>
       </w:r>
     </w:p>
+    <w:bookmarkStart w:id="147" w:name="Ref2"/>
     <w:p>
       <w:pPr>
         <w:pStyle w:val="ListParagraph"/>
       </w:pPr>
       <w:r>
-        <w:t xml:space="preserve">[2] </w:t>
-      </w:r>
-      <w:r>
-        <w:t>R. K. Srivastava, K. Greff, and J. Schmidhuber. Highway networks. arXiv:1505.00387, 2015.</w:t>
-      </w:r>
-    </w:p>
+        <w:fldChar w:fldCharType="begin"/>
+      </w:r>
+      <w:r>
+        <w:instrText>HYPERLINK "https://arxiv.org/pdf/1505.00387"</w:instrText>
+      </w:r>
+      <w:r>
+        <w:fldChar w:fldCharType="separate"/>
+      </w:r>
+      <w:r>
+        <w:rPr>
+          <w:rStyle w:val="Hyperlink"/>
+        </w:rPr>
+        <w:t>[2]</w:t>
+      </w:r>
+      <w:r>
+        <w:fldChar w:fldCharType="end"/>
+      </w:r>
+      <w:r>
+        <w:t xml:space="preserve"> </w:t>
+      </w:r>
+      <w:bookmarkEnd w:id="147"/>
+      <w:r>
+        <w:t xml:space="preserve">R. K. Srivastava, K. Greff, and J. </w:t>
+      </w:r>
+      <w:proofErr w:type="spellStart"/>
+      <w:r>
+        <w:t>Schmidhuber</w:t>
+      </w:r>
+      <w:proofErr w:type="spellEnd"/>
+      <w:r>
+        <w:t>. Highway networks. arXiv:1505.00387, 2015.</w:t>
+      </w:r>
+    </w:p>
+    <w:bookmarkStart w:id="148" w:name="Ref3"/>
     <w:p>
       <w:pPr>
         <w:pStyle w:val="ListParagraph"/>
       </w:pPr>
       <w:r>
-        <w:t xml:space="preserve">[3] </w:t>
-      </w:r>
-      <w:r>
-        <w:t>ResNet: He et al. (2015), https://arxiv.org/abs/1512.03385</w:t>
+        <w:fldChar w:fldCharType="begin"/>
+      </w:r>
+      <w:r>
+        <w:instrText>HYPERLINK "https://arxiv.org/pdf/1512.03385"</w:instrText>
+      </w:r>
+      <w:r>
+        <w:fldChar w:fldCharType="separate"/>
+      </w:r>
+      <w:r>
+        <w:rPr>
+          <w:rStyle w:val="Hyperlink"/>
+        </w:rPr>
+        <w:t>[3]</w:t>
+      </w:r>
+      <w:r>
+        <w:fldChar w:fldCharType="end"/>
+      </w:r>
+      <w:r>
+        <w:t xml:space="preserve"> </w:t>
+      </w:r>
+      <w:bookmarkEnd w:id="148"/>
+      <w:proofErr w:type="spellStart"/>
+      <w:r>
+        <w:t>ResNet</w:t>
+      </w:r>
+      <w:proofErr w:type="spellEnd"/>
+      <w:r>
+        <w:t>: He et al. (2015), https://arxiv.org/abs/1512.03385</w:t>
       </w:r>
     </w:p>
     <w:p/>
@@ -21920,7 +22569,7 @@
     <w:p/>
     <w:p/>
     <w:sectPr>
-      <w:footerReference w:type="default" r:id="rId28"/>
+      <w:footerReference w:type="default" r:id="rId31"/>
       <w:pgSz w:w="12240" w:h="15840"/>
       <w:pgMar w:top="1417" w:right="1417" w:bottom="1134" w:left="1417" w:header="720" w:footer="720" w:gutter="0"/>
       <w:cols w:space="720"/>
@@ -26695,6 +27344,30 @@
       <w:szCs w:val="20"/>
     </w:rPr>
   </w:style>
+  <w:style w:type="character" w:styleId="UnresolvedMention">
+    <w:name w:val="Unresolved Mention"/>
+    <w:basedOn w:val="DefaultParagraphFont"/>
+    <w:uiPriority w:val="99"/>
+    <w:semiHidden/>
+    <w:unhideWhenUsed/>
+    <w:rsid w:val="0072707A"/>
+    <w:rPr>
+      <w:color w:val="605E5C"/>
+      <w:shd w:val="clear" w:color="auto" w:fill="E1DFDD"/>
+    </w:rPr>
+  </w:style>
+  <w:style w:type="character" w:styleId="FollowedHyperlink">
+    <w:name w:val="FollowedHyperlink"/>
+    <w:basedOn w:val="DefaultParagraphFont"/>
+    <w:uiPriority w:val="99"/>
+    <w:semiHidden/>
+    <w:unhideWhenUsed/>
+    <w:rsid w:val="0072707A"/>
+    <w:rPr>
+      <w:color w:val="96607D" w:themeColor="followedHyperlink"/>
+      <w:u w:val="single"/>
+    </w:rPr>
+  </w:style>
 </w:styles>
 </file>
 
